--- a/arb/docx/22.content.docx
+++ b/arb/docx/22.content.docx
@@ -32,23 +32,6 @@
     </w:p>
     <w:p>
       <w:pPr>
-        <w:pStyle w:val="Heading2"/>
-        <w:bidi/>
-      </w:pPr>
-      <w:r>
-        <w:rPr>
-          <w:lang w:val="ar_AE" w:bidi="ar_AE"/>
-        </w:rPr>
-        <w:t>License Information</w:t>
-      </w:r>
-      <w:r>
-        <w:rPr>
-          <w:lang w:val="ar_AE" w:bidi="ar_AE"/>
-        </w:rPr>
-      </w:r>
-    </w:p>
-    <w:p>
-      <w:pPr>
         <w:bidi/>
       </w:pPr>
       <w:r>
@@ -67,13 +50,7 @@
         <w:rPr>
           <w:lang w:val="ar_AE" w:bidi="ar_AE"/>
         </w:rPr>
-        <w:t xml:space="preserve"> (Arabic) is based on</w:t>
-      </w:r>
-      <w:r>
-        <w:rPr>
-          <w:lang w:val="ar_AE" w:bidi="ar_AE"/>
-        </w:rPr>
-        <w:t xml:space="preserve">: </w:t>
+        <w:t xml:space="preserve"> (Arabic) is based on: </w:t>
       </w:r>
       <w:r>
         <w:rPr>
@@ -200,21 +177,6 @@
         <w:pStyle w:val="Heading2"/>
         <w:bidi/>
       </w:pPr>
-      <w:r>
-        <w:rPr>
-          <w:lang w:val="ar_AE" w:bidi="ar_AE"/>
-        </w:rPr>
-      </w:r>
-    </w:p>
-    <w:p>
-      <w:pPr>
-        <w:bidi/>
-      </w:pPr>
-      <w:r>
-        <w:rPr>
-          <w:lang w:val="ar_AE" w:bidi="ar_AE"/>
-        </w:rPr>
-      </w:r>
       <w:r>
         <w:rPr>
           <w:lang w:val="ar_AE" w:bidi="ar_AE"/>

--- a/arb/docx/22.content.docx
+++ b/arb/docx/22.content.docx
@@ -9,6 +9,8 @@
       </w:pPr>
       <w:r>
         <w:rPr>
+          <w:rtl/>
+          <w:cs/>
           <w:lang w:val="ar_AE" w:bidi="ar_AE"/>
         </w:rPr>
       </w:r>
@@ -20,53 +22,53 @@
       </w:pPr>
       <w:r>
         <w:rPr>
+          <w:rtl/>
+          <w:cs/>
           <w:lang w:val="ar_AE" w:bidi="ar_AE"/>
         </w:rPr>
         <w:t>Resource: Arabic Van Dyck Bible</w:t>
       </w:r>
       <w:r>
         <w:rPr>
-          <w:lang w:val="ar_AE" w:bidi="ar_AE"/>
-        </w:rPr>
-      </w:r>
-    </w:p>
-    <w:p>
-      <w:pPr>
-        <w:bidi/>
-      </w:pPr>
-      <w:r>
-        <w:rPr>
+          <w:rtl/>
+          <w:cs/>
+          <w:lang w:val="ar_AE" w:bidi="ar_AE"/>
+        </w:rPr>
+      </w:r>
+    </w:p>
+    <w:p>
+      <w:pPr>
+        <w:bidi/>
+      </w:pPr>
+      <w:r>
+        <w:rPr>
+          <w:rtl/>
+          <w:cs/>
           <w:lang w:val="ar_AE" w:bidi="ar_AE"/>
         </w:rPr>
       </w:r>
       <w:r>
         <w:rPr>
           <w:b/>
+          <w:rtl/>
+          <w:cs/>
           <w:lang w:val="ar_AE" w:bidi="ar_AE"/>
         </w:rPr>
         <w:t>Arabic Van Dyck Bible</w:t>
       </w:r>
       <w:r>
         <w:rPr>
-          <w:lang w:val="ar_AE" w:bidi="ar_AE"/>
-        </w:rPr>
-        <w:t xml:space="preserve"> (Arabic) is based on: </w:t>
-      </w:r>
-      <w:r>
-        <w:rPr>
-          <w:lang w:val="ar_AE" w:bidi="ar_AE"/>
-        </w:rPr>
-        <w:t>Van Dyck Bible</w:t>
-      </w:r>
-      <w:r>
-        <w:rPr>
-          <w:lang w:val="ar_AE" w:bidi="ar_AE"/>
-        </w:rPr>
-        <w:t xml:space="preserve">, </w:t>
+          <w:rtl/>
+          <w:cs/>
+          <w:lang w:val="ar_AE" w:bidi="ar_AE"/>
+        </w:rPr>
+        <w:t xml:space="preserve"> © </w:t>
       </w:r>
       <w:hyperlink r:id="rId13">
         <w:r>
           <w:rPr>
+            <w:rtl/>
+            <w:cs/>
             <w:lang w:val="ar_AE" w:bidi="ar_AE"/>
           </w:rPr>
           <w:rPr>
@@ -78,13 +80,17 @@
       </w:hyperlink>
       <w:r>
         <w:rPr>
-          <w:lang w:val="ar_AE" w:bidi="ar_AE"/>
-        </w:rPr>
-        <w:t xml:space="preserve">, None, which is licensed under a </w:t>
+          <w:rtl/>
+          <w:cs/>
+          <w:lang w:val="ar_AE" w:bidi="ar_AE"/>
+        </w:rPr>
+        <w:t xml:space="preserve">, licensed under a </w:t>
       </w:r>
       <w:hyperlink r:id="rId14">
         <w:r>
           <w:rPr>
+            <w:rtl/>
+            <w:cs/>
             <w:lang w:val="ar_AE" w:bidi="ar_AE"/>
           </w:rPr>
           <w:rPr>
@@ -96,38 +102,23 @@
       </w:hyperlink>
       <w:r>
         <w:rPr>
+          <w:rtl/>
+          <w:cs/>
           <w:lang w:val="ar_AE" w:bidi="ar_AE"/>
         </w:rPr>
         <w:t>.</w:t>
       </w:r>
       <w:r>
         <w:rPr>
-          <w:lang w:val="ar_AE" w:bidi="ar_AE"/>
-        </w:rPr>
-      </w:r>
-    </w:p>
-    <w:p>
-      <w:pPr>
-        <w:bidi/>
-      </w:pPr>
-      <w:r>
-        <w:rPr>
-          <w:lang w:val="ar_AE" w:bidi="ar_AE"/>
-        </w:rPr>
-      </w:r>
-      <w:r>
-        <w:rPr>
-          <w:lang w:val="ar_AE" w:bidi="ar_AE"/>
-        </w:rPr>
-        <w:t>This PDF version is provided under the same license.</w:t>
-      </w:r>
-      <w:r>
-        <w:rPr>
-          <w:lang w:val="ar_AE" w:bidi="ar_AE"/>
-        </w:rPr>
-      </w:r>
-      <w:r>
-        <w:rPr>
+          <w:rtl/>
+          <w:cs/>
+          <w:lang w:val="ar_AE" w:bidi="ar_AE"/>
+        </w:rPr>
+      </w:r>
+      <w:r>
+        <w:rPr>
+          <w:rtl/>
+          <w:cs/>
           <w:lang w:val="ar_AE" w:bidi="ar_AE"/>
         </w:rPr>
       </w:r>
@@ -139,6 +130,8 @@
       </w:pPr>
       <w:r>
         <w:rPr>
+          <w:rtl/>
+          <w:cs/>
           <w:lang w:val="ar_AE" w:bidi="ar_AE"/>
         </w:rPr>
         <w:t>Arabic Van Dyck Bible</w:t>
@@ -168,6 +161,8 @@
       </w:pPr>
       <w:r>
         <w:rPr>
+          <w:rtl/>
+          <w:cs/>
           <w:lang w:val="ar_AE" w:bidi="ar_AE"/>
         </w:rPr>
       </w:r>
@@ -179,32 +174,42 @@
       </w:pPr>
       <w:r>
         <w:rPr>
-          <w:lang w:val="ar_AE" w:bidi="ar_AE"/>
-        </w:rPr>
-      </w:r>
-    </w:p>
-    <w:p>
-      <w:pPr>
-        <w:bidi/>
-      </w:pPr>
-      <w:r>
-        <w:rPr>
-          <w:lang w:val="ar_AE" w:bidi="ar_AE"/>
-        </w:rPr>
-      </w:r>
-      <w:r>
-        <w:rPr>
+          <w:rtl/>
+          <w:cs/>
+          <w:lang w:val="ar_AE" w:bidi="ar_AE"/>
+        </w:rPr>
+      </w:r>
+    </w:p>
+    <w:p>
+      <w:pPr>
+        <w:bidi/>
+      </w:pPr>
+      <w:r>
+        <w:rPr>
+          <w:rtl/>
+          <w:cs/>
+          <w:lang w:val="ar_AE" w:bidi="ar_AE"/>
+        </w:rPr>
+      </w:r>
+      <w:r>
+        <w:rPr>
+          <w:rtl/>
+          <w:cs/>
           <w:lang w:val="ar_AE" w:bidi="ar_AE"/>
         </w:rPr>
         <w:t xml:space="preserve"> </w:t>
       </w:r>
       <w:r>
         <w:rPr>
-          <w:lang w:val="ar_AE" w:bidi="ar_AE"/>
-        </w:rPr>
-      </w:r>
-      <w:r>
-        <w:rPr>
+          <w:rtl/>
+          <w:cs/>
+          <w:lang w:val="ar_AE" w:bidi="ar_AE"/>
+        </w:rPr>
+      </w:r>
+      <w:r>
+        <w:rPr>
+          <w:rtl/>
+          <w:cs/>
           <w:lang w:val="ar_AE" w:bidi="ar_AE"/>
         </w:rPr>
       </w:r>
@@ -226,761 +231,517 @@
     </w:p>
     <w:p>
       <w:pPr>
-        <w:bidi/>
-      </w:pPr>
-      <w:r>
-        <w:rPr>
-          <w:lang w:val="ar_AE" w:bidi="ar_AE"/>
-        </w:rPr>
-      </w:r>
-    </w:p>
-    <w:p>
-      <w:pPr>
         <w:pStyle w:val="Heading2"/>
         <w:bidi/>
       </w:pPr>
       <w:r>
         <w:rPr>
+          <w:rtl/>
+          <w:cs/>
           <w:lang w:val="ar_AE" w:bidi="ar_AE"/>
         </w:rPr>
         <w:t>Song of Songs 1:1</w:t>
       </w:r>
       <w:r>
         <w:rPr>
-          <w:lang w:val="ar_AE" w:bidi="ar_AE"/>
-        </w:rPr>
-      </w:r>
-    </w:p>
-    <w:p>
-      <w:pPr>
-        <w:bidi/>
-      </w:pPr>
-      <w:r>
-        <w:rPr>
-          <w:lang w:val="ar_AE" w:bidi="ar_AE"/>
-        </w:rPr>
-      </w:r>
-      <w:r>
-        <w:rPr>
-          <w:vertAlign w:val="superscript"/>
+          <w:rtl/>
+          <w:cs/>
+          <w:lang w:val="ar_AE" w:bidi="ar_AE"/>
+        </w:rPr>
+      </w:r>
+    </w:p>
+    <w:p>
+      <w:pPr>
+        <w:bidi/>
+      </w:pPr>
+      <w:r>
+        <w:rPr>
+          <w:rtl/>
+          <w:cs/>
+          <w:lang w:val="ar_AE" w:bidi="ar_AE"/>
+        </w:rPr>
+      </w:r>
+      <w:r>
+        <w:rPr>
+          <w:vertAlign w:val="superscript"/>
+          <w:rtl/>
+          <w:cs/>
           <w:lang w:val="ar_AE" w:bidi="ar_AE"/>
         </w:rPr>
         <w:t>1</w:t>
       </w:r>
       <w:r>
         <w:rPr>
+          <w:rtl/>
+          <w:cs/>
           <w:lang w:val="ar_AE" w:bidi="ar_AE"/>
         </w:rPr>
         <w:t xml:space="preserve"> نَشِيدُ ٱلْأَنْشَادِ ٱلَّذِي لِسُلَيْمَانَ:</w:t>
       </w:r>
-      <w:r>
-        <w:rPr>
-          <w:lang w:val="ar_AE" w:bidi="ar_AE"/>
-        </w:rPr>
-      </w:r>
-      <w:r>
-        <w:rPr>
-          <w:lang w:val="ar_AE" w:bidi="ar_AE"/>
-        </w:rPr>
-      </w:r>
-    </w:p>
-    <w:p>
-      <w:pPr>
-        <w:bidi/>
-      </w:pPr>
-      <w:r>
-        <w:rPr>
-          <w:lang w:val="ar_AE" w:bidi="ar_AE"/>
-        </w:rPr>
-      </w:r>
-    </w:p>
-    <w:p>
-      <w:pPr>
-        <w:bidi/>
-      </w:pPr>
-      <w:r>
-        <w:rPr>
-          <w:lang w:val="ar_AE" w:bidi="ar_AE"/>
-        </w:rPr>
-      </w:r>
-      <w:r>
-        <w:rPr>
-          <w:vertAlign w:val="superscript"/>
+    </w:p>
+    <w:p>
+      <w:pPr>
+        <w:bidi/>
+      </w:pPr>
+      <w:r>
+        <w:rPr>
+          <w:rtl/>
+          <w:cs/>
+          <w:lang w:val="ar_AE" w:bidi="ar_AE"/>
+        </w:rPr>
+      </w:r>
+      <w:r>
+        <w:rPr>
+          <w:vertAlign w:val="superscript"/>
+          <w:rtl/>
+          <w:cs/>
           <w:lang w:val="ar_AE" w:bidi="ar_AE"/>
         </w:rPr>
         <w:t>2</w:t>
       </w:r>
       <w:r>
         <w:rPr>
+          <w:rtl/>
+          <w:cs/>
           <w:lang w:val="ar_AE" w:bidi="ar_AE"/>
         </w:rPr>
         <w:t xml:space="preserve"> لِيُقَبِّلْنِي بِقُبْلَاتِ فَمِهِ، لِأَنَّ حُبَّكَ أَطْيَبُ مِنَ ٱلْخَمْرِ.</w:t>
       </w:r>
-      <w:r>
-        <w:rPr>
-          <w:lang w:val="ar_AE" w:bidi="ar_AE"/>
-        </w:rPr>
-      </w:r>
-      <w:r>
-        <w:rPr>
-          <w:lang w:val="ar_AE" w:bidi="ar_AE"/>
-        </w:rPr>
-      </w:r>
-    </w:p>
-    <w:p>
-      <w:pPr>
-        <w:bidi/>
-      </w:pPr>
-      <w:r>
-        <w:rPr>
-          <w:lang w:val="ar_AE" w:bidi="ar_AE"/>
-        </w:rPr>
-      </w:r>
-    </w:p>
-    <w:p>
-      <w:pPr>
-        <w:bidi/>
-      </w:pPr>
-      <w:r>
-        <w:rPr>
-          <w:lang w:val="ar_AE" w:bidi="ar_AE"/>
-        </w:rPr>
-      </w:r>
-      <w:r>
-        <w:rPr>
-          <w:vertAlign w:val="superscript"/>
+    </w:p>
+    <w:p>
+      <w:pPr>
+        <w:bidi/>
+      </w:pPr>
+      <w:r>
+        <w:rPr>
+          <w:rtl/>
+          <w:cs/>
+          <w:lang w:val="ar_AE" w:bidi="ar_AE"/>
+        </w:rPr>
+      </w:r>
+      <w:r>
+        <w:rPr>
+          <w:vertAlign w:val="superscript"/>
+          <w:rtl/>
+          <w:cs/>
           <w:lang w:val="ar_AE" w:bidi="ar_AE"/>
         </w:rPr>
         <w:t>3</w:t>
       </w:r>
       <w:r>
         <w:rPr>
+          <w:rtl/>
+          <w:cs/>
           <w:lang w:val="ar_AE" w:bidi="ar_AE"/>
         </w:rPr>
         <w:t xml:space="preserve"> لِرَائِحَةِ أَدْهَانِكَ ٱلطَّيِّبَةِ. ٱسْمُكَ دُهْنٌ مُهْرَاقٌ، لِذَلِكَ أَحَبَّتْكَ ٱلْعَذَارَى.</w:t>
       </w:r>
-      <w:r>
-        <w:rPr>
-          <w:lang w:val="ar_AE" w:bidi="ar_AE"/>
-        </w:rPr>
-      </w:r>
-      <w:r>
-        <w:rPr>
-          <w:lang w:val="ar_AE" w:bidi="ar_AE"/>
-        </w:rPr>
-      </w:r>
-    </w:p>
-    <w:p>
-      <w:pPr>
-        <w:bidi/>
-      </w:pPr>
-      <w:r>
-        <w:rPr>
-          <w:lang w:val="ar_AE" w:bidi="ar_AE"/>
-        </w:rPr>
-      </w:r>
-    </w:p>
-    <w:p>
-      <w:pPr>
-        <w:bidi/>
-      </w:pPr>
-      <w:r>
-        <w:rPr>
-          <w:lang w:val="ar_AE" w:bidi="ar_AE"/>
-        </w:rPr>
-      </w:r>
-      <w:r>
-        <w:rPr>
-          <w:vertAlign w:val="superscript"/>
+    </w:p>
+    <w:p>
+      <w:pPr>
+        <w:bidi/>
+      </w:pPr>
+      <w:r>
+        <w:rPr>
+          <w:rtl/>
+          <w:cs/>
+          <w:lang w:val="ar_AE" w:bidi="ar_AE"/>
+        </w:rPr>
+      </w:r>
+      <w:r>
+        <w:rPr>
+          <w:vertAlign w:val="superscript"/>
+          <w:rtl/>
+          <w:cs/>
           <w:lang w:val="ar_AE" w:bidi="ar_AE"/>
         </w:rPr>
         <w:t>4</w:t>
       </w:r>
       <w:r>
         <w:rPr>
+          <w:rtl/>
+          <w:cs/>
           <w:lang w:val="ar_AE" w:bidi="ar_AE"/>
         </w:rPr>
         <w:t xml:space="preserve"> اُجْذُبْنِي وَرَاءَكَ فَنَجْرِيَ. أَدْخَلَنِي ٱلْمَلِكُ إِلَى حِجَالِهِ. نَبْتَهِجُ وَنَفْرَحُ بِكَ. نَذْكُرُ حُبَّكَ أَكْثَرَ مِنَ ٱلْخَمْرِ. بِٱلْحَقِّ يُحِبُّونَكَ.</w:t>
       </w:r>
-      <w:r>
-        <w:rPr>
-          <w:lang w:val="ar_AE" w:bidi="ar_AE"/>
-        </w:rPr>
-      </w:r>
-      <w:r>
-        <w:rPr>
-          <w:lang w:val="ar_AE" w:bidi="ar_AE"/>
-        </w:rPr>
-      </w:r>
-    </w:p>
-    <w:p>
-      <w:pPr>
-        <w:bidi/>
-      </w:pPr>
-      <w:r>
-        <w:rPr>
-          <w:lang w:val="ar_AE" w:bidi="ar_AE"/>
-        </w:rPr>
-      </w:r>
-    </w:p>
-    <w:p>
-      <w:pPr>
-        <w:bidi/>
-      </w:pPr>
-      <w:r>
-        <w:rPr>
-          <w:lang w:val="ar_AE" w:bidi="ar_AE"/>
-        </w:rPr>
-      </w:r>
-      <w:r>
-        <w:rPr>
-          <w:vertAlign w:val="superscript"/>
+    </w:p>
+    <w:p>
+      <w:pPr>
+        <w:bidi/>
+      </w:pPr>
+      <w:r>
+        <w:rPr>
+          <w:rtl/>
+          <w:cs/>
+          <w:lang w:val="ar_AE" w:bidi="ar_AE"/>
+        </w:rPr>
+      </w:r>
+      <w:r>
+        <w:rPr>
+          <w:vertAlign w:val="superscript"/>
+          <w:rtl/>
+          <w:cs/>
           <w:lang w:val="ar_AE" w:bidi="ar_AE"/>
         </w:rPr>
         <w:t>5</w:t>
       </w:r>
       <w:r>
         <w:rPr>
+          <w:rtl/>
+          <w:cs/>
           <w:lang w:val="ar_AE" w:bidi="ar_AE"/>
         </w:rPr>
         <w:t xml:space="preserve"> أَنَا سَوْدَاءُ وَجَمِيلَةٌ يَا بَنَاتِ أُورُشَلِيمَ، كَخِيَامِ قِيدَارَ، كَشُقَقِ سُلَيْمَانَ.</w:t>
       </w:r>
-      <w:r>
-        <w:rPr>
-          <w:lang w:val="ar_AE" w:bidi="ar_AE"/>
-        </w:rPr>
-      </w:r>
-      <w:r>
-        <w:rPr>
-          <w:lang w:val="ar_AE" w:bidi="ar_AE"/>
-        </w:rPr>
-      </w:r>
-    </w:p>
-    <w:p>
-      <w:pPr>
-        <w:bidi/>
-      </w:pPr>
-      <w:r>
-        <w:rPr>
-          <w:lang w:val="ar_AE" w:bidi="ar_AE"/>
-        </w:rPr>
-      </w:r>
-    </w:p>
-    <w:p>
-      <w:pPr>
-        <w:bidi/>
-      </w:pPr>
-      <w:r>
-        <w:rPr>
-          <w:lang w:val="ar_AE" w:bidi="ar_AE"/>
-        </w:rPr>
-      </w:r>
-      <w:r>
-        <w:rPr>
-          <w:vertAlign w:val="superscript"/>
+    </w:p>
+    <w:p>
+      <w:pPr>
+        <w:bidi/>
+      </w:pPr>
+      <w:r>
+        <w:rPr>
+          <w:rtl/>
+          <w:cs/>
+          <w:lang w:val="ar_AE" w:bidi="ar_AE"/>
+        </w:rPr>
+      </w:r>
+      <w:r>
+        <w:rPr>
+          <w:vertAlign w:val="superscript"/>
+          <w:rtl/>
+          <w:cs/>
           <w:lang w:val="ar_AE" w:bidi="ar_AE"/>
         </w:rPr>
         <w:t>6</w:t>
       </w:r>
       <w:r>
         <w:rPr>
+          <w:rtl/>
+          <w:cs/>
           <w:lang w:val="ar_AE" w:bidi="ar_AE"/>
         </w:rPr>
         <w:t xml:space="preserve"> لَا تَنْظُرْنَ إِلَيَّ لِكَوْنِي سَوْدَاءَ، لِأَنَّ ٱلشَّمْسَ قَدْ لَوَّحَتْنِي. بَنُو أُمِّي غَضِبُوا عَلَيَّ. جَعَلُونِي نَاطُورَةَ ٱلْكُرُومِ. أَمَّا كَرْمِي فَلَمْ أَنْطُرْهُ.</w:t>
       </w:r>
-      <w:r>
-        <w:rPr>
-          <w:lang w:val="ar_AE" w:bidi="ar_AE"/>
-        </w:rPr>
-      </w:r>
-      <w:r>
-        <w:rPr>
-          <w:lang w:val="ar_AE" w:bidi="ar_AE"/>
-        </w:rPr>
-      </w:r>
-    </w:p>
-    <w:p>
-      <w:pPr>
-        <w:bidi/>
-      </w:pPr>
-      <w:r>
-        <w:rPr>
-          <w:lang w:val="ar_AE" w:bidi="ar_AE"/>
-        </w:rPr>
-      </w:r>
-    </w:p>
-    <w:p>
-      <w:pPr>
-        <w:bidi/>
-      </w:pPr>
-      <w:r>
-        <w:rPr>
-          <w:lang w:val="ar_AE" w:bidi="ar_AE"/>
-        </w:rPr>
-      </w:r>
-      <w:r>
-        <w:rPr>
-          <w:vertAlign w:val="superscript"/>
+    </w:p>
+    <w:p>
+      <w:pPr>
+        <w:bidi/>
+      </w:pPr>
+      <w:r>
+        <w:rPr>
+          <w:rtl/>
+          <w:cs/>
+          <w:lang w:val="ar_AE" w:bidi="ar_AE"/>
+        </w:rPr>
+      </w:r>
+      <w:r>
+        <w:rPr>
+          <w:vertAlign w:val="superscript"/>
+          <w:rtl/>
+          <w:cs/>
           <w:lang w:val="ar_AE" w:bidi="ar_AE"/>
         </w:rPr>
         <w:t>7</w:t>
       </w:r>
       <w:r>
         <w:rPr>
+          <w:rtl/>
+          <w:cs/>
           <w:lang w:val="ar_AE" w:bidi="ar_AE"/>
         </w:rPr>
         <w:t xml:space="preserve"> أَخْبِرْنِي يَا مَنْ تُحِبُّهُ نَفْسِي، أَيْنَ تَرْعَى، أَيْنَ تُرْبِضُ عِنْدَ ٱلظَّهِيرَةِ. لِمَاذَا أَنَا أَكُونُ كَمُقَنَّعَةٍ عِنْدَ قُطْعَانِ أَصْحَابِكَ؟</w:t>
       </w:r>
-      <w:r>
-        <w:rPr>
-          <w:lang w:val="ar_AE" w:bidi="ar_AE"/>
-        </w:rPr>
-      </w:r>
-      <w:r>
-        <w:rPr>
-          <w:lang w:val="ar_AE" w:bidi="ar_AE"/>
-        </w:rPr>
-      </w:r>
-    </w:p>
-    <w:p>
-      <w:pPr>
-        <w:bidi/>
-      </w:pPr>
-      <w:r>
-        <w:rPr>
-          <w:lang w:val="ar_AE" w:bidi="ar_AE"/>
-        </w:rPr>
-      </w:r>
-    </w:p>
-    <w:p>
-      <w:pPr>
-        <w:bidi/>
-      </w:pPr>
-      <w:r>
-        <w:rPr>
-          <w:lang w:val="ar_AE" w:bidi="ar_AE"/>
-        </w:rPr>
-      </w:r>
-      <w:r>
-        <w:rPr>
-          <w:vertAlign w:val="superscript"/>
+    </w:p>
+    <w:p>
+      <w:pPr>
+        <w:bidi/>
+      </w:pPr>
+      <w:r>
+        <w:rPr>
+          <w:rtl/>
+          <w:cs/>
+          <w:lang w:val="ar_AE" w:bidi="ar_AE"/>
+        </w:rPr>
+      </w:r>
+      <w:r>
+        <w:rPr>
+          <w:vertAlign w:val="superscript"/>
+          <w:rtl/>
+          <w:cs/>
           <w:lang w:val="ar_AE" w:bidi="ar_AE"/>
         </w:rPr>
         <w:t>8</w:t>
       </w:r>
       <w:r>
         <w:rPr>
+          <w:rtl/>
+          <w:cs/>
           <w:lang w:val="ar_AE" w:bidi="ar_AE"/>
         </w:rPr>
         <w:t xml:space="preserve"> إِنْ لَمْ تَعْرِفِي أَيَّتُهَا ٱلْجَمِيلَةُ بَيْنَ ٱلنِّسَاءِ، فَٱخْرُجِي عَلَى آثَارِ ٱلْغَنَمِ، وَٱرْعَيْ جِدَاءَكِ عِنْدَ مَسَاكِنِ ٱلرُّعَاةِ.</w:t>
       </w:r>
-      <w:r>
-        <w:rPr>
-          <w:lang w:val="ar_AE" w:bidi="ar_AE"/>
-        </w:rPr>
-      </w:r>
-      <w:r>
-        <w:rPr>
-          <w:lang w:val="ar_AE" w:bidi="ar_AE"/>
-        </w:rPr>
-      </w:r>
-    </w:p>
-    <w:p>
-      <w:pPr>
-        <w:bidi/>
-      </w:pPr>
-      <w:r>
-        <w:rPr>
-          <w:lang w:val="ar_AE" w:bidi="ar_AE"/>
-        </w:rPr>
-      </w:r>
-    </w:p>
-    <w:p>
-      <w:pPr>
-        <w:bidi/>
-      </w:pPr>
-      <w:r>
-        <w:rPr>
-          <w:lang w:val="ar_AE" w:bidi="ar_AE"/>
-        </w:rPr>
-      </w:r>
-      <w:r>
-        <w:rPr>
-          <w:vertAlign w:val="superscript"/>
+    </w:p>
+    <w:p>
+      <w:pPr>
+        <w:bidi/>
+      </w:pPr>
+      <w:r>
+        <w:rPr>
+          <w:rtl/>
+          <w:cs/>
+          <w:lang w:val="ar_AE" w:bidi="ar_AE"/>
+        </w:rPr>
+      </w:r>
+      <w:r>
+        <w:rPr>
+          <w:vertAlign w:val="superscript"/>
+          <w:rtl/>
+          <w:cs/>
           <w:lang w:val="ar_AE" w:bidi="ar_AE"/>
         </w:rPr>
         <w:t>9</w:t>
       </w:r>
       <w:r>
         <w:rPr>
+          <w:rtl/>
+          <w:cs/>
           <w:lang w:val="ar_AE" w:bidi="ar_AE"/>
         </w:rPr>
         <w:t xml:space="preserve"> لَقَدْ شَبَّهْتُكِ يَا حَبِيبَتِي بِفَرَسٍ فِي مَرْكَبَاتِ فِرْعَوْنَ.</w:t>
       </w:r>
-      <w:r>
-        <w:rPr>
-          <w:lang w:val="ar_AE" w:bidi="ar_AE"/>
-        </w:rPr>
-      </w:r>
-      <w:r>
-        <w:rPr>
-          <w:lang w:val="ar_AE" w:bidi="ar_AE"/>
-        </w:rPr>
-      </w:r>
-    </w:p>
-    <w:p>
-      <w:pPr>
-        <w:bidi/>
-      </w:pPr>
-      <w:r>
-        <w:rPr>
-          <w:lang w:val="ar_AE" w:bidi="ar_AE"/>
-        </w:rPr>
-      </w:r>
-    </w:p>
-    <w:p>
-      <w:pPr>
-        <w:bidi/>
-      </w:pPr>
-      <w:r>
-        <w:rPr>
-          <w:lang w:val="ar_AE" w:bidi="ar_AE"/>
-        </w:rPr>
-      </w:r>
-      <w:r>
-        <w:rPr>
-          <w:vertAlign w:val="superscript"/>
+    </w:p>
+    <w:p>
+      <w:pPr>
+        <w:bidi/>
+      </w:pPr>
+      <w:r>
+        <w:rPr>
+          <w:rtl/>
+          <w:cs/>
+          <w:lang w:val="ar_AE" w:bidi="ar_AE"/>
+        </w:rPr>
+      </w:r>
+      <w:r>
+        <w:rPr>
+          <w:vertAlign w:val="superscript"/>
+          <w:rtl/>
+          <w:cs/>
           <w:lang w:val="ar_AE" w:bidi="ar_AE"/>
         </w:rPr>
         <w:t>10</w:t>
       </w:r>
       <w:r>
         <w:rPr>
+          <w:rtl/>
+          <w:cs/>
           <w:lang w:val="ar_AE" w:bidi="ar_AE"/>
         </w:rPr>
         <w:t xml:space="preserve"> مَا أَجْمَلَ خَدَّيْكِ بِسُمُوطٍ، وَعُنُقَكِ بِقَلَائِدَ!</w:t>
       </w:r>
-      <w:r>
-        <w:rPr>
-          <w:lang w:val="ar_AE" w:bidi="ar_AE"/>
-        </w:rPr>
-      </w:r>
-      <w:r>
-        <w:rPr>
-          <w:lang w:val="ar_AE" w:bidi="ar_AE"/>
-        </w:rPr>
-      </w:r>
-    </w:p>
-    <w:p>
-      <w:pPr>
-        <w:bidi/>
-      </w:pPr>
-      <w:r>
-        <w:rPr>
-          <w:lang w:val="ar_AE" w:bidi="ar_AE"/>
-        </w:rPr>
-      </w:r>
-    </w:p>
-    <w:p>
-      <w:pPr>
-        <w:bidi/>
-      </w:pPr>
-      <w:r>
-        <w:rPr>
-          <w:lang w:val="ar_AE" w:bidi="ar_AE"/>
-        </w:rPr>
-      </w:r>
-      <w:r>
-        <w:rPr>
-          <w:vertAlign w:val="superscript"/>
+    </w:p>
+    <w:p>
+      <w:pPr>
+        <w:bidi/>
+      </w:pPr>
+      <w:r>
+        <w:rPr>
+          <w:rtl/>
+          <w:cs/>
+          <w:lang w:val="ar_AE" w:bidi="ar_AE"/>
+        </w:rPr>
+      </w:r>
+      <w:r>
+        <w:rPr>
+          <w:vertAlign w:val="superscript"/>
+          <w:rtl/>
+          <w:cs/>
           <w:lang w:val="ar_AE" w:bidi="ar_AE"/>
         </w:rPr>
         <w:t>11</w:t>
       </w:r>
       <w:r>
         <w:rPr>
+          <w:rtl/>
+          <w:cs/>
           <w:lang w:val="ar_AE" w:bidi="ar_AE"/>
         </w:rPr>
         <w:t xml:space="preserve"> نَصْنَعُ لَكِ سَلَاسِلَ مِنْ ذَهَبٍ مَعَ جُمَانٍ مِنْ فِضَّةٍ.</w:t>
       </w:r>
-      <w:r>
-        <w:rPr>
-          <w:lang w:val="ar_AE" w:bidi="ar_AE"/>
-        </w:rPr>
-      </w:r>
-      <w:r>
-        <w:rPr>
-          <w:lang w:val="ar_AE" w:bidi="ar_AE"/>
-        </w:rPr>
-      </w:r>
-    </w:p>
-    <w:p>
-      <w:pPr>
-        <w:bidi/>
-      </w:pPr>
-      <w:r>
-        <w:rPr>
-          <w:lang w:val="ar_AE" w:bidi="ar_AE"/>
-        </w:rPr>
-      </w:r>
-    </w:p>
-    <w:p>
-      <w:pPr>
-        <w:bidi/>
-      </w:pPr>
-      <w:r>
-        <w:rPr>
-          <w:lang w:val="ar_AE" w:bidi="ar_AE"/>
-        </w:rPr>
-      </w:r>
-      <w:r>
-        <w:rPr>
-          <w:vertAlign w:val="superscript"/>
+    </w:p>
+    <w:p>
+      <w:pPr>
+        <w:bidi/>
+      </w:pPr>
+      <w:r>
+        <w:rPr>
+          <w:rtl/>
+          <w:cs/>
+          <w:lang w:val="ar_AE" w:bidi="ar_AE"/>
+        </w:rPr>
+      </w:r>
+      <w:r>
+        <w:rPr>
+          <w:vertAlign w:val="superscript"/>
+          <w:rtl/>
+          <w:cs/>
           <w:lang w:val="ar_AE" w:bidi="ar_AE"/>
         </w:rPr>
         <w:t>12</w:t>
       </w:r>
       <w:r>
         <w:rPr>
+          <w:rtl/>
+          <w:cs/>
           <w:lang w:val="ar_AE" w:bidi="ar_AE"/>
         </w:rPr>
         <w:t xml:space="preserve"> مَا دَامَ ٱلْمَلِكُ فِي مَجْلِسِهِ أَفَاحَ نَارِدِينِي رَائِحَتَهُ.</w:t>
       </w:r>
-      <w:r>
-        <w:rPr>
-          <w:lang w:val="ar_AE" w:bidi="ar_AE"/>
-        </w:rPr>
-      </w:r>
-      <w:r>
-        <w:rPr>
-          <w:lang w:val="ar_AE" w:bidi="ar_AE"/>
-        </w:rPr>
-      </w:r>
-    </w:p>
-    <w:p>
-      <w:pPr>
-        <w:bidi/>
-      </w:pPr>
-      <w:r>
-        <w:rPr>
-          <w:lang w:val="ar_AE" w:bidi="ar_AE"/>
-        </w:rPr>
-      </w:r>
-    </w:p>
-    <w:p>
-      <w:pPr>
-        <w:bidi/>
-      </w:pPr>
-      <w:r>
-        <w:rPr>
-          <w:lang w:val="ar_AE" w:bidi="ar_AE"/>
-        </w:rPr>
-      </w:r>
-      <w:r>
-        <w:rPr>
-          <w:vertAlign w:val="superscript"/>
+    </w:p>
+    <w:p>
+      <w:pPr>
+        <w:bidi/>
+      </w:pPr>
+      <w:r>
+        <w:rPr>
+          <w:rtl/>
+          <w:cs/>
+          <w:lang w:val="ar_AE" w:bidi="ar_AE"/>
+        </w:rPr>
+      </w:r>
+      <w:r>
+        <w:rPr>
+          <w:vertAlign w:val="superscript"/>
+          <w:rtl/>
+          <w:cs/>
           <w:lang w:val="ar_AE" w:bidi="ar_AE"/>
         </w:rPr>
         <w:t>13</w:t>
       </w:r>
       <w:r>
         <w:rPr>
+          <w:rtl/>
+          <w:cs/>
           <w:lang w:val="ar_AE" w:bidi="ar_AE"/>
         </w:rPr>
         <w:t xml:space="preserve"> صُرَّةُ ٱلْمُرِّ حَبِيبِي لِي. بَيْنَ ثَدْيَيَّ يَبِيتُ.</w:t>
       </w:r>
-      <w:r>
-        <w:rPr>
-          <w:lang w:val="ar_AE" w:bidi="ar_AE"/>
-        </w:rPr>
-      </w:r>
-      <w:r>
-        <w:rPr>
-          <w:lang w:val="ar_AE" w:bidi="ar_AE"/>
-        </w:rPr>
-      </w:r>
-    </w:p>
-    <w:p>
-      <w:pPr>
-        <w:bidi/>
-      </w:pPr>
-      <w:r>
-        <w:rPr>
-          <w:lang w:val="ar_AE" w:bidi="ar_AE"/>
-        </w:rPr>
-      </w:r>
-    </w:p>
-    <w:p>
-      <w:pPr>
-        <w:bidi/>
-      </w:pPr>
-      <w:r>
-        <w:rPr>
-          <w:lang w:val="ar_AE" w:bidi="ar_AE"/>
-        </w:rPr>
-      </w:r>
-      <w:r>
-        <w:rPr>
-          <w:vertAlign w:val="superscript"/>
+    </w:p>
+    <w:p>
+      <w:pPr>
+        <w:bidi/>
+      </w:pPr>
+      <w:r>
+        <w:rPr>
+          <w:rtl/>
+          <w:cs/>
+          <w:lang w:val="ar_AE" w:bidi="ar_AE"/>
+        </w:rPr>
+      </w:r>
+      <w:r>
+        <w:rPr>
+          <w:vertAlign w:val="superscript"/>
+          <w:rtl/>
+          <w:cs/>
           <w:lang w:val="ar_AE" w:bidi="ar_AE"/>
         </w:rPr>
         <w:t>14</w:t>
       </w:r>
       <w:r>
         <w:rPr>
+          <w:rtl/>
+          <w:cs/>
           <w:lang w:val="ar_AE" w:bidi="ar_AE"/>
         </w:rPr>
         <w:t xml:space="preserve"> طَاقَةُ فَاغِيَةٍ حَبِيبِي لِي فِي كُرُومِ عَيْنِ جَدْيٍ.</w:t>
       </w:r>
-      <w:r>
-        <w:rPr>
-          <w:lang w:val="ar_AE" w:bidi="ar_AE"/>
-        </w:rPr>
-      </w:r>
-      <w:r>
-        <w:rPr>
-          <w:lang w:val="ar_AE" w:bidi="ar_AE"/>
-        </w:rPr>
-      </w:r>
-    </w:p>
-    <w:p>
-      <w:pPr>
-        <w:bidi/>
-      </w:pPr>
-      <w:r>
-        <w:rPr>
-          <w:lang w:val="ar_AE" w:bidi="ar_AE"/>
-        </w:rPr>
-      </w:r>
-    </w:p>
-    <w:p>
-      <w:pPr>
-        <w:bidi/>
-      </w:pPr>
-      <w:r>
-        <w:rPr>
-          <w:lang w:val="ar_AE" w:bidi="ar_AE"/>
-        </w:rPr>
-      </w:r>
-      <w:r>
-        <w:rPr>
-          <w:vertAlign w:val="superscript"/>
+    </w:p>
+    <w:p>
+      <w:pPr>
+        <w:bidi/>
+      </w:pPr>
+      <w:r>
+        <w:rPr>
+          <w:rtl/>
+          <w:cs/>
+          <w:lang w:val="ar_AE" w:bidi="ar_AE"/>
+        </w:rPr>
+      </w:r>
+      <w:r>
+        <w:rPr>
+          <w:vertAlign w:val="superscript"/>
+          <w:rtl/>
+          <w:cs/>
           <w:lang w:val="ar_AE" w:bidi="ar_AE"/>
         </w:rPr>
         <w:t>15</w:t>
       </w:r>
       <w:r>
         <w:rPr>
+          <w:rtl/>
+          <w:cs/>
           <w:lang w:val="ar_AE" w:bidi="ar_AE"/>
         </w:rPr>
         <w:t xml:space="preserve"> هَا أَنْتِ جَمِيلَةٌ يَا حَبِيبَتِي، هَا أَنْتِ جَمِيلَةٌ. عَيْنَاكِ حَمَامَتَانِ.</w:t>
       </w:r>
-      <w:r>
-        <w:rPr>
-          <w:lang w:val="ar_AE" w:bidi="ar_AE"/>
-        </w:rPr>
-      </w:r>
-      <w:r>
-        <w:rPr>
-          <w:lang w:val="ar_AE" w:bidi="ar_AE"/>
-        </w:rPr>
-      </w:r>
-    </w:p>
-    <w:p>
-      <w:pPr>
-        <w:bidi/>
-      </w:pPr>
-      <w:r>
-        <w:rPr>
-          <w:lang w:val="ar_AE" w:bidi="ar_AE"/>
-        </w:rPr>
-      </w:r>
-    </w:p>
-    <w:p>
-      <w:pPr>
-        <w:bidi/>
-      </w:pPr>
-      <w:r>
-        <w:rPr>
-          <w:lang w:val="ar_AE" w:bidi="ar_AE"/>
-        </w:rPr>
-      </w:r>
-      <w:r>
-        <w:rPr>
-          <w:vertAlign w:val="superscript"/>
+    </w:p>
+    <w:p>
+      <w:pPr>
+        <w:bidi/>
+      </w:pPr>
+      <w:r>
+        <w:rPr>
+          <w:rtl/>
+          <w:cs/>
+          <w:lang w:val="ar_AE" w:bidi="ar_AE"/>
+        </w:rPr>
+      </w:r>
+      <w:r>
+        <w:rPr>
+          <w:vertAlign w:val="superscript"/>
+          <w:rtl/>
+          <w:cs/>
           <w:lang w:val="ar_AE" w:bidi="ar_AE"/>
         </w:rPr>
         <w:t>16</w:t>
       </w:r>
       <w:r>
         <w:rPr>
+          <w:rtl/>
+          <w:cs/>
           <w:lang w:val="ar_AE" w:bidi="ar_AE"/>
         </w:rPr>
         <w:t xml:space="preserve"> هَا أَنْتَ جَمِيلٌ يَا حَبِيبِي وَحُلْوٌ، وَسَرِيرُنَا أَخْضَرُ.</w:t>
       </w:r>
-      <w:r>
-        <w:rPr>
-          <w:lang w:val="ar_AE" w:bidi="ar_AE"/>
-        </w:rPr>
-      </w:r>
-      <w:r>
-        <w:rPr>
-          <w:lang w:val="ar_AE" w:bidi="ar_AE"/>
-        </w:rPr>
-      </w:r>
-    </w:p>
-    <w:p>
-      <w:pPr>
-        <w:bidi/>
-      </w:pPr>
-      <w:r>
-        <w:rPr>
-          <w:lang w:val="ar_AE" w:bidi="ar_AE"/>
-        </w:rPr>
-      </w:r>
-    </w:p>
-    <w:p>
-      <w:pPr>
-        <w:bidi/>
-      </w:pPr>
-      <w:r>
-        <w:rPr>
-          <w:lang w:val="ar_AE" w:bidi="ar_AE"/>
-        </w:rPr>
-      </w:r>
-      <w:r>
-        <w:rPr>
-          <w:vertAlign w:val="superscript"/>
+    </w:p>
+    <w:p>
+      <w:pPr>
+        <w:bidi/>
+      </w:pPr>
+      <w:r>
+        <w:rPr>
+          <w:rtl/>
+          <w:cs/>
+          <w:lang w:val="ar_AE" w:bidi="ar_AE"/>
+        </w:rPr>
+      </w:r>
+      <w:r>
+        <w:rPr>
+          <w:vertAlign w:val="superscript"/>
+          <w:rtl/>
+          <w:cs/>
           <w:lang w:val="ar_AE" w:bidi="ar_AE"/>
         </w:rPr>
         <w:t>17</w:t>
       </w:r>
       <w:r>
         <w:rPr>
+          <w:rtl/>
+          <w:cs/>
           <w:lang w:val="ar_AE" w:bidi="ar_AE"/>
         </w:rPr>
         <w:t xml:space="preserve"> جَوَائِزُ بَيْتِنَا أَرْزٌ، وَرَوَافِدُنَا سَرْوٌ.</w:t>
       </w:r>
-      <w:r>
-        <w:rPr>
-          <w:lang w:val="ar_AE" w:bidi="ar_AE"/>
-        </w:rPr>
-      </w:r>
-      <w:r>
-        <w:rPr>
-          <w:lang w:val="ar_AE" w:bidi="ar_AE"/>
-        </w:rPr>
-      </w:r>
-    </w:p>
-    <w:p>
-      <w:pPr>
-        <w:bidi/>
-      </w:pPr>
-      <w:r>
-        <w:rPr>
-          <w:lang w:val="ar_AE" w:bidi="ar_AE"/>
-        </w:rPr>
-      </w:r>
     </w:p>
     <w:p>
       <w:pPr>
@@ -989,746 +750,512 @@
       </w:pPr>
       <w:r>
         <w:rPr>
+          <w:rtl/>
+          <w:cs/>
           <w:lang w:val="ar_AE" w:bidi="ar_AE"/>
         </w:rPr>
         <w:t>Song of Songs 2:1</w:t>
       </w:r>
       <w:r>
         <w:rPr>
-          <w:lang w:val="ar_AE" w:bidi="ar_AE"/>
-        </w:rPr>
-      </w:r>
-    </w:p>
-    <w:p>
-      <w:pPr>
-        <w:bidi/>
-      </w:pPr>
-      <w:r>
-        <w:rPr>
-          <w:lang w:val="ar_AE" w:bidi="ar_AE"/>
-        </w:rPr>
-      </w:r>
-      <w:r>
-        <w:rPr>
-          <w:vertAlign w:val="superscript"/>
+          <w:rtl/>
+          <w:cs/>
+          <w:lang w:val="ar_AE" w:bidi="ar_AE"/>
+        </w:rPr>
+      </w:r>
+    </w:p>
+    <w:p>
+      <w:pPr>
+        <w:bidi/>
+      </w:pPr>
+      <w:r>
+        <w:rPr>
+          <w:rtl/>
+          <w:cs/>
+          <w:lang w:val="ar_AE" w:bidi="ar_AE"/>
+        </w:rPr>
+      </w:r>
+      <w:r>
+        <w:rPr>
+          <w:vertAlign w:val="superscript"/>
+          <w:rtl/>
+          <w:cs/>
           <w:lang w:val="ar_AE" w:bidi="ar_AE"/>
         </w:rPr>
         <w:t>1</w:t>
       </w:r>
       <w:r>
         <w:rPr>
+          <w:rtl/>
+          <w:cs/>
           <w:lang w:val="ar_AE" w:bidi="ar_AE"/>
         </w:rPr>
         <w:t xml:space="preserve"> أَنَا نَرْجِسُ شَارُونَ، سَوْسَنَةُ ٱلْأَوْدِيَةِ.</w:t>
       </w:r>
-      <w:r>
-        <w:rPr>
-          <w:lang w:val="ar_AE" w:bidi="ar_AE"/>
-        </w:rPr>
-      </w:r>
-      <w:r>
-        <w:rPr>
-          <w:lang w:val="ar_AE" w:bidi="ar_AE"/>
-        </w:rPr>
-      </w:r>
-    </w:p>
-    <w:p>
-      <w:pPr>
-        <w:bidi/>
-      </w:pPr>
-      <w:r>
-        <w:rPr>
-          <w:lang w:val="ar_AE" w:bidi="ar_AE"/>
-        </w:rPr>
-      </w:r>
-    </w:p>
-    <w:p>
-      <w:pPr>
-        <w:bidi/>
-      </w:pPr>
-      <w:r>
-        <w:rPr>
-          <w:lang w:val="ar_AE" w:bidi="ar_AE"/>
-        </w:rPr>
-      </w:r>
-      <w:r>
-        <w:rPr>
-          <w:vertAlign w:val="superscript"/>
+    </w:p>
+    <w:p>
+      <w:pPr>
+        <w:bidi/>
+      </w:pPr>
+      <w:r>
+        <w:rPr>
+          <w:rtl/>
+          <w:cs/>
+          <w:lang w:val="ar_AE" w:bidi="ar_AE"/>
+        </w:rPr>
+      </w:r>
+      <w:r>
+        <w:rPr>
+          <w:vertAlign w:val="superscript"/>
+          <w:rtl/>
+          <w:cs/>
           <w:lang w:val="ar_AE" w:bidi="ar_AE"/>
         </w:rPr>
         <w:t>2</w:t>
       </w:r>
       <w:r>
         <w:rPr>
+          <w:rtl/>
+          <w:cs/>
           <w:lang w:val="ar_AE" w:bidi="ar_AE"/>
         </w:rPr>
         <w:t xml:space="preserve"> كَٱلسَّوْسَنَةِ بَيْنَ ٱلشَّوْكِ كَذَلِكَ حَبِيبَتِي بَيْنَ ٱلْبَنَاتِ.</w:t>
       </w:r>
-      <w:r>
-        <w:rPr>
-          <w:lang w:val="ar_AE" w:bidi="ar_AE"/>
-        </w:rPr>
-      </w:r>
-      <w:r>
-        <w:rPr>
-          <w:lang w:val="ar_AE" w:bidi="ar_AE"/>
-        </w:rPr>
-      </w:r>
-    </w:p>
-    <w:p>
-      <w:pPr>
-        <w:bidi/>
-      </w:pPr>
-      <w:r>
-        <w:rPr>
-          <w:lang w:val="ar_AE" w:bidi="ar_AE"/>
-        </w:rPr>
-      </w:r>
-    </w:p>
-    <w:p>
-      <w:pPr>
-        <w:bidi/>
-      </w:pPr>
-      <w:r>
-        <w:rPr>
-          <w:lang w:val="ar_AE" w:bidi="ar_AE"/>
-        </w:rPr>
-      </w:r>
-      <w:r>
-        <w:rPr>
-          <w:vertAlign w:val="superscript"/>
+    </w:p>
+    <w:p>
+      <w:pPr>
+        <w:bidi/>
+      </w:pPr>
+      <w:r>
+        <w:rPr>
+          <w:rtl/>
+          <w:cs/>
+          <w:lang w:val="ar_AE" w:bidi="ar_AE"/>
+        </w:rPr>
+      </w:r>
+      <w:r>
+        <w:rPr>
+          <w:vertAlign w:val="superscript"/>
+          <w:rtl/>
+          <w:cs/>
           <w:lang w:val="ar_AE" w:bidi="ar_AE"/>
         </w:rPr>
         <w:t>3</w:t>
       </w:r>
       <w:r>
         <w:rPr>
+          <w:rtl/>
+          <w:cs/>
           <w:lang w:val="ar_AE" w:bidi="ar_AE"/>
         </w:rPr>
         <w:t xml:space="preserve"> كَٱلتُّفَّاحِ بَيْنَ شَجَرِ ٱلْوَعْرِ كَذَلِكَ حَبِيبِي بَيْنَ ٱلْبَنِينَ. تَحْتَ ظِلِّهِ ٱشْتَهَيْتُ أَنْ أَجْلِسَ، وَثَمَرَتُهُ حُلْوَةٌ لِحَلْقِي.</w:t>
       </w:r>
-      <w:r>
-        <w:rPr>
-          <w:lang w:val="ar_AE" w:bidi="ar_AE"/>
-        </w:rPr>
-      </w:r>
-      <w:r>
-        <w:rPr>
-          <w:lang w:val="ar_AE" w:bidi="ar_AE"/>
-        </w:rPr>
-      </w:r>
-    </w:p>
-    <w:p>
-      <w:pPr>
-        <w:bidi/>
-      </w:pPr>
-      <w:r>
-        <w:rPr>
-          <w:lang w:val="ar_AE" w:bidi="ar_AE"/>
-        </w:rPr>
-      </w:r>
-    </w:p>
-    <w:p>
-      <w:pPr>
-        <w:bidi/>
-      </w:pPr>
-      <w:r>
-        <w:rPr>
-          <w:lang w:val="ar_AE" w:bidi="ar_AE"/>
-        </w:rPr>
-      </w:r>
-      <w:r>
-        <w:rPr>
-          <w:vertAlign w:val="superscript"/>
+    </w:p>
+    <w:p>
+      <w:pPr>
+        <w:bidi/>
+      </w:pPr>
+      <w:r>
+        <w:rPr>
+          <w:rtl/>
+          <w:cs/>
+          <w:lang w:val="ar_AE" w:bidi="ar_AE"/>
+        </w:rPr>
+      </w:r>
+      <w:r>
+        <w:rPr>
+          <w:vertAlign w:val="superscript"/>
+          <w:rtl/>
+          <w:cs/>
           <w:lang w:val="ar_AE" w:bidi="ar_AE"/>
         </w:rPr>
         <w:t>4</w:t>
       </w:r>
       <w:r>
         <w:rPr>
+          <w:rtl/>
+          <w:cs/>
           <w:lang w:val="ar_AE" w:bidi="ar_AE"/>
         </w:rPr>
         <w:t xml:space="preserve"> أَدْخَلَنِي إِلَى بَيْتِ ٱلْخَمْرِ، وَعَلَمُهُ فَوْقِي مَحَبَّةٌ.</w:t>
       </w:r>
-      <w:r>
-        <w:rPr>
-          <w:lang w:val="ar_AE" w:bidi="ar_AE"/>
-        </w:rPr>
-      </w:r>
-      <w:r>
-        <w:rPr>
-          <w:lang w:val="ar_AE" w:bidi="ar_AE"/>
-        </w:rPr>
-      </w:r>
-    </w:p>
-    <w:p>
-      <w:pPr>
-        <w:bidi/>
-      </w:pPr>
-      <w:r>
-        <w:rPr>
-          <w:lang w:val="ar_AE" w:bidi="ar_AE"/>
-        </w:rPr>
-      </w:r>
-    </w:p>
-    <w:p>
-      <w:pPr>
-        <w:bidi/>
-      </w:pPr>
-      <w:r>
-        <w:rPr>
-          <w:lang w:val="ar_AE" w:bidi="ar_AE"/>
-        </w:rPr>
-      </w:r>
-      <w:r>
-        <w:rPr>
-          <w:vertAlign w:val="superscript"/>
+    </w:p>
+    <w:p>
+      <w:pPr>
+        <w:bidi/>
+      </w:pPr>
+      <w:r>
+        <w:rPr>
+          <w:rtl/>
+          <w:cs/>
+          <w:lang w:val="ar_AE" w:bidi="ar_AE"/>
+        </w:rPr>
+      </w:r>
+      <w:r>
+        <w:rPr>
+          <w:vertAlign w:val="superscript"/>
+          <w:rtl/>
+          <w:cs/>
           <w:lang w:val="ar_AE" w:bidi="ar_AE"/>
         </w:rPr>
         <w:t>5</w:t>
       </w:r>
       <w:r>
         <w:rPr>
+          <w:rtl/>
+          <w:cs/>
           <w:lang w:val="ar_AE" w:bidi="ar_AE"/>
         </w:rPr>
         <w:t xml:space="preserve"> أَسْنِدُونِي بِأَقْرَاصِ ٱلزَّبِيبِ. أَنْعِشُونِي بِٱلتُّفَّاحِ، فَإِنِّي مَرِيضَةٌ حُبًّا.</w:t>
       </w:r>
-      <w:r>
-        <w:rPr>
-          <w:lang w:val="ar_AE" w:bidi="ar_AE"/>
-        </w:rPr>
-      </w:r>
-      <w:r>
-        <w:rPr>
-          <w:lang w:val="ar_AE" w:bidi="ar_AE"/>
-        </w:rPr>
-      </w:r>
-    </w:p>
-    <w:p>
-      <w:pPr>
-        <w:bidi/>
-      </w:pPr>
-      <w:r>
-        <w:rPr>
-          <w:lang w:val="ar_AE" w:bidi="ar_AE"/>
-        </w:rPr>
-      </w:r>
-    </w:p>
-    <w:p>
-      <w:pPr>
-        <w:bidi/>
-      </w:pPr>
-      <w:r>
-        <w:rPr>
-          <w:lang w:val="ar_AE" w:bidi="ar_AE"/>
-        </w:rPr>
-      </w:r>
-      <w:r>
-        <w:rPr>
-          <w:vertAlign w:val="superscript"/>
+    </w:p>
+    <w:p>
+      <w:pPr>
+        <w:bidi/>
+      </w:pPr>
+      <w:r>
+        <w:rPr>
+          <w:rtl/>
+          <w:cs/>
+          <w:lang w:val="ar_AE" w:bidi="ar_AE"/>
+        </w:rPr>
+      </w:r>
+      <w:r>
+        <w:rPr>
+          <w:vertAlign w:val="superscript"/>
+          <w:rtl/>
+          <w:cs/>
           <w:lang w:val="ar_AE" w:bidi="ar_AE"/>
         </w:rPr>
         <w:t>6</w:t>
       </w:r>
       <w:r>
         <w:rPr>
+          <w:rtl/>
+          <w:cs/>
           <w:lang w:val="ar_AE" w:bidi="ar_AE"/>
         </w:rPr>
         <w:t xml:space="preserve"> شِمَالُهُ تَحْتَ رَأْسِي وَيَمِينُهُ تُعَانِقُنِي.</w:t>
       </w:r>
-      <w:r>
-        <w:rPr>
-          <w:lang w:val="ar_AE" w:bidi="ar_AE"/>
-        </w:rPr>
-      </w:r>
-      <w:r>
-        <w:rPr>
-          <w:lang w:val="ar_AE" w:bidi="ar_AE"/>
-        </w:rPr>
-      </w:r>
-    </w:p>
-    <w:p>
-      <w:pPr>
-        <w:bidi/>
-      </w:pPr>
-      <w:r>
-        <w:rPr>
-          <w:lang w:val="ar_AE" w:bidi="ar_AE"/>
-        </w:rPr>
-      </w:r>
-    </w:p>
-    <w:p>
-      <w:pPr>
-        <w:bidi/>
-      </w:pPr>
-      <w:r>
-        <w:rPr>
-          <w:lang w:val="ar_AE" w:bidi="ar_AE"/>
-        </w:rPr>
-      </w:r>
-      <w:r>
-        <w:rPr>
-          <w:vertAlign w:val="superscript"/>
+    </w:p>
+    <w:p>
+      <w:pPr>
+        <w:bidi/>
+      </w:pPr>
+      <w:r>
+        <w:rPr>
+          <w:rtl/>
+          <w:cs/>
+          <w:lang w:val="ar_AE" w:bidi="ar_AE"/>
+        </w:rPr>
+      </w:r>
+      <w:r>
+        <w:rPr>
+          <w:vertAlign w:val="superscript"/>
+          <w:rtl/>
+          <w:cs/>
           <w:lang w:val="ar_AE" w:bidi="ar_AE"/>
         </w:rPr>
         <w:t>7</w:t>
       </w:r>
       <w:r>
         <w:rPr>
+          <w:rtl/>
+          <w:cs/>
           <w:lang w:val="ar_AE" w:bidi="ar_AE"/>
         </w:rPr>
         <w:t xml:space="preserve"> أُحَلِّفُكُنَّ يَا بَنَاتِ أُورُشَلِيمَ بِٱلظِّبَاءِ وَبِأَيَائِلِ ٱلْحُقُولِ، أَلَّا تُيَقِّظْنَ وَلَا تُنَبِّهْنَ ٱلْحَبِيبَ حَتَّى يَشَاءَ.</w:t>
       </w:r>
-      <w:r>
-        <w:rPr>
-          <w:lang w:val="ar_AE" w:bidi="ar_AE"/>
-        </w:rPr>
-      </w:r>
-      <w:r>
-        <w:rPr>
-          <w:lang w:val="ar_AE" w:bidi="ar_AE"/>
-        </w:rPr>
-      </w:r>
-    </w:p>
-    <w:p>
-      <w:pPr>
-        <w:bidi/>
-      </w:pPr>
-      <w:r>
-        <w:rPr>
-          <w:lang w:val="ar_AE" w:bidi="ar_AE"/>
-        </w:rPr>
-      </w:r>
-    </w:p>
-    <w:p>
-      <w:pPr>
-        <w:bidi/>
-      </w:pPr>
-      <w:r>
-        <w:rPr>
-          <w:lang w:val="ar_AE" w:bidi="ar_AE"/>
-        </w:rPr>
-      </w:r>
-      <w:r>
-        <w:rPr>
-          <w:vertAlign w:val="superscript"/>
+    </w:p>
+    <w:p>
+      <w:pPr>
+        <w:bidi/>
+      </w:pPr>
+      <w:r>
+        <w:rPr>
+          <w:rtl/>
+          <w:cs/>
+          <w:lang w:val="ar_AE" w:bidi="ar_AE"/>
+        </w:rPr>
+      </w:r>
+      <w:r>
+        <w:rPr>
+          <w:vertAlign w:val="superscript"/>
+          <w:rtl/>
+          <w:cs/>
           <w:lang w:val="ar_AE" w:bidi="ar_AE"/>
         </w:rPr>
         <w:t>8</w:t>
       </w:r>
       <w:r>
         <w:rPr>
+          <w:rtl/>
+          <w:cs/>
           <w:lang w:val="ar_AE" w:bidi="ar_AE"/>
         </w:rPr>
         <w:t xml:space="preserve"> صَوْتُ حَبِيبِي. هُوَذَا آتٍ طَافِرًا عَلَى ٱلْجِبَالِ، قَافِزًا عَلَى ٱلتِّلَالِ.</w:t>
       </w:r>
-      <w:r>
-        <w:rPr>
-          <w:lang w:val="ar_AE" w:bidi="ar_AE"/>
-        </w:rPr>
-      </w:r>
-      <w:r>
-        <w:rPr>
-          <w:lang w:val="ar_AE" w:bidi="ar_AE"/>
-        </w:rPr>
-      </w:r>
-    </w:p>
-    <w:p>
-      <w:pPr>
-        <w:bidi/>
-      </w:pPr>
-      <w:r>
-        <w:rPr>
-          <w:lang w:val="ar_AE" w:bidi="ar_AE"/>
-        </w:rPr>
-      </w:r>
-    </w:p>
-    <w:p>
-      <w:pPr>
-        <w:bidi/>
-      </w:pPr>
-      <w:r>
-        <w:rPr>
-          <w:lang w:val="ar_AE" w:bidi="ar_AE"/>
-        </w:rPr>
-      </w:r>
-      <w:r>
-        <w:rPr>
-          <w:vertAlign w:val="superscript"/>
+    </w:p>
+    <w:p>
+      <w:pPr>
+        <w:bidi/>
+      </w:pPr>
+      <w:r>
+        <w:rPr>
+          <w:rtl/>
+          <w:cs/>
+          <w:lang w:val="ar_AE" w:bidi="ar_AE"/>
+        </w:rPr>
+      </w:r>
+      <w:r>
+        <w:rPr>
+          <w:vertAlign w:val="superscript"/>
+          <w:rtl/>
+          <w:cs/>
           <w:lang w:val="ar_AE" w:bidi="ar_AE"/>
         </w:rPr>
         <w:t>9</w:t>
       </w:r>
       <w:r>
         <w:rPr>
+          <w:rtl/>
+          <w:cs/>
           <w:lang w:val="ar_AE" w:bidi="ar_AE"/>
         </w:rPr>
         <w:t xml:space="preserve"> حَبِيبِي هُوَ شَبِيهٌ بِٱلظَّبْيِ أَوْ بِغُفْرِ ٱلْأَيَائِلِ. هُوَذَا وَاقِفٌ وَرَاءَ حَائِطِنَا، يَتَطَلَّعُ مِنَ ٱلْكُوَى، يُوَصْوِصُ مِنَ ٱلشَّبَابِيكِ.</w:t>
       </w:r>
-      <w:r>
-        <w:rPr>
-          <w:lang w:val="ar_AE" w:bidi="ar_AE"/>
-        </w:rPr>
-      </w:r>
-      <w:r>
-        <w:rPr>
-          <w:lang w:val="ar_AE" w:bidi="ar_AE"/>
-        </w:rPr>
-      </w:r>
-    </w:p>
-    <w:p>
-      <w:pPr>
-        <w:bidi/>
-      </w:pPr>
-      <w:r>
-        <w:rPr>
-          <w:lang w:val="ar_AE" w:bidi="ar_AE"/>
-        </w:rPr>
-      </w:r>
-    </w:p>
-    <w:p>
-      <w:pPr>
-        <w:bidi/>
-      </w:pPr>
-      <w:r>
-        <w:rPr>
-          <w:lang w:val="ar_AE" w:bidi="ar_AE"/>
-        </w:rPr>
-      </w:r>
-      <w:r>
-        <w:rPr>
-          <w:vertAlign w:val="superscript"/>
+    </w:p>
+    <w:p>
+      <w:pPr>
+        <w:bidi/>
+      </w:pPr>
+      <w:r>
+        <w:rPr>
+          <w:rtl/>
+          <w:cs/>
+          <w:lang w:val="ar_AE" w:bidi="ar_AE"/>
+        </w:rPr>
+      </w:r>
+      <w:r>
+        <w:rPr>
+          <w:vertAlign w:val="superscript"/>
+          <w:rtl/>
+          <w:cs/>
           <w:lang w:val="ar_AE" w:bidi="ar_AE"/>
         </w:rPr>
         <w:t>10</w:t>
       </w:r>
       <w:r>
         <w:rPr>
+          <w:rtl/>
+          <w:cs/>
           <w:lang w:val="ar_AE" w:bidi="ar_AE"/>
         </w:rPr>
         <w:t xml:space="preserve"> أَجَابَ حَبِيبِي وَقَالَ لِي: «قُومِي يَا حَبِيبَتِي، يَاجَمِيلَتِي وَتَعَالَيْ.</w:t>
       </w:r>
-      <w:r>
-        <w:rPr>
-          <w:lang w:val="ar_AE" w:bidi="ar_AE"/>
-        </w:rPr>
-      </w:r>
-      <w:r>
-        <w:rPr>
-          <w:lang w:val="ar_AE" w:bidi="ar_AE"/>
-        </w:rPr>
-      </w:r>
-    </w:p>
-    <w:p>
-      <w:pPr>
-        <w:bidi/>
-      </w:pPr>
-      <w:r>
-        <w:rPr>
-          <w:lang w:val="ar_AE" w:bidi="ar_AE"/>
-        </w:rPr>
-      </w:r>
-    </w:p>
-    <w:p>
-      <w:pPr>
-        <w:bidi/>
-      </w:pPr>
-      <w:r>
-        <w:rPr>
-          <w:lang w:val="ar_AE" w:bidi="ar_AE"/>
-        </w:rPr>
-      </w:r>
-      <w:r>
-        <w:rPr>
-          <w:vertAlign w:val="superscript"/>
+    </w:p>
+    <w:p>
+      <w:pPr>
+        <w:bidi/>
+      </w:pPr>
+      <w:r>
+        <w:rPr>
+          <w:rtl/>
+          <w:cs/>
+          <w:lang w:val="ar_AE" w:bidi="ar_AE"/>
+        </w:rPr>
+      </w:r>
+      <w:r>
+        <w:rPr>
+          <w:vertAlign w:val="superscript"/>
+          <w:rtl/>
+          <w:cs/>
           <w:lang w:val="ar_AE" w:bidi="ar_AE"/>
         </w:rPr>
         <w:t>11</w:t>
       </w:r>
       <w:r>
         <w:rPr>
+          <w:rtl/>
+          <w:cs/>
           <w:lang w:val="ar_AE" w:bidi="ar_AE"/>
         </w:rPr>
         <w:t xml:space="preserve"> لِأَنَّ ٱلشِّتَاءَ قَدْ مَضَى، وَٱلْمَطَرَ مَرَّ وَزَالَ.</w:t>
       </w:r>
-      <w:r>
-        <w:rPr>
-          <w:lang w:val="ar_AE" w:bidi="ar_AE"/>
-        </w:rPr>
-      </w:r>
-      <w:r>
-        <w:rPr>
-          <w:lang w:val="ar_AE" w:bidi="ar_AE"/>
-        </w:rPr>
-      </w:r>
-    </w:p>
-    <w:p>
-      <w:pPr>
-        <w:bidi/>
-      </w:pPr>
-      <w:r>
-        <w:rPr>
-          <w:lang w:val="ar_AE" w:bidi="ar_AE"/>
-        </w:rPr>
-      </w:r>
-    </w:p>
-    <w:p>
-      <w:pPr>
-        <w:bidi/>
-      </w:pPr>
-      <w:r>
-        <w:rPr>
-          <w:lang w:val="ar_AE" w:bidi="ar_AE"/>
-        </w:rPr>
-      </w:r>
-      <w:r>
-        <w:rPr>
-          <w:vertAlign w:val="superscript"/>
+    </w:p>
+    <w:p>
+      <w:pPr>
+        <w:bidi/>
+      </w:pPr>
+      <w:r>
+        <w:rPr>
+          <w:rtl/>
+          <w:cs/>
+          <w:lang w:val="ar_AE" w:bidi="ar_AE"/>
+        </w:rPr>
+      </w:r>
+      <w:r>
+        <w:rPr>
+          <w:vertAlign w:val="superscript"/>
+          <w:rtl/>
+          <w:cs/>
           <w:lang w:val="ar_AE" w:bidi="ar_AE"/>
         </w:rPr>
         <w:t>12</w:t>
       </w:r>
       <w:r>
         <w:rPr>
+          <w:rtl/>
+          <w:cs/>
           <w:lang w:val="ar_AE" w:bidi="ar_AE"/>
         </w:rPr>
         <w:t xml:space="preserve"> ٱلزُّهُورُ ظَهَرَتْ فِي ٱلْأَرْضِ. بَلَغَ أَوَانُ ٱلْقَضْبِ، وَصَوْتُ ٱلْيَمَامَةِ سُمِعَ فِي أَرْضِنَا.</w:t>
       </w:r>
-      <w:r>
-        <w:rPr>
-          <w:lang w:val="ar_AE" w:bidi="ar_AE"/>
-        </w:rPr>
-      </w:r>
-      <w:r>
-        <w:rPr>
-          <w:lang w:val="ar_AE" w:bidi="ar_AE"/>
-        </w:rPr>
-      </w:r>
-    </w:p>
-    <w:p>
-      <w:pPr>
-        <w:bidi/>
-      </w:pPr>
-      <w:r>
-        <w:rPr>
-          <w:lang w:val="ar_AE" w:bidi="ar_AE"/>
-        </w:rPr>
-      </w:r>
-    </w:p>
-    <w:p>
-      <w:pPr>
-        <w:bidi/>
-      </w:pPr>
-      <w:r>
-        <w:rPr>
-          <w:lang w:val="ar_AE" w:bidi="ar_AE"/>
-        </w:rPr>
-      </w:r>
-      <w:r>
-        <w:rPr>
-          <w:vertAlign w:val="superscript"/>
+    </w:p>
+    <w:p>
+      <w:pPr>
+        <w:bidi/>
+      </w:pPr>
+      <w:r>
+        <w:rPr>
+          <w:rtl/>
+          <w:cs/>
+          <w:lang w:val="ar_AE" w:bidi="ar_AE"/>
+        </w:rPr>
+      </w:r>
+      <w:r>
+        <w:rPr>
+          <w:vertAlign w:val="superscript"/>
+          <w:rtl/>
+          <w:cs/>
           <w:lang w:val="ar_AE" w:bidi="ar_AE"/>
         </w:rPr>
         <w:t>13</w:t>
       </w:r>
       <w:r>
         <w:rPr>
+          <w:rtl/>
+          <w:cs/>
           <w:lang w:val="ar_AE" w:bidi="ar_AE"/>
         </w:rPr>
         <w:t xml:space="preserve"> ٱلتِّينَةُ أَخْرَجَتْ فِجَّهَا، وَقُعَالُ ٱلْكُرُومِ تُفِيحُ رَائِحَتَهَا. قُومِي يَا حَبِيبَتِي، يَا جَمِيلَتِي وَتَعَالَيْ.</w:t>
       </w:r>
-      <w:r>
-        <w:rPr>
-          <w:lang w:val="ar_AE" w:bidi="ar_AE"/>
-        </w:rPr>
-      </w:r>
-      <w:r>
-        <w:rPr>
-          <w:lang w:val="ar_AE" w:bidi="ar_AE"/>
-        </w:rPr>
-      </w:r>
-    </w:p>
-    <w:p>
-      <w:pPr>
-        <w:bidi/>
-      </w:pPr>
-      <w:r>
-        <w:rPr>
-          <w:lang w:val="ar_AE" w:bidi="ar_AE"/>
-        </w:rPr>
-      </w:r>
-    </w:p>
-    <w:p>
-      <w:pPr>
-        <w:bidi/>
-      </w:pPr>
-      <w:r>
-        <w:rPr>
-          <w:lang w:val="ar_AE" w:bidi="ar_AE"/>
-        </w:rPr>
-      </w:r>
-      <w:r>
-        <w:rPr>
-          <w:vertAlign w:val="superscript"/>
+    </w:p>
+    <w:p>
+      <w:pPr>
+        <w:bidi/>
+      </w:pPr>
+      <w:r>
+        <w:rPr>
+          <w:rtl/>
+          <w:cs/>
+          <w:lang w:val="ar_AE" w:bidi="ar_AE"/>
+        </w:rPr>
+      </w:r>
+      <w:r>
+        <w:rPr>
+          <w:vertAlign w:val="superscript"/>
+          <w:rtl/>
+          <w:cs/>
           <w:lang w:val="ar_AE" w:bidi="ar_AE"/>
         </w:rPr>
         <w:t>14</w:t>
       </w:r>
       <w:r>
         <w:rPr>
+          <w:rtl/>
+          <w:cs/>
           <w:lang w:val="ar_AE" w:bidi="ar_AE"/>
         </w:rPr>
         <w:t xml:space="preserve"> يَا حَمَامَتِي فِي مَحَاجِئِ ٱلصَّخْرِ، فِي سِتْرِ ٱلْمَعَاقِلِ، أَرِينِي وَجْهَكِ، أَسْمِعِينِي صَوْتَكِ، لِأَنَّ صَوْتَكِ لَطِيفٌ وَوَجْهَكِ جَمِيلٌ.</w:t>
       </w:r>
-      <w:r>
-        <w:rPr>
-          <w:lang w:val="ar_AE" w:bidi="ar_AE"/>
-        </w:rPr>
-      </w:r>
-      <w:r>
-        <w:rPr>
-          <w:lang w:val="ar_AE" w:bidi="ar_AE"/>
-        </w:rPr>
-      </w:r>
-    </w:p>
-    <w:p>
-      <w:pPr>
-        <w:bidi/>
-      </w:pPr>
-      <w:r>
-        <w:rPr>
-          <w:lang w:val="ar_AE" w:bidi="ar_AE"/>
-        </w:rPr>
-      </w:r>
-    </w:p>
-    <w:p>
-      <w:pPr>
-        <w:bidi/>
-      </w:pPr>
-      <w:r>
-        <w:rPr>
-          <w:lang w:val="ar_AE" w:bidi="ar_AE"/>
-        </w:rPr>
-      </w:r>
-      <w:r>
-        <w:rPr>
-          <w:vertAlign w:val="superscript"/>
+    </w:p>
+    <w:p>
+      <w:pPr>
+        <w:bidi/>
+      </w:pPr>
+      <w:r>
+        <w:rPr>
+          <w:rtl/>
+          <w:cs/>
+          <w:lang w:val="ar_AE" w:bidi="ar_AE"/>
+        </w:rPr>
+      </w:r>
+      <w:r>
+        <w:rPr>
+          <w:vertAlign w:val="superscript"/>
+          <w:rtl/>
+          <w:cs/>
           <w:lang w:val="ar_AE" w:bidi="ar_AE"/>
         </w:rPr>
         <w:t>15</w:t>
       </w:r>
       <w:r>
         <w:rPr>
+          <w:rtl/>
+          <w:cs/>
           <w:lang w:val="ar_AE" w:bidi="ar_AE"/>
         </w:rPr>
         <w:t xml:space="preserve"> خُذُوا لَنَا ٱلثَّعَالِبَ، ٱلثَّعَالِبَ ٱلصِّغَارَ ٱلْمُفْسِدَةَ ٱلْكُرُومِ، لِأَنَّ كُرُومَنَا قَدْ أَقْعَلَتْ.</w:t>
       </w:r>
-      <w:r>
-        <w:rPr>
-          <w:lang w:val="ar_AE" w:bidi="ar_AE"/>
-        </w:rPr>
-      </w:r>
-      <w:r>
-        <w:rPr>
-          <w:lang w:val="ar_AE" w:bidi="ar_AE"/>
-        </w:rPr>
-      </w:r>
-    </w:p>
-    <w:p>
-      <w:pPr>
-        <w:bidi/>
-      </w:pPr>
-      <w:r>
-        <w:rPr>
-          <w:lang w:val="ar_AE" w:bidi="ar_AE"/>
-        </w:rPr>
-      </w:r>
-    </w:p>
-    <w:p>
-      <w:pPr>
-        <w:bidi/>
-      </w:pPr>
-      <w:r>
-        <w:rPr>
-          <w:lang w:val="ar_AE" w:bidi="ar_AE"/>
-        </w:rPr>
-      </w:r>
-      <w:r>
-        <w:rPr>
-          <w:vertAlign w:val="superscript"/>
+    </w:p>
+    <w:p>
+      <w:pPr>
+        <w:bidi/>
+      </w:pPr>
+      <w:r>
+        <w:rPr>
+          <w:rtl/>
+          <w:cs/>
+          <w:lang w:val="ar_AE" w:bidi="ar_AE"/>
+        </w:rPr>
+      </w:r>
+      <w:r>
+        <w:rPr>
+          <w:vertAlign w:val="superscript"/>
+          <w:rtl/>
+          <w:cs/>
           <w:lang w:val="ar_AE" w:bidi="ar_AE"/>
         </w:rPr>
         <w:t>16</w:t>
       </w:r>
       <w:r>
         <w:rPr>
+          <w:rtl/>
+          <w:cs/>
           <w:lang w:val="ar_AE" w:bidi="ar_AE"/>
         </w:rPr>
         <w:t xml:space="preserve"> حَبِيبِي لِي وَأَنَا لَهُ. ٱلرَّاعِي بَيْنَ ٱلسَّوْسَنِ.</w:t>
       </w:r>
-      <w:r>
-        <w:rPr>
-          <w:lang w:val="ar_AE" w:bidi="ar_AE"/>
-        </w:rPr>
-      </w:r>
-      <w:r>
-        <w:rPr>
-          <w:lang w:val="ar_AE" w:bidi="ar_AE"/>
-        </w:rPr>
-      </w:r>
-    </w:p>
-    <w:p>
-      <w:pPr>
-        <w:bidi/>
-      </w:pPr>
-      <w:r>
-        <w:rPr>
-          <w:lang w:val="ar_AE" w:bidi="ar_AE"/>
-        </w:rPr>
-      </w:r>
-    </w:p>
-    <w:p>
-      <w:pPr>
-        <w:bidi/>
-      </w:pPr>
-      <w:r>
-        <w:rPr>
-          <w:lang w:val="ar_AE" w:bidi="ar_AE"/>
-        </w:rPr>
-      </w:r>
-      <w:r>
-        <w:rPr>
-          <w:vertAlign w:val="superscript"/>
+    </w:p>
+    <w:p>
+      <w:pPr>
+        <w:bidi/>
+      </w:pPr>
+      <w:r>
+        <w:rPr>
+          <w:rtl/>
+          <w:cs/>
+          <w:lang w:val="ar_AE" w:bidi="ar_AE"/>
+        </w:rPr>
+      </w:r>
+      <w:r>
+        <w:rPr>
+          <w:vertAlign w:val="superscript"/>
+          <w:rtl/>
+          <w:cs/>
           <w:lang w:val="ar_AE" w:bidi="ar_AE"/>
         </w:rPr>
         <w:t>17</w:t>
       </w:r>
       <w:r>
         <w:rPr>
+          <w:rtl/>
+          <w:cs/>
           <w:lang w:val="ar_AE" w:bidi="ar_AE"/>
         </w:rPr>
         <w:t xml:space="preserve"> إِلَى أَنْ يَفِيحَ ٱلنَّهَارُ وَتَنْهَزِمَ ٱلظِّلَالُ، ٱرْجِعْ وَأَشْبِهْ يَا حَبِيبِي ٱلظَّبْيَ أَوْ غُفْرَ ٱلْأَيَائِلِ عَلَى ٱلْجِبَالِ ٱلْمُشَعَّبَةِ.</w:t>
       </w:r>
-      <w:r>
-        <w:rPr>
-          <w:lang w:val="ar_AE" w:bidi="ar_AE"/>
-        </w:rPr>
-      </w:r>
-      <w:r>
-        <w:rPr>
-          <w:lang w:val="ar_AE" w:bidi="ar_AE"/>
-        </w:rPr>
-      </w:r>
-    </w:p>
-    <w:p>
-      <w:pPr>
-        <w:bidi/>
-      </w:pPr>
-      <w:r>
-        <w:rPr>
-          <w:lang w:val="ar_AE" w:bidi="ar_AE"/>
-        </w:rPr>
-      </w:r>
     </w:p>
     <w:p>
       <w:pPr>
@@ -1737,488 +1264,338 @@
       </w:pPr>
       <w:r>
         <w:rPr>
+          <w:rtl/>
+          <w:cs/>
           <w:lang w:val="ar_AE" w:bidi="ar_AE"/>
         </w:rPr>
         <w:t>Song of Songs 3:1</w:t>
       </w:r>
       <w:r>
         <w:rPr>
-          <w:lang w:val="ar_AE" w:bidi="ar_AE"/>
-        </w:rPr>
-      </w:r>
-    </w:p>
-    <w:p>
-      <w:pPr>
-        <w:bidi/>
-      </w:pPr>
-      <w:r>
-        <w:rPr>
-          <w:lang w:val="ar_AE" w:bidi="ar_AE"/>
-        </w:rPr>
-      </w:r>
-      <w:r>
-        <w:rPr>
-          <w:vertAlign w:val="superscript"/>
+          <w:rtl/>
+          <w:cs/>
+          <w:lang w:val="ar_AE" w:bidi="ar_AE"/>
+        </w:rPr>
+      </w:r>
+    </w:p>
+    <w:p>
+      <w:pPr>
+        <w:bidi/>
+      </w:pPr>
+      <w:r>
+        <w:rPr>
+          <w:rtl/>
+          <w:cs/>
+          <w:lang w:val="ar_AE" w:bidi="ar_AE"/>
+        </w:rPr>
+      </w:r>
+      <w:r>
+        <w:rPr>
+          <w:vertAlign w:val="superscript"/>
+          <w:rtl/>
+          <w:cs/>
           <w:lang w:val="ar_AE" w:bidi="ar_AE"/>
         </w:rPr>
         <w:t>1</w:t>
       </w:r>
       <w:r>
         <w:rPr>
+          <w:rtl/>
+          <w:cs/>
           <w:lang w:val="ar_AE" w:bidi="ar_AE"/>
         </w:rPr>
         <w:t xml:space="preserve"> فِي ٱللَّيْلِ عَلَى فِرَاشِي طَلَبْتُ مَنْ تُحِبُّهُ نَفْسِي. طَلَبْتُهُ فَمَا وَجَدْتُهُ.</w:t>
       </w:r>
-      <w:r>
-        <w:rPr>
-          <w:lang w:val="ar_AE" w:bidi="ar_AE"/>
-        </w:rPr>
-      </w:r>
-      <w:r>
-        <w:rPr>
-          <w:lang w:val="ar_AE" w:bidi="ar_AE"/>
-        </w:rPr>
-      </w:r>
-    </w:p>
-    <w:p>
-      <w:pPr>
-        <w:bidi/>
-      </w:pPr>
-      <w:r>
-        <w:rPr>
-          <w:lang w:val="ar_AE" w:bidi="ar_AE"/>
-        </w:rPr>
-      </w:r>
-    </w:p>
-    <w:p>
-      <w:pPr>
-        <w:bidi/>
-      </w:pPr>
-      <w:r>
-        <w:rPr>
-          <w:lang w:val="ar_AE" w:bidi="ar_AE"/>
-        </w:rPr>
-      </w:r>
-      <w:r>
-        <w:rPr>
-          <w:vertAlign w:val="superscript"/>
+    </w:p>
+    <w:p>
+      <w:pPr>
+        <w:bidi/>
+      </w:pPr>
+      <w:r>
+        <w:rPr>
+          <w:rtl/>
+          <w:cs/>
+          <w:lang w:val="ar_AE" w:bidi="ar_AE"/>
+        </w:rPr>
+      </w:r>
+      <w:r>
+        <w:rPr>
+          <w:vertAlign w:val="superscript"/>
+          <w:rtl/>
+          <w:cs/>
           <w:lang w:val="ar_AE" w:bidi="ar_AE"/>
         </w:rPr>
         <w:t>2</w:t>
       </w:r>
       <w:r>
         <w:rPr>
+          <w:rtl/>
+          <w:cs/>
           <w:lang w:val="ar_AE" w:bidi="ar_AE"/>
         </w:rPr>
         <w:t xml:space="preserve"> إِنِّي أَقُومُ وَأَطُوفُ فِي ٱلْمَدِينَةِ، فِي ٱلْأَسْوَاقِ وَفِي ٱلشَّوَارِعِ، أَطْلُبُ مَنْ تُحِبُّهُ نَفْسِي. طَلَبْتُهُ فَمَا وَجَدْتُهُ.</w:t>
       </w:r>
-      <w:r>
-        <w:rPr>
-          <w:lang w:val="ar_AE" w:bidi="ar_AE"/>
-        </w:rPr>
-      </w:r>
-      <w:r>
-        <w:rPr>
-          <w:lang w:val="ar_AE" w:bidi="ar_AE"/>
-        </w:rPr>
-      </w:r>
-    </w:p>
-    <w:p>
-      <w:pPr>
-        <w:bidi/>
-      </w:pPr>
-      <w:r>
-        <w:rPr>
-          <w:lang w:val="ar_AE" w:bidi="ar_AE"/>
-        </w:rPr>
-      </w:r>
-    </w:p>
-    <w:p>
-      <w:pPr>
-        <w:bidi/>
-      </w:pPr>
-      <w:r>
-        <w:rPr>
-          <w:lang w:val="ar_AE" w:bidi="ar_AE"/>
-        </w:rPr>
-      </w:r>
-      <w:r>
-        <w:rPr>
-          <w:vertAlign w:val="superscript"/>
+    </w:p>
+    <w:p>
+      <w:pPr>
+        <w:bidi/>
+      </w:pPr>
+      <w:r>
+        <w:rPr>
+          <w:rtl/>
+          <w:cs/>
+          <w:lang w:val="ar_AE" w:bidi="ar_AE"/>
+        </w:rPr>
+      </w:r>
+      <w:r>
+        <w:rPr>
+          <w:vertAlign w:val="superscript"/>
+          <w:rtl/>
+          <w:cs/>
           <w:lang w:val="ar_AE" w:bidi="ar_AE"/>
         </w:rPr>
         <w:t>3</w:t>
       </w:r>
       <w:r>
         <w:rPr>
+          <w:rtl/>
+          <w:cs/>
           <w:lang w:val="ar_AE" w:bidi="ar_AE"/>
         </w:rPr>
         <w:t xml:space="preserve"> وَجَدَنِي ٱلْحَرَسُ ٱلطَّائِفُ فِي ٱلْمَدِينَةِ، فَقُلْتُ: «أَرَأَيْتُمْ مَنْ تُحِبُّهُ نَفْسِي؟»</w:t>
       </w:r>
-      <w:r>
-        <w:rPr>
-          <w:lang w:val="ar_AE" w:bidi="ar_AE"/>
-        </w:rPr>
-      </w:r>
-      <w:r>
-        <w:rPr>
-          <w:lang w:val="ar_AE" w:bidi="ar_AE"/>
-        </w:rPr>
-      </w:r>
-    </w:p>
-    <w:p>
-      <w:pPr>
-        <w:bidi/>
-      </w:pPr>
-      <w:r>
-        <w:rPr>
-          <w:lang w:val="ar_AE" w:bidi="ar_AE"/>
-        </w:rPr>
-      </w:r>
-    </w:p>
-    <w:p>
-      <w:pPr>
-        <w:bidi/>
-      </w:pPr>
-      <w:r>
-        <w:rPr>
-          <w:lang w:val="ar_AE" w:bidi="ar_AE"/>
-        </w:rPr>
-      </w:r>
-      <w:r>
-        <w:rPr>
-          <w:vertAlign w:val="superscript"/>
+    </w:p>
+    <w:p>
+      <w:pPr>
+        <w:bidi/>
+      </w:pPr>
+      <w:r>
+        <w:rPr>
+          <w:rtl/>
+          <w:cs/>
+          <w:lang w:val="ar_AE" w:bidi="ar_AE"/>
+        </w:rPr>
+      </w:r>
+      <w:r>
+        <w:rPr>
+          <w:vertAlign w:val="superscript"/>
+          <w:rtl/>
+          <w:cs/>
           <w:lang w:val="ar_AE" w:bidi="ar_AE"/>
         </w:rPr>
         <w:t>4</w:t>
       </w:r>
       <w:r>
         <w:rPr>
+          <w:rtl/>
+          <w:cs/>
           <w:lang w:val="ar_AE" w:bidi="ar_AE"/>
         </w:rPr>
         <w:t xml:space="preserve"> فَمَا جَاوَزْتُهُمْ إِلَّا قَلِيلًا حَتَّى وَجَدْتُ مَنْ تُحِبُّهُ نَفْسِي، فَأَمْسَكْتُهُ وَلَمْ أَرْخِهِ، حَتَّى أَدْخَلْتُهُ بَيْتَ أُمِّي وَحُجْرَةَ مَنْ حَبِلَتْ بِي.</w:t>
       </w:r>
-      <w:r>
-        <w:rPr>
-          <w:lang w:val="ar_AE" w:bidi="ar_AE"/>
-        </w:rPr>
-      </w:r>
-      <w:r>
-        <w:rPr>
-          <w:lang w:val="ar_AE" w:bidi="ar_AE"/>
-        </w:rPr>
-      </w:r>
-    </w:p>
-    <w:p>
-      <w:pPr>
-        <w:bidi/>
-      </w:pPr>
-      <w:r>
-        <w:rPr>
-          <w:lang w:val="ar_AE" w:bidi="ar_AE"/>
-        </w:rPr>
-      </w:r>
-    </w:p>
-    <w:p>
-      <w:pPr>
-        <w:bidi/>
-      </w:pPr>
-      <w:r>
-        <w:rPr>
-          <w:lang w:val="ar_AE" w:bidi="ar_AE"/>
-        </w:rPr>
-      </w:r>
-      <w:r>
-        <w:rPr>
-          <w:vertAlign w:val="superscript"/>
+    </w:p>
+    <w:p>
+      <w:pPr>
+        <w:bidi/>
+      </w:pPr>
+      <w:r>
+        <w:rPr>
+          <w:rtl/>
+          <w:cs/>
+          <w:lang w:val="ar_AE" w:bidi="ar_AE"/>
+        </w:rPr>
+      </w:r>
+      <w:r>
+        <w:rPr>
+          <w:vertAlign w:val="superscript"/>
+          <w:rtl/>
+          <w:cs/>
           <w:lang w:val="ar_AE" w:bidi="ar_AE"/>
         </w:rPr>
         <w:t>5</w:t>
       </w:r>
       <w:r>
         <w:rPr>
+          <w:rtl/>
+          <w:cs/>
           <w:lang w:val="ar_AE" w:bidi="ar_AE"/>
         </w:rPr>
         <w:t xml:space="preserve"> أُحَلِّفُكُنَّ يَا بَنَاتِ أُورُشَلِيمَ بِٱلظِّبَاءِ وَبِأَيَائِلِ ٱلْحَقْلِ، أَلَّا تُيَقِّظْنَ وَلَا تُنَبِّهْنَ ٱلْحَبِيبَ حَتَّى يَشَاءَ.</w:t>
       </w:r>
-      <w:r>
-        <w:rPr>
-          <w:lang w:val="ar_AE" w:bidi="ar_AE"/>
-        </w:rPr>
-      </w:r>
-      <w:r>
-        <w:rPr>
-          <w:lang w:val="ar_AE" w:bidi="ar_AE"/>
-        </w:rPr>
-      </w:r>
-    </w:p>
-    <w:p>
-      <w:pPr>
-        <w:bidi/>
-      </w:pPr>
-      <w:r>
-        <w:rPr>
-          <w:lang w:val="ar_AE" w:bidi="ar_AE"/>
-        </w:rPr>
-      </w:r>
-    </w:p>
-    <w:p>
-      <w:pPr>
-        <w:bidi/>
-      </w:pPr>
-      <w:r>
-        <w:rPr>
-          <w:lang w:val="ar_AE" w:bidi="ar_AE"/>
-        </w:rPr>
-      </w:r>
-      <w:r>
-        <w:rPr>
-          <w:vertAlign w:val="superscript"/>
+    </w:p>
+    <w:p>
+      <w:pPr>
+        <w:bidi/>
+      </w:pPr>
+      <w:r>
+        <w:rPr>
+          <w:rtl/>
+          <w:cs/>
+          <w:lang w:val="ar_AE" w:bidi="ar_AE"/>
+        </w:rPr>
+      </w:r>
+      <w:r>
+        <w:rPr>
+          <w:vertAlign w:val="superscript"/>
+          <w:rtl/>
+          <w:cs/>
           <w:lang w:val="ar_AE" w:bidi="ar_AE"/>
         </w:rPr>
         <w:t>6</w:t>
       </w:r>
       <w:r>
         <w:rPr>
+          <w:rtl/>
+          <w:cs/>
           <w:lang w:val="ar_AE" w:bidi="ar_AE"/>
         </w:rPr>
         <w:t xml:space="preserve"> مَنْ هَذِهِ ٱلطَّالِعَةُ مِنَ ٱلْبَرِّيَّةِ كَأَعْمِدَةٍ مِنْ دُخَانٍ، مُعَطَّرَةً بِٱلْمُرِّ وَٱللُّبَانِ وَبِكُلِّ أَذِرَّةِ ٱلتَّاجِرِ؟</w:t>
       </w:r>
-      <w:r>
-        <w:rPr>
-          <w:lang w:val="ar_AE" w:bidi="ar_AE"/>
-        </w:rPr>
-      </w:r>
-      <w:r>
-        <w:rPr>
-          <w:lang w:val="ar_AE" w:bidi="ar_AE"/>
-        </w:rPr>
-      </w:r>
-    </w:p>
-    <w:p>
-      <w:pPr>
-        <w:bidi/>
-      </w:pPr>
-      <w:r>
-        <w:rPr>
-          <w:lang w:val="ar_AE" w:bidi="ar_AE"/>
-        </w:rPr>
-      </w:r>
-    </w:p>
-    <w:p>
-      <w:pPr>
-        <w:bidi/>
-      </w:pPr>
-      <w:r>
-        <w:rPr>
-          <w:lang w:val="ar_AE" w:bidi="ar_AE"/>
-        </w:rPr>
-      </w:r>
-      <w:r>
-        <w:rPr>
-          <w:vertAlign w:val="superscript"/>
+    </w:p>
+    <w:p>
+      <w:pPr>
+        <w:bidi/>
+      </w:pPr>
+      <w:r>
+        <w:rPr>
+          <w:rtl/>
+          <w:cs/>
+          <w:lang w:val="ar_AE" w:bidi="ar_AE"/>
+        </w:rPr>
+      </w:r>
+      <w:r>
+        <w:rPr>
+          <w:vertAlign w:val="superscript"/>
+          <w:rtl/>
+          <w:cs/>
           <w:lang w:val="ar_AE" w:bidi="ar_AE"/>
         </w:rPr>
         <w:t>7</w:t>
       </w:r>
       <w:r>
         <w:rPr>
+          <w:rtl/>
+          <w:cs/>
           <w:lang w:val="ar_AE" w:bidi="ar_AE"/>
         </w:rPr>
         <w:t xml:space="preserve"> هُوَذَا تَخْتُ سُلَيْمَانَ حَوْلَهُ سِتُّونَ جَبَّارًا مِنْ جَبَابِرَةِ إِسْرَائِيلَ.</w:t>
       </w:r>
-      <w:r>
-        <w:rPr>
-          <w:lang w:val="ar_AE" w:bidi="ar_AE"/>
-        </w:rPr>
-      </w:r>
-      <w:r>
-        <w:rPr>
-          <w:lang w:val="ar_AE" w:bidi="ar_AE"/>
-        </w:rPr>
-      </w:r>
-    </w:p>
-    <w:p>
-      <w:pPr>
-        <w:bidi/>
-      </w:pPr>
-      <w:r>
-        <w:rPr>
-          <w:lang w:val="ar_AE" w:bidi="ar_AE"/>
-        </w:rPr>
-      </w:r>
-    </w:p>
-    <w:p>
-      <w:pPr>
-        <w:bidi/>
-      </w:pPr>
-      <w:r>
-        <w:rPr>
-          <w:lang w:val="ar_AE" w:bidi="ar_AE"/>
-        </w:rPr>
-      </w:r>
-      <w:r>
-        <w:rPr>
-          <w:vertAlign w:val="superscript"/>
+    </w:p>
+    <w:p>
+      <w:pPr>
+        <w:bidi/>
+      </w:pPr>
+      <w:r>
+        <w:rPr>
+          <w:rtl/>
+          <w:cs/>
+          <w:lang w:val="ar_AE" w:bidi="ar_AE"/>
+        </w:rPr>
+      </w:r>
+      <w:r>
+        <w:rPr>
+          <w:vertAlign w:val="superscript"/>
+          <w:rtl/>
+          <w:cs/>
           <w:lang w:val="ar_AE" w:bidi="ar_AE"/>
         </w:rPr>
         <w:t>8</w:t>
       </w:r>
       <w:r>
         <w:rPr>
+          <w:rtl/>
+          <w:cs/>
           <w:lang w:val="ar_AE" w:bidi="ar_AE"/>
         </w:rPr>
         <w:t xml:space="preserve"> كُلُّهُمْ قَابِضُونَ سُيُوفًا وَمُتَعَلِّمُونَ ٱلْحَرْبَ. كُلُّ رَجُلٍ سَيْفُهُ عَلَى فَخْذِهِ مِنْ هَوْلِ ٱللَّيْلِ.</w:t>
       </w:r>
-      <w:r>
-        <w:rPr>
-          <w:lang w:val="ar_AE" w:bidi="ar_AE"/>
-        </w:rPr>
-      </w:r>
-      <w:r>
-        <w:rPr>
-          <w:lang w:val="ar_AE" w:bidi="ar_AE"/>
-        </w:rPr>
-      </w:r>
-    </w:p>
-    <w:p>
-      <w:pPr>
-        <w:bidi/>
-      </w:pPr>
-      <w:r>
-        <w:rPr>
-          <w:lang w:val="ar_AE" w:bidi="ar_AE"/>
-        </w:rPr>
-      </w:r>
-    </w:p>
-    <w:p>
-      <w:pPr>
-        <w:bidi/>
-      </w:pPr>
-      <w:r>
-        <w:rPr>
-          <w:lang w:val="ar_AE" w:bidi="ar_AE"/>
-        </w:rPr>
-      </w:r>
-      <w:r>
-        <w:rPr>
-          <w:vertAlign w:val="superscript"/>
+    </w:p>
+    <w:p>
+      <w:pPr>
+        <w:bidi/>
+      </w:pPr>
+      <w:r>
+        <w:rPr>
+          <w:rtl/>
+          <w:cs/>
+          <w:lang w:val="ar_AE" w:bidi="ar_AE"/>
+        </w:rPr>
+      </w:r>
+      <w:r>
+        <w:rPr>
+          <w:vertAlign w:val="superscript"/>
+          <w:rtl/>
+          <w:cs/>
           <w:lang w:val="ar_AE" w:bidi="ar_AE"/>
         </w:rPr>
         <w:t>9</w:t>
       </w:r>
       <w:r>
         <w:rPr>
+          <w:rtl/>
+          <w:cs/>
           <w:lang w:val="ar_AE" w:bidi="ar_AE"/>
         </w:rPr>
         <w:t xml:space="preserve"> اَلْمَلِكُ سُلَيْمَانُ عَمِلَ لِنَفْسِهِ تَخْتًا مِنْ خَشَبِ لُبْنَانَ.</w:t>
       </w:r>
-      <w:r>
-        <w:rPr>
-          <w:lang w:val="ar_AE" w:bidi="ar_AE"/>
-        </w:rPr>
-      </w:r>
-      <w:r>
-        <w:rPr>
-          <w:lang w:val="ar_AE" w:bidi="ar_AE"/>
-        </w:rPr>
-      </w:r>
-    </w:p>
-    <w:p>
-      <w:pPr>
-        <w:bidi/>
-      </w:pPr>
-      <w:r>
-        <w:rPr>
-          <w:lang w:val="ar_AE" w:bidi="ar_AE"/>
-        </w:rPr>
-      </w:r>
-    </w:p>
-    <w:p>
-      <w:pPr>
-        <w:bidi/>
-      </w:pPr>
-      <w:r>
-        <w:rPr>
-          <w:lang w:val="ar_AE" w:bidi="ar_AE"/>
-        </w:rPr>
-      </w:r>
-      <w:r>
-        <w:rPr>
-          <w:vertAlign w:val="superscript"/>
+    </w:p>
+    <w:p>
+      <w:pPr>
+        <w:bidi/>
+      </w:pPr>
+      <w:r>
+        <w:rPr>
+          <w:rtl/>
+          <w:cs/>
+          <w:lang w:val="ar_AE" w:bidi="ar_AE"/>
+        </w:rPr>
+      </w:r>
+      <w:r>
+        <w:rPr>
+          <w:vertAlign w:val="superscript"/>
+          <w:rtl/>
+          <w:cs/>
           <w:lang w:val="ar_AE" w:bidi="ar_AE"/>
         </w:rPr>
         <w:t>10</w:t>
       </w:r>
       <w:r>
         <w:rPr>
+          <w:rtl/>
+          <w:cs/>
           <w:lang w:val="ar_AE" w:bidi="ar_AE"/>
         </w:rPr>
         <w:t xml:space="preserve"> عَمِلَ أَعْمِدَتَهُ فِضَّةً، وَرَوَافِدَهُ ذَهَبًا، وَمَقْعَدَهُ أُرْجُوانًا، وَوَسَطَهُ مَرْصُوفًا مَحَبَّةً مِنْ بَنَاتِ أُورُشَلِيمَ.</w:t>
       </w:r>
-      <w:r>
-        <w:rPr>
-          <w:lang w:val="ar_AE" w:bidi="ar_AE"/>
-        </w:rPr>
-      </w:r>
-      <w:r>
-        <w:rPr>
-          <w:lang w:val="ar_AE" w:bidi="ar_AE"/>
-        </w:rPr>
-      </w:r>
-    </w:p>
-    <w:p>
-      <w:pPr>
-        <w:bidi/>
-      </w:pPr>
-      <w:r>
-        <w:rPr>
-          <w:lang w:val="ar_AE" w:bidi="ar_AE"/>
-        </w:rPr>
-      </w:r>
-    </w:p>
-    <w:p>
-      <w:pPr>
-        <w:bidi/>
-      </w:pPr>
-      <w:r>
-        <w:rPr>
-          <w:lang w:val="ar_AE" w:bidi="ar_AE"/>
-        </w:rPr>
-      </w:r>
-      <w:r>
-        <w:rPr>
-          <w:vertAlign w:val="superscript"/>
+    </w:p>
+    <w:p>
+      <w:pPr>
+        <w:bidi/>
+      </w:pPr>
+      <w:r>
+        <w:rPr>
+          <w:rtl/>
+          <w:cs/>
+          <w:lang w:val="ar_AE" w:bidi="ar_AE"/>
+        </w:rPr>
+      </w:r>
+      <w:r>
+        <w:rPr>
+          <w:vertAlign w:val="superscript"/>
+          <w:rtl/>
+          <w:cs/>
           <w:lang w:val="ar_AE" w:bidi="ar_AE"/>
         </w:rPr>
         <w:t>11</w:t>
       </w:r>
       <w:r>
         <w:rPr>
+          <w:rtl/>
+          <w:cs/>
           <w:lang w:val="ar_AE" w:bidi="ar_AE"/>
         </w:rPr>
         <w:t xml:space="preserve"> اُخْرُجْنَ يَا بَنَاتِ صِهْيَوْنَ، وَٱنْظُرْنَ ٱلْمَلِكَ سُلَيْمَانَ بِٱلتَّاجِ ٱلَّذِي تَوَّجَتْهُ بِهِ أُمُّهُ فِي يَوْمِ عُرْسِهِ، وَفِي يَوْمِ فَرَحِ قَلْبِهِ.</w:t>
       </w:r>
-      <w:r>
-        <w:rPr>
-          <w:lang w:val="ar_AE" w:bidi="ar_AE"/>
-        </w:rPr>
-      </w:r>
-      <w:r>
-        <w:rPr>
-          <w:lang w:val="ar_AE" w:bidi="ar_AE"/>
-        </w:rPr>
-      </w:r>
-    </w:p>
-    <w:p>
-      <w:pPr>
-        <w:bidi/>
-      </w:pPr>
-      <w:r>
-        <w:rPr>
-          <w:lang w:val="ar_AE" w:bidi="ar_AE"/>
-        </w:rPr>
-      </w:r>
     </w:p>
     <w:p>
       <w:pPr>
@@ -2227,703 +1604,483 @@
       </w:pPr>
       <w:r>
         <w:rPr>
+          <w:rtl/>
+          <w:cs/>
           <w:lang w:val="ar_AE" w:bidi="ar_AE"/>
         </w:rPr>
         <w:t>Song of Songs 4:1</w:t>
       </w:r>
       <w:r>
         <w:rPr>
-          <w:lang w:val="ar_AE" w:bidi="ar_AE"/>
-        </w:rPr>
-      </w:r>
-    </w:p>
-    <w:p>
-      <w:pPr>
-        <w:bidi/>
-      </w:pPr>
-      <w:r>
-        <w:rPr>
-          <w:lang w:val="ar_AE" w:bidi="ar_AE"/>
-        </w:rPr>
-      </w:r>
-      <w:r>
-        <w:rPr>
-          <w:vertAlign w:val="superscript"/>
+          <w:rtl/>
+          <w:cs/>
+          <w:lang w:val="ar_AE" w:bidi="ar_AE"/>
+        </w:rPr>
+      </w:r>
+    </w:p>
+    <w:p>
+      <w:pPr>
+        <w:bidi/>
+      </w:pPr>
+      <w:r>
+        <w:rPr>
+          <w:rtl/>
+          <w:cs/>
+          <w:lang w:val="ar_AE" w:bidi="ar_AE"/>
+        </w:rPr>
+      </w:r>
+      <w:r>
+        <w:rPr>
+          <w:vertAlign w:val="superscript"/>
+          <w:rtl/>
+          <w:cs/>
           <w:lang w:val="ar_AE" w:bidi="ar_AE"/>
         </w:rPr>
         <w:t>1</w:t>
       </w:r>
       <w:r>
         <w:rPr>
+          <w:rtl/>
+          <w:cs/>
           <w:lang w:val="ar_AE" w:bidi="ar_AE"/>
         </w:rPr>
         <w:t xml:space="preserve"> هَا أَنْتِ جَمِيلَةٌ يَا حَبِيبَتِي، هَا أَنْتِ جَمِيلَةٌ! عَيْنَاكِ حَمَامَتَانِ مِنْ تَحْتِ نَقَابِكِ. شَعْرُكِ كَقَطِيعِ مِعْزٍ رَابِضٍ عَلَى جَبَلِ جِلْعَادَ.</w:t>
       </w:r>
-      <w:r>
-        <w:rPr>
-          <w:lang w:val="ar_AE" w:bidi="ar_AE"/>
-        </w:rPr>
-      </w:r>
-      <w:r>
-        <w:rPr>
-          <w:lang w:val="ar_AE" w:bidi="ar_AE"/>
-        </w:rPr>
-      </w:r>
-    </w:p>
-    <w:p>
-      <w:pPr>
-        <w:bidi/>
-      </w:pPr>
-      <w:r>
-        <w:rPr>
-          <w:lang w:val="ar_AE" w:bidi="ar_AE"/>
-        </w:rPr>
-      </w:r>
-    </w:p>
-    <w:p>
-      <w:pPr>
-        <w:bidi/>
-      </w:pPr>
-      <w:r>
-        <w:rPr>
-          <w:lang w:val="ar_AE" w:bidi="ar_AE"/>
-        </w:rPr>
-      </w:r>
-      <w:r>
-        <w:rPr>
-          <w:vertAlign w:val="superscript"/>
+    </w:p>
+    <w:p>
+      <w:pPr>
+        <w:bidi/>
+      </w:pPr>
+      <w:r>
+        <w:rPr>
+          <w:rtl/>
+          <w:cs/>
+          <w:lang w:val="ar_AE" w:bidi="ar_AE"/>
+        </w:rPr>
+      </w:r>
+      <w:r>
+        <w:rPr>
+          <w:vertAlign w:val="superscript"/>
+          <w:rtl/>
+          <w:cs/>
           <w:lang w:val="ar_AE" w:bidi="ar_AE"/>
         </w:rPr>
         <w:t>2</w:t>
       </w:r>
       <w:r>
         <w:rPr>
+          <w:rtl/>
+          <w:cs/>
           <w:lang w:val="ar_AE" w:bidi="ar_AE"/>
         </w:rPr>
         <w:t xml:space="preserve"> أَسْنَانُكِ كَقَطِيعِ ٱلْجَزَائِزِ ٱلصَّادِرَةِ مِنَ ٱلْغَسْلِ، ٱللَّوَاتِي كُلُّ وَاحِدَةٍ مُتْئِمٌ، وَلَيْسَ فِيهِنَّ عَقِيمٌ.</w:t>
       </w:r>
-      <w:r>
-        <w:rPr>
-          <w:lang w:val="ar_AE" w:bidi="ar_AE"/>
-        </w:rPr>
-      </w:r>
-      <w:r>
-        <w:rPr>
-          <w:lang w:val="ar_AE" w:bidi="ar_AE"/>
-        </w:rPr>
-      </w:r>
-    </w:p>
-    <w:p>
-      <w:pPr>
-        <w:bidi/>
-      </w:pPr>
-      <w:r>
-        <w:rPr>
-          <w:lang w:val="ar_AE" w:bidi="ar_AE"/>
-        </w:rPr>
-      </w:r>
-    </w:p>
-    <w:p>
-      <w:pPr>
-        <w:bidi/>
-      </w:pPr>
-      <w:r>
-        <w:rPr>
-          <w:lang w:val="ar_AE" w:bidi="ar_AE"/>
-        </w:rPr>
-      </w:r>
-      <w:r>
-        <w:rPr>
-          <w:vertAlign w:val="superscript"/>
+    </w:p>
+    <w:p>
+      <w:pPr>
+        <w:bidi/>
+      </w:pPr>
+      <w:r>
+        <w:rPr>
+          <w:rtl/>
+          <w:cs/>
+          <w:lang w:val="ar_AE" w:bidi="ar_AE"/>
+        </w:rPr>
+      </w:r>
+      <w:r>
+        <w:rPr>
+          <w:vertAlign w:val="superscript"/>
+          <w:rtl/>
+          <w:cs/>
           <w:lang w:val="ar_AE" w:bidi="ar_AE"/>
         </w:rPr>
         <w:t>3</w:t>
       </w:r>
       <w:r>
         <w:rPr>
+          <w:rtl/>
+          <w:cs/>
           <w:lang w:val="ar_AE" w:bidi="ar_AE"/>
         </w:rPr>
         <w:t xml:space="preserve"> شَفَتَاكِ كَسِلْكَةٍ مِنَ ٱلْقِرْمِزِ، وَفَمُكِ حُلْوٌ. خَدُّكِ كَفِلْقَةِ رُمَّانَةٍ تَحْتَ نَقَابِكِ.</w:t>
       </w:r>
-      <w:r>
-        <w:rPr>
-          <w:lang w:val="ar_AE" w:bidi="ar_AE"/>
-        </w:rPr>
-      </w:r>
-      <w:r>
-        <w:rPr>
-          <w:lang w:val="ar_AE" w:bidi="ar_AE"/>
-        </w:rPr>
-      </w:r>
-    </w:p>
-    <w:p>
-      <w:pPr>
-        <w:bidi/>
-      </w:pPr>
-      <w:r>
-        <w:rPr>
-          <w:lang w:val="ar_AE" w:bidi="ar_AE"/>
-        </w:rPr>
-      </w:r>
-    </w:p>
-    <w:p>
-      <w:pPr>
-        <w:bidi/>
-      </w:pPr>
-      <w:r>
-        <w:rPr>
-          <w:lang w:val="ar_AE" w:bidi="ar_AE"/>
-        </w:rPr>
-      </w:r>
-      <w:r>
-        <w:rPr>
-          <w:vertAlign w:val="superscript"/>
+    </w:p>
+    <w:p>
+      <w:pPr>
+        <w:bidi/>
+      </w:pPr>
+      <w:r>
+        <w:rPr>
+          <w:rtl/>
+          <w:cs/>
+          <w:lang w:val="ar_AE" w:bidi="ar_AE"/>
+        </w:rPr>
+      </w:r>
+      <w:r>
+        <w:rPr>
+          <w:vertAlign w:val="superscript"/>
+          <w:rtl/>
+          <w:cs/>
           <w:lang w:val="ar_AE" w:bidi="ar_AE"/>
         </w:rPr>
         <w:t>4</w:t>
       </w:r>
       <w:r>
         <w:rPr>
+          <w:rtl/>
+          <w:cs/>
           <w:lang w:val="ar_AE" w:bidi="ar_AE"/>
         </w:rPr>
         <w:t xml:space="preserve"> عُنُقُكِ كَبُرْجِ دَاوُدَ ٱلْمَبْنِيِّ لِلْأَسْلِحَةِ. أَلْفُ مِجَنٍّ عُلِّقَ عَلَيْهِ، كُلُّهَا أَتْرَاسُ ٱلْجَبَابِرَةِ.</w:t>
       </w:r>
-      <w:r>
-        <w:rPr>
-          <w:lang w:val="ar_AE" w:bidi="ar_AE"/>
-        </w:rPr>
-      </w:r>
-      <w:r>
-        <w:rPr>
-          <w:lang w:val="ar_AE" w:bidi="ar_AE"/>
-        </w:rPr>
-      </w:r>
-    </w:p>
-    <w:p>
-      <w:pPr>
-        <w:bidi/>
-      </w:pPr>
-      <w:r>
-        <w:rPr>
-          <w:lang w:val="ar_AE" w:bidi="ar_AE"/>
-        </w:rPr>
-      </w:r>
-    </w:p>
-    <w:p>
-      <w:pPr>
-        <w:bidi/>
-      </w:pPr>
-      <w:r>
-        <w:rPr>
-          <w:lang w:val="ar_AE" w:bidi="ar_AE"/>
-        </w:rPr>
-      </w:r>
-      <w:r>
-        <w:rPr>
-          <w:vertAlign w:val="superscript"/>
+    </w:p>
+    <w:p>
+      <w:pPr>
+        <w:bidi/>
+      </w:pPr>
+      <w:r>
+        <w:rPr>
+          <w:rtl/>
+          <w:cs/>
+          <w:lang w:val="ar_AE" w:bidi="ar_AE"/>
+        </w:rPr>
+      </w:r>
+      <w:r>
+        <w:rPr>
+          <w:vertAlign w:val="superscript"/>
+          <w:rtl/>
+          <w:cs/>
           <w:lang w:val="ar_AE" w:bidi="ar_AE"/>
         </w:rPr>
         <w:t>5</w:t>
       </w:r>
       <w:r>
         <w:rPr>
+          <w:rtl/>
+          <w:cs/>
           <w:lang w:val="ar_AE" w:bidi="ar_AE"/>
         </w:rPr>
         <w:t xml:space="preserve"> ثَدْيَاكِ كَخِشْفَتَيْ ظَبْيَةٍ، تَوْأَمَيْنِ يَرْعَيَانِ بَيْنَ ٱلسَّوْسَنِ.</w:t>
       </w:r>
-      <w:r>
-        <w:rPr>
-          <w:lang w:val="ar_AE" w:bidi="ar_AE"/>
-        </w:rPr>
-      </w:r>
-      <w:r>
-        <w:rPr>
-          <w:lang w:val="ar_AE" w:bidi="ar_AE"/>
-        </w:rPr>
-      </w:r>
-    </w:p>
-    <w:p>
-      <w:pPr>
-        <w:bidi/>
-      </w:pPr>
-      <w:r>
-        <w:rPr>
-          <w:lang w:val="ar_AE" w:bidi="ar_AE"/>
-        </w:rPr>
-      </w:r>
-    </w:p>
-    <w:p>
-      <w:pPr>
-        <w:bidi/>
-      </w:pPr>
-      <w:r>
-        <w:rPr>
-          <w:lang w:val="ar_AE" w:bidi="ar_AE"/>
-        </w:rPr>
-      </w:r>
-      <w:r>
-        <w:rPr>
-          <w:vertAlign w:val="superscript"/>
+    </w:p>
+    <w:p>
+      <w:pPr>
+        <w:bidi/>
+      </w:pPr>
+      <w:r>
+        <w:rPr>
+          <w:rtl/>
+          <w:cs/>
+          <w:lang w:val="ar_AE" w:bidi="ar_AE"/>
+        </w:rPr>
+      </w:r>
+      <w:r>
+        <w:rPr>
+          <w:vertAlign w:val="superscript"/>
+          <w:rtl/>
+          <w:cs/>
           <w:lang w:val="ar_AE" w:bidi="ar_AE"/>
         </w:rPr>
         <w:t>6</w:t>
       </w:r>
       <w:r>
         <w:rPr>
+          <w:rtl/>
+          <w:cs/>
           <w:lang w:val="ar_AE" w:bidi="ar_AE"/>
         </w:rPr>
         <w:t xml:space="preserve"> إِلَى أَنْ يَفِيحَ ٱلنَّهَارُ وَتَنْهَزِمَ ٱلظِّلَالُ، أَذْهَبُ إِلَى جَبَلِ ٱلْمُرِّ وَإِلَى تَلِّ ٱللُّبَانِ.</w:t>
       </w:r>
-      <w:r>
-        <w:rPr>
-          <w:lang w:val="ar_AE" w:bidi="ar_AE"/>
-        </w:rPr>
-      </w:r>
-      <w:r>
-        <w:rPr>
-          <w:lang w:val="ar_AE" w:bidi="ar_AE"/>
-        </w:rPr>
-      </w:r>
-    </w:p>
-    <w:p>
-      <w:pPr>
-        <w:bidi/>
-      </w:pPr>
-      <w:r>
-        <w:rPr>
-          <w:lang w:val="ar_AE" w:bidi="ar_AE"/>
-        </w:rPr>
-      </w:r>
-    </w:p>
-    <w:p>
-      <w:pPr>
-        <w:bidi/>
-      </w:pPr>
-      <w:r>
-        <w:rPr>
-          <w:lang w:val="ar_AE" w:bidi="ar_AE"/>
-        </w:rPr>
-      </w:r>
-      <w:r>
-        <w:rPr>
-          <w:vertAlign w:val="superscript"/>
+    </w:p>
+    <w:p>
+      <w:pPr>
+        <w:bidi/>
+      </w:pPr>
+      <w:r>
+        <w:rPr>
+          <w:rtl/>
+          <w:cs/>
+          <w:lang w:val="ar_AE" w:bidi="ar_AE"/>
+        </w:rPr>
+      </w:r>
+      <w:r>
+        <w:rPr>
+          <w:vertAlign w:val="superscript"/>
+          <w:rtl/>
+          <w:cs/>
           <w:lang w:val="ar_AE" w:bidi="ar_AE"/>
         </w:rPr>
         <w:t>7</w:t>
       </w:r>
       <w:r>
         <w:rPr>
+          <w:rtl/>
+          <w:cs/>
           <w:lang w:val="ar_AE" w:bidi="ar_AE"/>
         </w:rPr>
         <w:t xml:space="preserve"> كُلُّكِ جَمِيلٌ يَا حَبِيبَتِي لَيْسَ فِيكِ عَيْبَةٌ.</w:t>
       </w:r>
-      <w:r>
-        <w:rPr>
-          <w:lang w:val="ar_AE" w:bidi="ar_AE"/>
-        </w:rPr>
-      </w:r>
-      <w:r>
-        <w:rPr>
-          <w:lang w:val="ar_AE" w:bidi="ar_AE"/>
-        </w:rPr>
-      </w:r>
-    </w:p>
-    <w:p>
-      <w:pPr>
-        <w:bidi/>
-      </w:pPr>
-      <w:r>
-        <w:rPr>
-          <w:lang w:val="ar_AE" w:bidi="ar_AE"/>
-        </w:rPr>
-      </w:r>
-    </w:p>
-    <w:p>
-      <w:pPr>
-        <w:bidi/>
-      </w:pPr>
-      <w:r>
-        <w:rPr>
-          <w:lang w:val="ar_AE" w:bidi="ar_AE"/>
-        </w:rPr>
-      </w:r>
-      <w:r>
-        <w:rPr>
-          <w:vertAlign w:val="superscript"/>
+    </w:p>
+    <w:p>
+      <w:pPr>
+        <w:bidi/>
+      </w:pPr>
+      <w:r>
+        <w:rPr>
+          <w:rtl/>
+          <w:cs/>
+          <w:lang w:val="ar_AE" w:bidi="ar_AE"/>
+        </w:rPr>
+      </w:r>
+      <w:r>
+        <w:rPr>
+          <w:vertAlign w:val="superscript"/>
+          <w:rtl/>
+          <w:cs/>
           <w:lang w:val="ar_AE" w:bidi="ar_AE"/>
         </w:rPr>
         <w:t>8</w:t>
       </w:r>
       <w:r>
         <w:rPr>
+          <w:rtl/>
+          <w:cs/>
           <w:lang w:val="ar_AE" w:bidi="ar_AE"/>
         </w:rPr>
         <w:t xml:space="preserve"> هَلُمِّي مَعِي مِنْ لُبْنَانَ يَا عَرُوسُ، مَعِي مِنْ لُبْنَانَ! ٱنْظُرِي مِنْ رَأْسِ أَمَانَةَ، مِنْ رَأْسِ شَنِيرَ وَحَرْمُونَ، مِنْ خُدُورِ ٱلْأُسُودِ، مِنْ جِبَالِ ٱلنُّمُورِ.</w:t>
       </w:r>
-      <w:r>
-        <w:rPr>
-          <w:lang w:val="ar_AE" w:bidi="ar_AE"/>
-        </w:rPr>
-      </w:r>
-      <w:r>
-        <w:rPr>
-          <w:lang w:val="ar_AE" w:bidi="ar_AE"/>
-        </w:rPr>
-      </w:r>
-    </w:p>
-    <w:p>
-      <w:pPr>
-        <w:bidi/>
-      </w:pPr>
-      <w:r>
-        <w:rPr>
-          <w:lang w:val="ar_AE" w:bidi="ar_AE"/>
-        </w:rPr>
-      </w:r>
-    </w:p>
-    <w:p>
-      <w:pPr>
-        <w:bidi/>
-      </w:pPr>
-      <w:r>
-        <w:rPr>
-          <w:lang w:val="ar_AE" w:bidi="ar_AE"/>
-        </w:rPr>
-      </w:r>
-      <w:r>
-        <w:rPr>
-          <w:vertAlign w:val="superscript"/>
+    </w:p>
+    <w:p>
+      <w:pPr>
+        <w:bidi/>
+      </w:pPr>
+      <w:r>
+        <w:rPr>
+          <w:rtl/>
+          <w:cs/>
+          <w:lang w:val="ar_AE" w:bidi="ar_AE"/>
+        </w:rPr>
+      </w:r>
+      <w:r>
+        <w:rPr>
+          <w:vertAlign w:val="superscript"/>
+          <w:rtl/>
+          <w:cs/>
           <w:lang w:val="ar_AE" w:bidi="ar_AE"/>
         </w:rPr>
         <w:t>9</w:t>
       </w:r>
       <w:r>
         <w:rPr>
+          <w:rtl/>
+          <w:cs/>
           <w:lang w:val="ar_AE" w:bidi="ar_AE"/>
         </w:rPr>
         <w:t xml:space="preserve"> قَدْ سَبَيْتِ قَلْبِي يَا أُخْتِي ٱلْعَرُوسُ. قَدْ سَبَيْتِ قَلْبِي بِإِحْدَى عَيْنَيْكِ، بِقَلَادَةٍ وَاحِدَةٍ مِنْ عُنُقِكِ.</w:t>
       </w:r>
-      <w:r>
-        <w:rPr>
-          <w:lang w:val="ar_AE" w:bidi="ar_AE"/>
-        </w:rPr>
-      </w:r>
-      <w:r>
-        <w:rPr>
-          <w:lang w:val="ar_AE" w:bidi="ar_AE"/>
-        </w:rPr>
-      </w:r>
-    </w:p>
-    <w:p>
-      <w:pPr>
-        <w:bidi/>
-      </w:pPr>
-      <w:r>
-        <w:rPr>
-          <w:lang w:val="ar_AE" w:bidi="ar_AE"/>
-        </w:rPr>
-      </w:r>
-    </w:p>
-    <w:p>
-      <w:pPr>
-        <w:bidi/>
-      </w:pPr>
-      <w:r>
-        <w:rPr>
-          <w:lang w:val="ar_AE" w:bidi="ar_AE"/>
-        </w:rPr>
-      </w:r>
-      <w:r>
-        <w:rPr>
-          <w:vertAlign w:val="superscript"/>
+    </w:p>
+    <w:p>
+      <w:pPr>
+        <w:bidi/>
+      </w:pPr>
+      <w:r>
+        <w:rPr>
+          <w:rtl/>
+          <w:cs/>
+          <w:lang w:val="ar_AE" w:bidi="ar_AE"/>
+        </w:rPr>
+      </w:r>
+      <w:r>
+        <w:rPr>
+          <w:vertAlign w:val="superscript"/>
+          <w:rtl/>
+          <w:cs/>
           <w:lang w:val="ar_AE" w:bidi="ar_AE"/>
         </w:rPr>
         <w:t>10</w:t>
       </w:r>
       <w:r>
         <w:rPr>
+          <w:rtl/>
+          <w:cs/>
           <w:lang w:val="ar_AE" w:bidi="ar_AE"/>
         </w:rPr>
         <w:t xml:space="preserve"> مَا أَحْسَنَ حُبَّكِ يَا أُخْتِي ٱلْعَرُوسُ! كَمْ مَحَبَّتُكِ أَطْيَبُ مِنَ ٱلْخَمْرِ! وَكَمْ رَائِحَةُ أَدْهَانِكِ أَطْيَبُ مِنْ كُلِّ ٱلْأَطْيَابِ!</w:t>
       </w:r>
-      <w:r>
-        <w:rPr>
-          <w:lang w:val="ar_AE" w:bidi="ar_AE"/>
-        </w:rPr>
-      </w:r>
-      <w:r>
-        <w:rPr>
-          <w:lang w:val="ar_AE" w:bidi="ar_AE"/>
-        </w:rPr>
-      </w:r>
-    </w:p>
-    <w:p>
-      <w:pPr>
-        <w:bidi/>
-      </w:pPr>
-      <w:r>
-        <w:rPr>
-          <w:lang w:val="ar_AE" w:bidi="ar_AE"/>
-        </w:rPr>
-      </w:r>
-    </w:p>
-    <w:p>
-      <w:pPr>
-        <w:bidi/>
-      </w:pPr>
-      <w:r>
-        <w:rPr>
-          <w:lang w:val="ar_AE" w:bidi="ar_AE"/>
-        </w:rPr>
-      </w:r>
-      <w:r>
-        <w:rPr>
-          <w:vertAlign w:val="superscript"/>
+    </w:p>
+    <w:p>
+      <w:pPr>
+        <w:bidi/>
+      </w:pPr>
+      <w:r>
+        <w:rPr>
+          <w:rtl/>
+          <w:cs/>
+          <w:lang w:val="ar_AE" w:bidi="ar_AE"/>
+        </w:rPr>
+      </w:r>
+      <w:r>
+        <w:rPr>
+          <w:vertAlign w:val="superscript"/>
+          <w:rtl/>
+          <w:cs/>
           <w:lang w:val="ar_AE" w:bidi="ar_AE"/>
         </w:rPr>
         <w:t>11</w:t>
       </w:r>
       <w:r>
         <w:rPr>
+          <w:rtl/>
+          <w:cs/>
           <w:lang w:val="ar_AE" w:bidi="ar_AE"/>
         </w:rPr>
         <w:t xml:space="preserve"> شَفَتَاكِ يَا عَرُوسُ تَقْطُرَانِ شَهْدًا. تَحْتَ لِسَانِكِ عَسَلٌ وَلَبَنٌ، وَرَائِحَةُ ثِيَابِكِ كَرَائِحَةِ لُبْنَانَ.</w:t>
       </w:r>
-      <w:r>
-        <w:rPr>
-          <w:lang w:val="ar_AE" w:bidi="ar_AE"/>
-        </w:rPr>
-      </w:r>
-      <w:r>
-        <w:rPr>
-          <w:lang w:val="ar_AE" w:bidi="ar_AE"/>
-        </w:rPr>
-      </w:r>
-    </w:p>
-    <w:p>
-      <w:pPr>
-        <w:bidi/>
-      </w:pPr>
-      <w:r>
-        <w:rPr>
-          <w:lang w:val="ar_AE" w:bidi="ar_AE"/>
-        </w:rPr>
-      </w:r>
-    </w:p>
-    <w:p>
-      <w:pPr>
-        <w:bidi/>
-      </w:pPr>
-      <w:r>
-        <w:rPr>
-          <w:lang w:val="ar_AE" w:bidi="ar_AE"/>
-        </w:rPr>
-      </w:r>
-      <w:r>
-        <w:rPr>
-          <w:vertAlign w:val="superscript"/>
+    </w:p>
+    <w:p>
+      <w:pPr>
+        <w:bidi/>
+      </w:pPr>
+      <w:r>
+        <w:rPr>
+          <w:rtl/>
+          <w:cs/>
+          <w:lang w:val="ar_AE" w:bidi="ar_AE"/>
+        </w:rPr>
+      </w:r>
+      <w:r>
+        <w:rPr>
+          <w:vertAlign w:val="superscript"/>
+          <w:rtl/>
+          <w:cs/>
           <w:lang w:val="ar_AE" w:bidi="ar_AE"/>
         </w:rPr>
         <w:t>12</w:t>
       </w:r>
       <w:r>
         <w:rPr>
+          <w:rtl/>
+          <w:cs/>
           <w:lang w:val="ar_AE" w:bidi="ar_AE"/>
         </w:rPr>
         <w:t xml:space="preserve"> أُخْتِي ٱلْعَرُوسُ جَنَّةٌ مُغْلَقَةٌ، عَيْنٌ مُقْفَلَةٌ، يَنْبُوعٌ مَخْتُومٌ.</w:t>
       </w:r>
-      <w:r>
-        <w:rPr>
-          <w:lang w:val="ar_AE" w:bidi="ar_AE"/>
-        </w:rPr>
-      </w:r>
-      <w:r>
-        <w:rPr>
-          <w:lang w:val="ar_AE" w:bidi="ar_AE"/>
-        </w:rPr>
-      </w:r>
-    </w:p>
-    <w:p>
-      <w:pPr>
-        <w:bidi/>
-      </w:pPr>
-      <w:r>
-        <w:rPr>
-          <w:lang w:val="ar_AE" w:bidi="ar_AE"/>
-        </w:rPr>
-      </w:r>
-    </w:p>
-    <w:p>
-      <w:pPr>
-        <w:bidi/>
-      </w:pPr>
-      <w:r>
-        <w:rPr>
-          <w:lang w:val="ar_AE" w:bidi="ar_AE"/>
-        </w:rPr>
-      </w:r>
-      <w:r>
-        <w:rPr>
-          <w:vertAlign w:val="superscript"/>
+    </w:p>
+    <w:p>
+      <w:pPr>
+        <w:bidi/>
+      </w:pPr>
+      <w:r>
+        <w:rPr>
+          <w:rtl/>
+          <w:cs/>
+          <w:lang w:val="ar_AE" w:bidi="ar_AE"/>
+        </w:rPr>
+      </w:r>
+      <w:r>
+        <w:rPr>
+          <w:vertAlign w:val="superscript"/>
+          <w:rtl/>
+          <w:cs/>
           <w:lang w:val="ar_AE" w:bidi="ar_AE"/>
         </w:rPr>
         <w:t>13</w:t>
       </w:r>
       <w:r>
         <w:rPr>
+          <w:rtl/>
+          <w:cs/>
           <w:lang w:val="ar_AE" w:bidi="ar_AE"/>
         </w:rPr>
         <w:t xml:space="preserve"> أَغْرَاسُكِ فِرْدَوْسُ رُمَّانٍ مَعَ أَثْمَارٍ نَفِيسَةٍ، فَاغِيَةٍ وَنَارِدِينٍ.</w:t>
       </w:r>
-      <w:r>
-        <w:rPr>
-          <w:lang w:val="ar_AE" w:bidi="ar_AE"/>
-        </w:rPr>
-      </w:r>
-      <w:r>
-        <w:rPr>
-          <w:lang w:val="ar_AE" w:bidi="ar_AE"/>
-        </w:rPr>
-      </w:r>
-    </w:p>
-    <w:p>
-      <w:pPr>
-        <w:bidi/>
-      </w:pPr>
-      <w:r>
-        <w:rPr>
-          <w:lang w:val="ar_AE" w:bidi="ar_AE"/>
-        </w:rPr>
-      </w:r>
-    </w:p>
-    <w:p>
-      <w:pPr>
-        <w:bidi/>
-      </w:pPr>
-      <w:r>
-        <w:rPr>
-          <w:lang w:val="ar_AE" w:bidi="ar_AE"/>
-        </w:rPr>
-      </w:r>
-      <w:r>
-        <w:rPr>
-          <w:vertAlign w:val="superscript"/>
+    </w:p>
+    <w:p>
+      <w:pPr>
+        <w:bidi/>
+      </w:pPr>
+      <w:r>
+        <w:rPr>
+          <w:rtl/>
+          <w:cs/>
+          <w:lang w:val="ar_AE" w:bidi="ar_AE"/>
+        </w:rPr>
+      </w:r>
+      <w:r>
+        <w:rPr>
+          <w:vertAlign w:val="superscript"/>
+          <w:rtl/>
+          <w:cs/>
           <w:lang w:val="ar_AE" w:bidi="ar_AE"/>
         </w:rPr>
         <w:t>14</w:t>
       </w:r>
       <w:r>
         <w:rPr>
+          <w:rtl/>
+          <w:cs/>
           <w:lang w:val="ar_AE" w:bidi="ar_AE"/>
         </w:rPr>
         <w:t xml:space="preserve"> نَارِدِينٍ وَكُرْكُمٍ. قَصَبِ ٱلذَّرِيرَةِ وَقِرْفَةٍ، مَعَ كُلِّ عُودِ ٱللُّبَانِ. مُرٌّ وَعُودٌ مَعَ كُلِّ أَنْفَسِ ٱلْأَطْيَابِ.</w:t>
       </w:r>
-      <w:r>
-        <w:rPr>
-          <w:lang w:val="ar_AE" w:bidi="ar_AE"/>
-        </w:rPr>
-      </w:r>
-      <w:r>
-        <w:rPr>
-          <w:lang w:val="ar_AE" w:bidi="ar_AE"/>
-        </w:rPr>
-      </w:r>
-    </w:p>
-    <w:p>
-      <w:pPr>
-        <w:bidi/>
-      </w:pPr>
-      <w:r>
-        <w:rPr>
-          <w:lang w:val="ar_AE" w:bidi="ar_AE"/>
-        </w:rPr>
-      </w:r>
-    </w:p>
-    <w:p>
-      <w:pPr>
-        <w:bidi/>
-      </w:pPr>
-      <w:r>
-        <w:rPr>
-          <w:lang w:val="ar_AE" w:bidi="ar_AE"/>
-        </w:rPr>
-      </w:r>
-      <w:r>
-        <w:rPr>
-          <w:vertAlign w:val="superscript"/>
+    </w:p>
+    <w:p>
+      <w:pPr>
+        <w:bidi/>
+      </w:pPr>
+      <w:r>
+        <w:rPr>
+          <w:rtl/>
+          <w:cs/>
+          <w:lang w:val="ar_AE" w:bidi="ar_AE"/>
+        </w:rPr>
+      </w:r>
+      <w:r>
+        <w:rPr>
+          <w:vertAlign w:val="superscript"/>
+          <w:rtl/>
+          <w:cs/>
           <w:lang w:val="ar_AE" w:bidi="ar_AE"/>
         </w:rPr>
         <w:t>15</w:t>
       </w:r>
       <w:r>
         <w:rPr>
+          <w:rtl/>
+          <w:cs/>
           <w:lang w:val="ar_AE" w:bidi="ar_AE"/>
         </w:rPr>
         <w:t xml:space="preserve"> يَنْبُوعُ جَنَّاتٍ، بِئْرُ مِيَاهٍ حَيَّةٍ، وَسُيُولٌ مِنْ لُبْنَانَ.</w:t>
       </w:r>
-      <w:r>
-        <w:rPr>
-          <w:lang w:val="ar_AE" w:bidi="ar_AE"/>
-        </w:rPr>
-      </w:r>
-      <w:r>
-        <w:rPr>
-          <w:lang w:val="ar_AE" w:bidi="ar_AE"/>
-        </w:rPr>
-      </w:r>
-    </w:p>
-    <w:p>
-      <w:pPr>
-        <w:bidi/>
-      </w:pPr>
-      <w:r>
-        <w:rPr>
-          <w:lang w:val="ar_AE" w:bidi="ar_AE"/>
-        </w:rPr>
-      </w:r>
-    </w:p>
-    <w:p>
-      <w:pPr>
-        <w:bidi/>
-      </w:pPr>
-      <w:r>
-        <w:rPr>
-          <w:lang w:val="ar_AE" w:bidi="ar_AE"/>
-        </w:rPr>
-      </w:r>
-      <w:r>
-        <w:rPr>
-          <w:vertAlign w:val="superscript"/>
+    </w:p>
+    <w:p>
+      <w:pPr>
+        <w:bidi/>
+      </w:pPr>
+      <w:r>
+        <w:rPr>
+          <w:rtl/>
+          <w:cs/>
+          <w:lang w:val="ar_AE" w:bidi="ar_AE"/>
+        </w:rPr>
+      </w:r>
+      <w:r>
+        <w:rPr>
+          <w:vertAlign w:val="superscript"/>
+          <w:rtl/>
+          <w:cs/>
           <w:lang w:val="ar_AE" w:bidi="ar_AE"/>
         </w:rPr>
         <w:t>16</w:t>
       </w:r>
       <w:r>
         <w:rPr>
+          <w:rtl/>
+          <w:cs/>
           <w:lang w:val="ar_AE" w:bidi="ar_AE"/>
         </w:rPr>
         <w:t xml:space="preserve"> اِسْتَيْقِظِي يَا رِيحَ ٱلشَّمَالِ، وَتَعَالَيْ يَا رِيحَ ٱلْجَنُوبِ! هَبِّي عَلَى جَنَّتِي فَتَقْطُرَ أَطْيَابُهَا. لِيَأْتِ حَبِيبِي إِلَى جَنَّتِهِ وَيَأْكُلْ ثَمَرَهُ ٱلنَّفِيسَ.</w:t>
       </w:r>
-      <w:r>
-        <w:rPr>
-          <w:lang w:val="ar_AE" w:bidi="ar_AE"/>
-        </w:rPr>
-      </w:r>
-      <w:r>
-        <w:rPr>
-          <w:lang w:val="ar_AE" w:bidi="ar_AE"/>
-        </w:rPr>
-      </w:r>
-    </w:p>
-    <w:p>
-      <w:pPr>
-        <w:bidi/>
-      </w:pPr>
-      <w:r>
-        <w:rPr>
-          <w:lang w:val="ar_AE" w:bidi="ar_AE"/>
-        </w:rPr>
-      </w:r>
     </w:p>
     <w:p>
       <w:pPr>
@@ -2932,703 +2089,483 @@
       </w:pPr>
       <w:r>
         <w:rPr>
+          <w:rtl/>
+          <w:cs/>
           <w:lang w:val="ar_AE" w:bidi="ar_AE"/>
         </w:rPr>
         <w:t>Song of Songs 5:1</w:t>
       </w:r>
       <w:r>
         <w:rPr>
-          <w:lang w:val="ar_AE" w:bidi="ar_AE"/>
-        </w:rPr>
-      </w:r>
-    </w:p>
-    <w:p>
-      <w:pPr>
-        <w:bidi/>
-      </w:pPr>
-      <w:r>
-        <w:rPr>
-          <w:lang w:val="ar_AE" w:bidi="ar_AE"/>
-        </w:rPr>
-      </w:r>
-      <w:r>
-        <w:rPr>
-          <w:vertAlign w:val="superscript"/>
+          <w:rtl/>
+          <w:cs/>
+          <w:lang w:val="ar_AE" w:bidi="ar_AE"/>
+        </w:rPr>
+      </w:r>
+    </w:p>
+    <w:p>
+      <w:pPr>
+        <w:bidi/>
+      </w:pPr>
+      <w:r>
+        <w:rPr>
+          <w:rtl/>
+          <w:cs/>
+          <w:lang w:val="ar_AE" w:bidi="ar_AE"/>
+        </w:rPr>
+      </w:r>
+      <w:r>
+        <w:rPr>
+          <w:vertAlign w:val="superscript"/>
+          <w:rtl/>
+          <w:cs/>
           <w:lang w:val="ar_AE" w:bidi="ar_AE"/>
         </w:rPr>
         <w:t>1</w:t>
       </w:r>
       <w:r>
         <w:rPr>
+          <w:rtl/>
+          <w:cs/>
           <w:lang w:val="ar_AE" w:bidi="ar_AE"/>
         </w:rPr>
         <w:t xml:space="preserve"> قَدْ دَخَلْتُ جَنَّتِي يَا أُخْتِي ٱلْعَرُوسُ. قَطَفْتُ مُرِّي مَعَ طِيبِي. أَكَلْتُ شَهْدِي مَعَ عَسَلِي. شَرِبْتُ خَمْرِي مَعَ لَبَنِي. كُلُوا أَيُّهَا ٱلْأَصْحَابُ. ٱشْرَبُوا وَٱسْكَرُوا أَيُّهَا ٱلْأَحِبَّاءُ.</w:t>
       </w:r>
-      <w:r>
-        <w:rPr>
-          <w:lang w:val="ar_AE" w:bidi="ar_AE"/>
-        </w:rPr>
-      </w:r>
-      <w:r>
-        <w:rPr>
-          <w:lang w:val="ar_AE" w:bidi="ar_AE"/>
-        </w:rPr>
-      </w:r>
-    </w:p>
-    <w:p>
-      <w:pPr>
-        <w:bidi/>
-      </w:pPr>
-      <w:r>
-        <w:rPr>
-          <w:lang w:val="ar_AE" w:bidi="ar_AE"/>
-        </w:rPr>
-      </w:r>
-    </w:p>
-    <w:p>
-      <w:pPr>
-        <w:bidi/>
-      </w:pPr>
-      <w:r>
-        <w:rPr>
-          <w:lang w:val="ar_AE" w:bidi="ar_AE"/>
-        </w:rPr>
-      </w:r>
-      <w:r>
-        <w:rPr>
-          <w:vertAlign w:val="superscript"/>
+    </w:p>
+    <w:p>
+      <w:pPr>
+        <w:bidi/>
+      </w:pPr>
+      <w:r>
+        <w:rPr>
+          <w:rtl/>
+          <w:cs/>
+          <w:lang w:val="ar_AE" w:bidi="ar_AE"/>
+        </w:rPr>
+      </w:r>
+      <w:r>
+        <w:rPr>
+          <w:vertAlign w:val="superscript"/>
+          <w:rtl/>
+          <w:cs/>
           <w:lang w:val="ar_AE" w:bidi="ar_AE"/>
         </w:rPr>
         <w:t>2</w:t>
       </w:r>
       <w:r>
         <w:rPr>
+          <w:rtl/>
+          <w:cs/>
           <w:lang w:val="ar_AE" w:bidi="ar_AE"/>
         </w:rPr>
         <w:t xml:space="preserve"> أَنَا نَائِمَةٌ وَقَلْبِي مُسْتَيْقِظٌ. صَوْتُ حَبِيبِي قَارِعًا: «اِفْتَحِي لِي يَا أُخْتِي، يَا حَبِيبَتِي، يَاحَمَامَتِي، يَا كَامِلَتِي! لِأَنَّ رَأْسِي ٱمْتَلَأَ مِنَ ٱلطَّلِّ، وَقُصَصِي مِنْ نُدَى ٱللَّيْلِ».</w:t>
       </w:r>
-      <w:r>
-        <w:rPr>
-          <w:lang w:val="ar_AE" w:bidi="ar_AE"/>
-        </w:rPr>
-      </w:r>
-      <w:r>
-        <w:rPr>
-          <w:lang w:val="ar_AE" w:bidi="ar_AE"/>
-        </w:rPr>
-      </w:r>
-    </w:p>
-    <w:p>
-      <w:pPr>
-        <w:bidi/>
-      </w:pPr>
-      <w:r>
-        <w:rPr>
-          <w:lang w:val="ar_AE" w:bidi="ar_AE"/>
-        </w:rPr>
-      </w:r>
-    </w:p>
-    <w:p>
-      <w:pPr>
-        <w:bidi/>
-      </w:pPr>
-      <w:r>
-        <w:rPr>
-          <w:lang w:val="ar_AE" w:bidi="ar_AE"/>
-        </w:rPr>
-      </w:r>
-      <w:r>
-        <w:rPr>
-          <w:vertAlign w:val="superscript"/>
+    </w:p>
+    <w:p>
+      <w:pPr>
+        <w:bidi/>
+      </w:pPr>
+      <w:r>
+        <w:rPr>
+          <w:rtl/>
+          <w:cs/>
+          <w:lang w:val="ar_AE" w:bidi="ar_AE"/>
+        </w:rPr>
+      </w:r>
+      <w:r>
+        <w:rPr>
+          <w:vertAlign w:val="superscript"/>
+          <w:rtl/>
+          <w:cs/>
           <w:lang w:val="ar_AE" w:bidi="ar_AE"/>
         </w:rPr>
         <w:t>3</w:t>
       </w:r>
       <w:r>
         <w:rPr>
+          <w:rtl/>
+          <w:cs/>
           <w:lang w:val="ar_AE" w:bidi="ar_AE"/>
         </w:rPr>
         <w:t xml:space="preserve"> قَدْ خَلَعْتُ ثَوْبِي، فَكَيْفَ أَلْبَسُهُ؟ قَدْ غَسَلْتُ رِجْلَيَّ، فَكَيْفَ أُوَسِّخُهُمَا؟</w:t>
       </w:r>
-      <w:r>
-        <w:rPr>
-          <w:lang w:val="ar_AE" w:bidi="ar_AE"/>
-        </w:rPr>
-      </w:r>
-      <w:r>
-        <w:rPr>
-          <w:lang w:val="ar_AE" w:bidi="ar_AE"/>
-        </w:rPr>
-      </w:r>
-    </w:p>
-    <w:p>
-      <w:pPr>
-        <w:bidi/>
-      </w:pPr>
-      <w:r>
-        <w:rPr>
-          <w:lang w:val="ar_AE" w:bidi="ar_AE"/>
-        </w:rPr>
-      </w:r>
-    </w:p>
-    <w:p>
-      <w:pPr>
-        <w:bidi/>
-      </w:pPr>
-      <w:r>
-        <w:rPr>
-          <w:lang w:val="ar_AE" w:bidi="ar_AE"/>
-        </w:rPr>
-      </w:r>
-      <w:r>
-        <w:rPr>
-          <w:vertAlign w:val="superscript"/>
+    </w:p>
+    <w:p>
+      <w:pPr>
+        <w:bidi/>
+      </w:pPr>
+      <w:r>
+        <w:rPr>
+          <w:rtl/>
+          <w:cs/>
+          <w:lang w:val="ar_AE" w:bidi="ar_AE"/>
+        </w:rPr>
+      </w:r>
+      <w:r>
+        <w:rPr>
+          <w:vertAlign w:val="superscript"/>
+          <w:rtl/>
+          <w:cs/>
           <w:lang w:val="ar_AE" w:bidi="ar_AE"/>
         </w:rPr>
         <w:t>4</w:t>
       </w:r>
       <w:r>
         <w:rPr>
+          <w:rtl/>
+          <w:cs/>
           <w:lang w:val="ar_AE" w:bidi="ar_AE"/>
         </w:rPr>
         <w:t xml:space="preserve"> حَبِيبِي مَدَّ يَدَهُ مِنَ ٱلْكَوَّةِ، فَأَنَّتْ عَلَيْهِ أَحْشَائِي.</w:t>
       </w:r>
-      <w:r>
-        <w:rPr>
-          <w:lang w:val="ar_AE" w:bidi="ar_AE"/>
-        </w:rPr>
-      </w:r>
-      <w:r>
-        <w:rPr>
-          <w:lang w:val="ar_AE" w:bidi="ar_AE"/>
-        </w:rPr>
-      </w:r>
-    </w:p>
-    <w:p>
-      <w:pPr>
-        <w:bidi/>
-      </w:pPr>
-      <w:r>
-        <w:rPr>
-          <w:lang w:val="ar_AE" w:bidi="ar_AE"/>
-        </w:rPr>
-      </w:r>
-    </w:p>
-    <w:p>
-      <w:pPr>
-        <w:bidi/>
-      </w:pPr>
-      <w:r>
-        <w:rPr>
-          <w:lang w:val="ar_AE" w:bidi="ar_AE"/>
-        </w:rPr>
-      </w:r>
-      <w:r>
-        <w:rPr>
-          <w:vertAlign w:val="superscript"/>
+    </w:p>
+    <w:p>
+      <w:pPr>
+        <w:bidi/>
+      </w:pPr>
+      <w:r>
+        <w:rPr>
+          <w:rtl/>
+          <w:cs/>
+          <w:lang w:val="ar_AE" w:bidi="ar_AE"/>
+        </w:rPr>
+      </w:r>
+      <w:r>
+        <w:rPr>
+          <w:vertAlign w:val="superscript"/>
+          <w:rtl/>
+          <w:cs/>
           <w:lang w:val="ar_AE" w:bidi="ar_AE"/>
         </w:rPr>
         <w:t>5</w:t>
       </w:r>
       <w:r>
         <w:rPr>
+          <w:rtl/>
+          <w:cs/>
           <w:lang w:val="ar_AE" w:bidi="ar_AE"/>
         </w:rPr>
         <w:t xml:space="preserve"> قُمْتُ لِأَفْتَحَ لِحَبِيبِي وَيَدَايَ تَقْطُرَانِ مُرًّا، وَأَصَابِعِي مُرٌّ قَاطِرٌ عَلَى مَقْبَضِ ٱلْقُفْلِ.</w:t>
       </w:r>
-      <w:r>
-        <w:rPr>
-          <w:lang w:val="ar_AE" w:bidi="ar_AE"/>
-        </w:rPr>
-      </w:r>
-      <w:r>
-        <w:rPr>
-          <w:lang w:val="ar_AE" w:bidi="ar_AE"/>
-        </w:rPr>
-      </w:r>
-    </w:p>
-    <w:p>
-      <w:pPr>
-        <w:bidi/>
-      </w:pPr>
-      <w:r>
-        <w:rPr>
-          <w:lang w:val="ar_AE" w:bidi="ar_AE"/>
-        </w:rPr>
-      </w:r>
-    </w:p>
-    <w:p>
-      <w:pPr>
-        <w:bidi/>
-      </w:pPr>
-      <w:r>
-        <w:rPr>
-          <w:lang w:val="ar_AE" w:bidi="ar_AE"/>
-        </w:rPr>
-      </w:r>
-      <w:r>
-        <w:rPr>
-          <w:vertAlign w:val="superscript"/>
+    </w:p>
+    <w:p>
+      <w:pPr>
+        <w:bidi/>
+      </w:pPr>
+      <w:r>
+        <w:rPr>
+          <w:rtl/>
+          <w:cs/>
+          <w:lang w:val="ar_AE" w:bidi="ar_AE"/>
+        </w:rPr>
+      </w:r>
+      <w:r>
+        <w:rPr>
+          <w:vertAlign w:val="superscript"/>
+          <w:rtl/>
+          <w:cs/>
           <w:lang w:val="ar_AE" w:bidi="ar_AE"/>
         </w:rPr>
         <w:t>6</w:t>
       </w:r>
       <w:r>
         <w:rPr>
+          <w:rtl/>
+          <w:cs/>
           <w:lang w:val="ar_AE" w:bidi="ar_AE"/>
         </w:rPr>
         <w:t xml:space="preserve"> فَتَحْتُ لِحَبِيبِي، لَكِنَّ حَبِيبِي تَحَوَّلَ وَعَبَرَ. نَفْسِي خَرَجَتْ عِنْدَمَا أَدْبَرَ. طَلَبْتُهُ فَمَا وَجَدْتُهُ. دَعَوْتُهُ فَمَا أَجَابَنِي.</w:t>
       </w:r>
-      <w:r>
-        <w:rPr>
-          <w:lang w:val="ar_AE" w:bidi="ar_AE"/>
-        </w:rPr>
-      </w:r>
-      <w:r>
-        <w:rPr>
-          <w:lang w:val="ar_AE" w:bidi="ar_AE"/>
-        </w:rPr>
-      </w:r>
-    </w:p>
-    <w:p>
-      <w:pPr>
-        <w:bidi/>
-      </w:pPr>
-      <w:r>
-        <w:rPr>
-          <w:lang w:val="ar_AE" w:bidi="ar_AE"/>
-        </w:rPr>
-      </w:r>
-    </w:p>
-    <w:p>
-      <w:pPr>
-        <w:bidi/>
-      </w:pPr>
-      <w:r>
-        <w:rPr>
-          <w:lang w:val="ar_AE" w:bidi="ar_AE"/>
-        </w:rPr>
-      </w:r>
-      <w:r>
-        <w:rPr>
-          <w:vertAlign w:val="superscript"/>
+    </w:p>
+    <w:p>
+      <w:pPr>
+        <w:bidi/>
+      </w:pPr>
+      <w:r>
+        <w:rPr>
+          <w:rtl/>
+          <w:cs/>
+          <w:lang w:val="ar_AE" w:bidi="ar_AE"/>
+        </w:rPr>
+      </w:r>
+      <w:r>
+        <w:rPr>
+          <w:vertAlign w:val="superscript"/>
+          <w:rtl/>
+          <w:cs/>
           <w:lang w:val="ar_AE" w:bidi="ar_AE"/>
         </w:rPr>
         <w:t>7</w:t>
       </w:r>
       <w:r>
         <w:rPr>
+          <w:rtl/>
+          <w:cs/>
           <w:lang w:val="ar_AE" w:bidi="ar_AE"/>
         </w:rPr>
         <w:t xml:space="preserve"> وَجَدَنِي ٱلْحَرَسُ ٱلطَّائِفُ فِي ٱلْمَدِينَةِ. ضَرَبُونِي. جَرَحُونِي. حَفَظَةُ ٱلْأَسْوَارِ رَفَعُوا إِزَارِي عَنِّي.</w:t>
       </w:r>
-      <w:r>
-        <w:rPr>
-          <w:lang w:val="ar_AE" w:bidi="ar_AE"/>
-        </w:rPr>
-      </w:r>
-      <w:r>
-        <w:rPr>
-          <w:lang w:val="ar_AE" w:bidi="ar_AE"/>
-        </w:rPr>
-      </w:r>
-    </w:p>
-    <w:p>
-      <w:pPr>
-        <w:bidi/>
-      </w:pPr>
-      <w:r>
-        <w:rPr>
-          <w:lang w:val="ar_AE" w:bidi="ar_AE"/>
-        </w:rPr>
-      </w:r>
-    </w:p>
-    <w:p>
-      <w:pPr>
-        <w:bidi/>
-      </w:pPr>
-      <w:r>
-        <w:rPr>
-          <w:lang w:val="ar_AE" w:bidi="ar_AE"/>
-        </w:rPr>
-      </w:r>
-      <w:r>
-        <w:rPr>
-          <w:vertAlign w:val="superscript"/>
+    </w:p>
+    <w:p>
+      <w:pPr>
+        <w:bidi/>
+      </w:pPr>
+      <w:r>
+        <w:rPr>
+          <w:rtl/>
+          <w:cs/>
+          <w:lang w:val="ar_AE" w:bidi="ar_AE"/>
+        </w:rPr>
+      </w:r>
+      <w:r>
+        <w:rPr>
+          <w:vertAlign w:val="superscript"/>
+          <w:rtl/>
+          <w:cs/>
           <w:lang w:val="ar_AE" w:bidi="ar_AE"/>
         </w:rPr>
         <w:t>8</w:t>
       </w:r>
       <w:r>
         <w:rPr>
+          <w:rtl/>
+          <w:cs/>
           <w:lang w:val="ar_AE" w:bidi="ar_AE"/>
         </w:rPr>
         <w:t xml:space="preserve"> أُحَلِّفُكُنَّ يَا بَنَاتِ أُورُشَلِيمَ إِنْ وَجَدْتُنَّ حَبِيبِي أَنْ تُخْبِرْنَهُ بِأَنِّي مَرِيضَةٌ حُبًّا.</w:t>
       </w:r>
-      <w:r>
-        <w:rPr>
-          <w:lang w:val="ar_AE" w:bidi="ar_AE"/>
-        </w:rPr>
-      </w:r>
-      <w:r>
-        <w:rPr>
-          <w:lang w:val="ar_AE" w:bidi="ar_AE"/>
-        </w:rPr>
-      </w:r>
-    </w:p>
-    <w:p>
-      <w:pPr>
-        <w:bidi/>
-      </w:pPr>
-      <w:r>
-        <w:rPr>
-          <w:lang w:val="ar_AE" w:bidi="ar_AE"/>
-        </w:rPr>
-      </w:r>
-    </w:p>
-    <w:p>
-      <w:pPr>
-        <w:bidi/>
-      </w:pPr>
-      <w:r>
-        <w:rPr>
-          <w:lang w:val="ar_AE" w:bidi="ar_AE"/>
-        </w:rPr>
-      </w:r>
-      <w:r>
-        <w:rPr>
-          <w:vertAlign w:val="superscript"/>
+    </w:p>
+    <w:p>
+      <w:pPr>
+        <w:bidi/>
+      </w:pPr>
+      <w:r>
+        <w:rPr>
+          <w:rtl/>
+          <w:cs/>
+          <w:lang w:val="ar_AE" w:bidi="ar_AE"/>
+        </w:rPr>
+      </w:r>
+      <w:r>
+        <w:rPr>
+          <w:vertAlign w:val="superscript"/>
+          <w:rtl/>
+          <w:cs/>
           <w:lang w:val="ar_AE" w:bidi="ar_AE"/>
         </w:rPr>
         <w:t>9</w:t>
       </w:r>
       <w:r>
         <w:rPr>
+          <w:rtl/>
+          <w:cs/>
           <w:lang w:val="ar_AE" w:bidi="ar_AE"/>
         </w:rPr>
         <w:t xml:space="preserve"> مَا حَبِيبُكِ مِنْ حَبِيبٍ أَيَّتُهَا ٱلْجَمِيلَةُ بَيْنَ ٱلنِّسَاءِ! مَا حَبِيبُكِ مِنْ حَبِيبٍ حَتَّى تُحَلِّفِينَا هَكَذَا!</w:t>
       </w:r>
-      <w:r>
-        <w:rPr>
-          <w:lang w:val="ar_AE" w:bidi="ar_AE"/>
-        </w:rPr>
-      </w:r>
-      <w:r>
-        <w:rPr>
-          <w:lang w:val="ar_AE" w:bidi="ar_AE"/>
-        </w:rPr>
-      </w:r>
-    </w:p>
-    <w:p>
-      <w:pPr>
-        <w:bidi/>
-      </w:pPr>
-      <w:r>
-        <w:rPr>
-          <w:lang w:val="ar_AE" w:bidi="ar_AE"/>
-        </w:rPr>
-      </w:r>
-    </w:p>
-    <w:p>
-      <w:pPr>
-        <w:bidi/>
-      </w:pPr>
-      <w:r>
-        <w:rPr>
-          <w:lang w:val="ar_AE" w:bidi="ar_AE"/>
-        </w:rPr>
-      </w:r>
-      <w:r>
-        <w:rPr>
-          <w:vertAlign w:val="superscript"/>
+    </w:p>
+    <w:p>
+      <w:pPr>
+        <w:bidi/>
+      </w:pPr>
+      <w:r>
+        <w:rPr>
+          <w:rtl/>
+          <w:cs/>
+          <w:lang w:val="ar_AE" w:bidi="ar_AE"/>
+        </w:rPr>
+      </w:r>
+      <w:r>
+        <w:rPr>
+          <w:vertAlign w:val="superscript"/>
+          <w:rtl/>
+          <w:cs/>
           <w:lang w:val="ar_AE" w:bidi="ar_AE"/>
         </w:rPr>
         <w:t>10</w:t>
       </w:r>
       <w:r>
         <w:rPr>
+          <w:rtl/>
+          <w:cs/>
           <w:lang w:val="ar_AE" w:bidi="ar_AE"/>
         </w:rPr>
         <w:t xml:space="preserve"> حَبِيبِي أَبْيَضُ وَأَحْمَرُ. مُعْلَمٌ بَيْنَ رَبْوَةٍ.</w:t>
       </w:r>
-      <w:r>
-        <w:rPr>
-          <w:lang w:val="ar_AE" w:bidi="ar_AE"/>
-        </w:rPr>
-      </w:r>
-      <w:r>
-        <w:rPr>
-          <w:lang w:val="ar_AE" w:bidi="ar_AE"/>
-        </w:rPr>
-      </w:r>
-    </w:p>
-    <w:p>
-      <w:pPr>
-        <w:bidi/>
-      </w:pPr>
-      <w:r>
-        <w:rPr>
-          <w:lang w:val="ar_AE" w:bidi="ar_AE"/>
-        </w:rPr>
-      </w:r>
-    </w:p>
-    <w:p>
-      <w:pPr>
-        <w:bidi/>
-      </w:pPr>
-      <w:r>
-        <w:rPr>
-          <w:lang w:val="ar_AE" w:bidi="ar_AE"/>
-        </w:rPr>
-      </w:r>
-      <w:r>
-        <w:rPr>
-          <w:vertAlign w:val="superscript"/>
+    </w:p>
+    <w:p>
+      <w:pPr>
+        <w:bidi/>
+      </w:pPr>
+      <w:r>
+        <w:rPr>
+          <w:rtl/>
+          <w:cs/>
+          <w:lang w:val="ar_AE" w:bidi="ar_AE"/>
+        </w:rPr>
+      </w:r>
+      <w:r>
+        <w:rPr>
+          <w:vertAlign w:val="superscript"/>
+          <w:rtl/>
+          <w:cs/>
           <w:lang w:val="ar_AE" w:bidi="ar_AE"/>
         </w:rPr>
         <w:t>11</w:t>
       </w:r>
       <w:r>
         <w:rPr>
+          <w:rtl/>
+          <w:cs/>
           <w:lang w:val="ar_AE" w:bidi="ar_AE"/>
         </w:rPr>
         <w:t xml:space="preserve"> رَأْسُهُ ذَهَبٌ إِبْرِيزٌ. قُصَصُهُ مُسْتَرْسِلَةٌ حَالِكَةٌ كَٱلْغُرَابِ.</w:t>
       </w:r>
-      <w:r>
-        <w:rPr>
-          <w:lang w:val="ar_AE" w:bidi="ar_AE"/>
-        </w:rPr>
-      </w:r>
-      <w:r>
-        <w:rPr>
-          <w:lang w:val="ar_AE" w:bidi="ar_AE"/>
-        </w:rPr>
-      </w:r>
-    </w:p>
-    <w:p>
-      <w:pPr>
-        <w:bidi/>
-      </w:pPr>
-      <w:r>
-        <w:rPr>
-          <w:lang w:val="ar_AE" w:bidi="ar_AE"/>
-        </w:rPr>
-      </w:r>
-    </w:p>
-    <w:p>
-      <w:pPr>
-        <w:bidi/>
-      </w:pPr>
-      <w:r>
-        <w:rPr>
-          <w:lang w:val="ar_AE" w:bidi="ar_AE"/>
-        </w:rPr>
-      </w:r>
-      <w:r>
-        <w:rPr>
-          <w:vertAlign w:val="superscript"/>
+    </w:p>
+    <w:p>
+      <w:pPr>
+        <w:bidi/>
+      </w:pPr>
+      <w:r>
+        <w:rPr>
+          <w:rtl/>
+          <w:cs/>
+          <w:lang w:val="ar_AE" w:bidi="ar_AE"/>
+        </w:rPr>
+      </w:r>
+      <w:r>
+        <w:rPr>
+          <w:vertAlign w:val="superscript"/>
+          <w:rtl/>
+          <w:cs/>
           <w:lang w:val="ar_AE" w:bidi="ar_AE"/>
         </w:rPr>
         <w:t>12</w:t>
       </w:r>
       <w:r>
         <w:rPr>
+          <w:rtl/>
+          <w:cs/>
           <w:lang w:val="ar_AE" w:bidi="ar_AE"/>
         </w:rPr>
         <w:t xml:space="preserve"> عَيْنَاهُ كَٱلْحَمَامِ عَلَى مَجَارِي ٱلْمِيَاهِ، مَغْسُولَتَانِ بِٱللَّبَنِ، جَالِسَتَانِ فِي وَقْبَيْهِمَا.</w:t>
       </w:r>
-      <w:r>
-        <w:rPr>
-          <w:lang w:val="ar_AE" w:bidi="ar_AE"/>
-        </w:rPr>
-      </w:r>
-      <w:r>
-        <w:rPr>
-          <w:lang w:val="ar_AE" w:bidi="ar_AE"/>
-        </w:rPr>
-      </w:r>
-    </w:p>
-    <w:p>
-      <w:pPr>
-        <w:bidi/>
-      </w:pPr>
-      <w:r>
-        <w:rPr>
-          <w:lang w:val="ar_AE" w:bidi="ar_AE"/>
-        </w:rPr>
-      </w:r>
-    </w:p>
-    <w:p>
-      <w:pPr>
-        <w:bidi/>
-      </w:pPr>
-      <w:r>
-        <w:rPr>
-          <w:lang w:val="ar_AE" w:bidi="ar_AE"/>
-        </w:rPr>
-      </w:r>
-      <w:r>
-        <w:rPr>
-          <w:vertAlign w:val="superscript"/>
+    </w:p>
+    <w:p>
+      <w:pPr>
+        <w:bidi/>
+      </w:pPr>
+      <w:r>
+        <w:rPr>
+          <w:rtl/>
+          <w:cs/>
+          <w:lang w:val="ar_AE" w:bidi="ar_AE"/>
+        </w:rPr>
+      </w:r>
+      <w:r>
+        <w:rPr>
+          <w:vertAlign w:val="superscript"/>
+          <w:rtl/>
+          <w:cs/>
           <w:lang w:val="ar_AE" w:bidi="ar_AE"/>
         </w:rPr>
         <w:t>13</w:t>
       </w:r>
       <w:r>
         <w:rPr>
+          <w:rtl/>
+          <w:cs/>
           <w:lang w:val="ar_AE" w:bidi="ar_AE"/>
         </w:rPr>
         <w:t xml:space="preserve"> خَدَّاهُ كَخَمِيلَةِ ٱلطِّيبِ وَأَتْلَامِ رَيَاحِينَ ذَكِيَّةٍ. شَفَتَاهُ سُوْسَنٌ تَقْطُرَانِ مُرًّا مَائِعًا.</w:t>
       </w:r>
-      <w:r>
-        <w:rPr>
-          <w:lang w:val="ar_AE" w:bidi="ar_AE"/>
-        </w:rPr>
-      </w:r>
-      <w:r>
-        <w:rPr>
-          <w:lang w:val="ar_AE" w:bidi="ar_AE"/>
-        </w:rPr>
-      </w:r>
-    </w:p>
-    <w:p>
-      <w:pPr>
-        <w:bidi/>
-      </w:pPr>
-      <w:r>
-        <w:rPr>
-          <w:lang w:val="ar_AE" w:bidi="ar_AE"/>
-        </w:rPr>
-      </w:r>
-    </w:p>
-    <w:p>
-      <w:pPr>
-        <w:bidi/>
-      </w:pPr>
-      <w:r>
-        <w:rPr>
-          <w:lang w:val="ar_AE" w:bidi="ar_AE"/>
-        </w:rPr>
-      </w:r>
-      <w:r>
-        <w:rPr>
-          <w:vertAlign w:val="superscript"/>
+    </w:p>
+    <w:p>
+      <w:pPr>
+        <w:bidi/>
+      </w:pPr>
+      <w:r>
+        <w:rPr>
+          <w:rtl/>
+          <w:cs/>
+          <w:lang w:val="ar_AE" w:bidi="ar_AE"/>
+        </w:rPr>
+      </w:r>
+      <w:r>
+        <w:rPr>
+          <w:vertAlign w:val="superscript"/>
+          <w:rtl/>
+          <w:cs/>
           <w:lang w:val="ar_AE" w:bidi="ar_AE"/>
         </w:rPr>
         <w:t>14</w:t>
       </w:r>
       <w:r>
         <w:rPr>
+          <w:rtl/>
+          <w:cs/>
           <w:lang w:val="ar_AE" w:bidi="ar_AE"/>
         </w:rPr>
         <w:t xml:space="preserve"> يَدَاهُ حَلْقَتَانِ مِنْ ذَهَبٍ، مُرَصَّعَتَانِ بِٱلزَّبَرْجَدِ. بَطْنُهُ عَاجٌ أَبْيَضُ مُغَلَّفٌ بِٱلْيَاقُوتِ ٱلْأَزْرَقِ.</w:t>
       </w:r>
-      <w:r>
-        <w:rPr>
-          <w:lang w:val="ar_AE" w:bidi="ar_AE"/>
-        </w:rPr>
-      </w:r>
-      <w:r>
-        <w:rPr>
-          <w:lang w:val="ar_AE" w:bidi="ar_AE"/>
-        </w:rPr>
-      </w:r>
-    </w:p>
-    <w:p>
-      <w:pPr>
-        <w:bidi/>
-      </w:pPr>
-      <w:r>
-        <w:rPr>
-          <w:lang w:val="ar_AE" w:bidi="ar_AE"/>
-        </w:rPr>
-      </w:r>
-    </w:p>
-    <w:p>
-      <w:pPr>
-        <w:bidi/>
-      </w:pPr>
-      <w:r>
-        <w:rPr>
-          <w:lang w:val="ar_AE" w:bidi="ar_AE"/>
-        </w:rPr>
-      </w:r>
-      <w:r>
-        <w:rPr>
-          <w:vertAlign w:val="superscript"/>
+    </w:p>
+    <w:p>
+      <w:pPr>
+        <w:bidi/>
+      </w:pPr>
+      <w:r>
+        <w:rPr>
+          <w:rtl/>
+          <w:cs/>
+          <w:lang w:val="ar_AE" w:bidi="ar_AE"/>
+        </w:rPr>
+      </w:r>
+      <w:r>
+        <w:rPr>
+          <w:vertAlign w:val="superscript"/>
+          <w:rtl/>
+          <w:cs/>
           <w:lang w:val="ar_AE" w:bidi="ar_AE"/>
         </w:rPr>
         <w:t>15</w:t>
       </w:r>
       <w:r>
         <w:rPr>
+          <w:rtl/>
+          <w:cs/>
           <w:lang w:val="ar_AE" w:bidi="ar_AE"/>
         </w:rPr>
         <w:t xml:space="preserve"> سَاقَاهُ عَمُودَا رُخَامٍ، مُؤَسَّسَتَانِ عَلَى قَاعِدَتَيْنِ مِنْ إِبْرِيزٍ. طَلْعَتُهُ كَلُبْنَانَ. فَتًى كَٱلْأَرْزِ.</w:t>
       </w:r>
-      <w:r>
-        <w:rPr>
-          <w:lang w:val="ar_AE" w:bidi="ar_AE"/>
-        </w:rPr>
-      </w:r>
-      <w:r>
-        <w:rPr>
-          <w:lang w:val="ar_AE" w:bidi="ar_AE"/>
-        </w:rPr>
-      </w:r>
-    </w:p>
-    <w:p>
-      <w:pPr>
-        <w:bidi/>
-      </w:pPr>
-      <w:r>
-        <w:rPr>
-          <w:lang w:val="ar_AE" w:bidi="ar_AE"/>
-        </w:rPr>
-      </w:r>
-    </w:p>
-    <w:p>
-      <w:pPr>
-        <w:bidi/>
-      </w:pPr>
-      <w:r>
-        <w:rPr>
-          <w:lang w:val="ar_AE" w:bidi="ar_AE"/>
-        </w:rPr>
-      </w:r>
-      <w:r>
-        <w:rPr>
-          <w:vertAlign w:val="superscript"/>
+    </w:p>
+    <w:p>
+      <w:pPr>
+        <w:bidi/>
+      </w:pPr>
+      <w:r>
+        <w:rPr>
+          <w:rtl/>
+          <w:cs/>
+          <w:lang w:val="ar_AE" w:bidi="ar_AE"/>
+        </w:rPr>
+      </w:r>
+      <w:r>
+        <w:rPr>
+          <w:vertAlign w:val="superscript"/>
+          <w:rtl/>
+          <w:cs/>
           <w:lang w:val="ar_AE" w:bidi="ar_AE"/>
         </w:rPr>
         <w:t>16</w:t>
       </w:r>
       <w:r>
         <w:rPr>
+          <w:rtl/>
+          <w:cs/>
           <w:lang w:val="ar_AE" w:bidi="ar_AE"/>
         </w:rPr>
         <w:t xml:space="preserve"> حَلْقُهُ حَلَاوَةٌ وَكُلُّهُ مُشْتَهَيَاتٌ. هَذَا حَبِيبِي، وَهَذَا خَلِيلِي، يَا بَنَاتِ أُورُشَلِيمَ.</w:t>
       </w:r>
-      <w:r>
-        <w:rPr>
-          <w:lang w:val="ar_AE" w:bidi="ar_AE"/>
-        </w:rPr>
-      </w:r>
-      <w:r>
-        <w:rPr>
-          <w:lang w:val="ar_AE" w:bidi="ar_AE"/>
-        </w:rPr>
-      </w:r>
-    </w:p>
-    <w:p>
-      <w:pPr>
-        <w:bidi/>
-      </w:pPr>
-      <w:r>
-        <w:rPr>
-          <w:lang w:val="ar_AE" w:bidi="ar_AE"/>
-        </w:rPr>
-      </w:r>
     </w:p>
     <w:p>
       <w:pPr>
@@ -3637,574 +2574,396 @@
       </w:pPr>
       <w:r>
         <w:rPr>
+          <w:rtl/>
+          <w:cs/>
           <w:lang w:val="ar_AE" w:bidi="ar_AE"/>
         </w:rPr>
         <w:t>Song of Songs 6:1</w:t>
       </w:r>
       <w:r>
         <w:rPr>
-          <w:lang w:val="ar_AE" w:bidi="ar_AE"/>
-        </w:rPr>
-      </w:r>
-    </w:p>
-    <w:p>
-      <w:pPr>
-        <w:bidi/>
-      </w:pPr>
-      <w:r>
-        <w:rPr>
-          <w:lang w:val="ar_AE" w:bidi="ar_AE"/>
-        </w:rPr>
-      </w:r>
-      <w:r>
-        <w:rPr>
-          <w:vertAlign w:val="superscript"/>
+          <w:rtl/>
+          <w:cs/>
+          <w:lang w:val="ar_AE" w:bidi="ar_AE"/>
+        </w:rPr>
+      </w:r>
+    </w:p>
+    <w:p>
+      <w:pPr>
+        <w:bidi/>
+      </w:pPr>
+      <w:r>
+        <w:rPr>
+          <w:rtl/>
+          <w:cs/>
+          <w:lang w:val="ar_AE" w:bidi="ar_AE"/>
+        </w:rPr>
+      </w:r>
+      <w:r>
+        <w:rPr>
+          <w:vertAlign w:val="superscript"/>
+          <w:rtl/>
+          <w:cs/>
           <w:lang w:val="ar_AE" w:bidi="ar_AE"/>
         </w:rPr>
         <w:t>1</w:t>
       </w:r>
       <w:r>
         <w:rPr>
+          <w:rtl/>
+          <w:cs/>
           <w:lang w:val="ar_AE" w:bidi="ar_AE"/>
         </w:rPr>
         <w:t xml:space="preserve"> أَيْنَ ذَهَبَ حَبِيبُكِ أَيَّتُهَا ٱلْجَمِيلَةُ بَيْنَ ٱلنِّسَاءِ؟ أَيْنَ تَوَجَّهَ حَبِيبُكِ فَنَطْلُبَهُ مَعَكِ؟</w:t>
       </w:r>
-      <w:r>
-        <w:rPr>
-          <w:lang w:val="ar_AE" w:bidi="ar_AE"/>
-        </w:rPr>
-      </w:r>
-      <w:r>
-        <w:rPr>
-          <w:lang w:val="ar_AE" w:bidi="ar_AE"/>
-        </w:rPr>
-      </w:r>
-    </w:p>
-    <w:p>
-      <w:pPr>
-        <w:bidi/>
-      </w:pPr>
-      <w:r>
-        <w:rPr>
-          <w:lang w:val="ar_AE" w:bidi="ar_AE"/>
-        </w:rPr>
-      </w:r>
-    </w:p>
-    <w:p>
-      <w:pPr>
-        <w:bidi/>
-      </w:pPr>
-      <w:r>
-        <w:rPr>
-          <w:lang w:val="ar_AE" w:bidi="ar_AE"/>
-        </w:rPr>
-      </w:r>
-      <w:r>
-        <w:rPr>
-          <w:vertAlign w:val="superscript"/>
+    </w:p>
+    <w:p>
+      <w:pPr>
+        <w:bidi/>
+      </w:pPr>
+      <w:r>
+        <w:rPr>
+          <w:rtl/>
+          <w:cs/>
+          <w:lang w:val="ar_AE" w:bidi="ar_AE"/>
+        </w:rPr>
+      </w:r>
+      <w:r>
+        <w:rPr>
+          <w:vertAlign w:val="superscript"/>
+          <w:rtl/>
+          <w:cs/>
           <w:lang w:val="ar_AE" w:bidi="ar_AE"/>
         </w:rPr>
         <w:t>2</w:t>
       </w:r>
       <w:r>
         <w:rPr>
+          <w:rtl/>
+          <w:cs/>
           <w:lang w:val="ar_AE" w:bidi="ar_AE"/>
         </w:rPr>
         <w:t xml:space="preserve"> حَبِيبِي نَزَلَ إِلَى جَنَّتِهِ، إِلَى خَمَائِلِ ٱلطِّيبِ، لِيَرْعَى فِي ٱلْجَنَّاتِ، وَيَجْمَعَ ٱلسَّوْسَنَ.</w:t>
       </w:r>
-      <w:r>
-        <w:rPr>
-          <w:lang w:val="ar_AE" w:bidi="ar_AE"/>
-        </w:rPr>
-      </w:r>
-      <w:r>
-        <w:rPr>
-          <w:lang w:val="ar_AE" w:bidi="ar_AE"/>
-        </w:rPr>
-      </w:r>
-    </w:p>
-    <w:p>
-      <w:pPr>
-        <w:bidi/>
-      </w:pPr>
-      <w:r>
-        <w:rPr>
-          <w:lang w:val="ar_AE" w:bidi="ar_AE"/>
-        </w:rPr>
-      </w:r>
-    </w:p>
-    <w:p>
-      <w:pPr>
-        <w:bidi/>
-      </w:pPr>
-      <w:r>
-        <w:rPr>
-          <w:lang w:val="ar_AE" w:bidi="ar_AE"/>
-        </w:rPr>
-      </w:r>
-      <w:r>
-        <w:rPr>
-          <w:vertAlign w:val="superscript"/>
+    </w:p>
+    <w:p>
+      <w:pPr>
+        <w:bidi/>
+      </w:pPr>
+      <w:r>
+        <w:rPr>
+          <w:rtl/>
+          <w:cs/>
+          <w:lang w:val="ar_AE" w:bidi="ar_AE"/>
+        </w:rPr>
+      </w:r>
+      <w:r>
+        <w:rPr>
+          <w:vertAlign w:val="superscript"/>
+          <w:rtl/>
+          <w:cs/>
           <w:lang w:val="ar_AE" w:bidi="ar_AE"/>
         </w:rPr>
         <w:t>3</w:t>
       </w:r>
       <w:r>
         <w:rPr>
+          <w:rtl/>
+          <w:cs/>
           <w:lang w:val="ar_AE" w:bidi="ar_AE"/>
         </w:rPr>
         <w:t xml:space="preserve"> أَنَا لِحَبِيبِي وَحَبِيبِي لِي. ٱلرَّاعِي بَيْنَ ٱلسَّوْسَنِ.</w:t>
       </w:r>
-      <w:r>
-        <w:rPr>
-          <w:lang w:val="ar_AE" w:bidi="ar_AE"/>
-        </w:rPr>
-      </w:r>
-      <w:r>
-        <w:rPr>
-          <w:lang w:val="ar_AE" w:bidi="ar_AE"/>
-        </w:rPr>
-      </w:r>
-    </w:p>
-    <w:p>
-      <w:pPr>
-        <w:bidi/>
-      </w:pPr>
-      <w:r>
-        <w:rPr>
-          <w:lang w:val="ar_AE" w:bidi="ar_AE"/>
-        </w:rPr>
-      </w:r>
-    </w:p>
-    <w:p>
-      <w:pPr>
-        <w:bidi/>
-      </w:pPr>
-      <w:r>
-        <w:rPr>
-          <w:lang w:val="ar_AE" w:bidi="ar_AE"/>
-        </w:rPr>
-      </w:r>
-      <w:r>
-        <w:rPr>
-          <w:vertAlign w:val="superscript"/>
+    </w:p>
+    <w:p>
+      <w:pPr>
+        <w:bidi/>
+      </w:pPr>
+      <w:r>
+        <w:rPr>
+          <w:rtl/>
+          <w:cs/>
+          <w:lang w:val="ar_AE" w:bidi="ar_AE"/>
+        </w:rPr>
+      </w:r>
+      <w:r>
+        <w:rPr>
+          <w:vertAlign w:val="superscript"/>
+          <w:rtl/>
+          <w:cs/>
           <w:lang w:val="ar_AE" w:bidi="ar_AE"/>
         </w:rPr>
         <w:t>4</w:t>
       </w:r>
       <w:r>
         <w:rPr>
+          <w:rtl/>
+          <w:cs/>
           <w:lang w:val="ar_AE" w:bidi="ar_AE"/>
         </w:rPr>
         <w:t xml:space="preserve"> أَنْتِ جَمِيلَةٌ يَا حَبِيبَتِي كَتِرْصَةَ، حَسَنَةٌ كَأُورُشَلِيمَ، مُرْهِبَةٌ كَجَيْشٍ بِأَلْوِيَةٍ.</w:t>
       </w:r>
-      <w:r>
-        <w:rPr>
-          <w:lang w:val="ar_AE" w:bidi="ar_AE"/>
-        </w:rPr>
-      </w:r>
-      <w:r>
-        <w:rPr>
-          <w:lang w:val="ar_AE" w:bidi="ar_AE"/>
-        </w:rPr>
-      </w:r>
-    </w:p>
-    <w:p>
-      <w:pPr>
-        <w:bidi/>
-      </w:pPr>
-      <w:r>
-        <w:rPr>
-          <w:lang w:val="ar_AE" w:bidi="ar_AE"/>
-        </w:rPr>
-      </w:r>
-    </w:p>
-    <w:p>
-      <w:pPr>
-        <w:bidi/>
-      </w:pPr>
-      <w:r>
-        <w:rPr>
-          <w:lang w:val="ar_AE" w:bidi="ar_AE"/>
-        </w:rPr>
-      </w:r>
-      <w:r>
-        <w:rPr>
-          <w:vertAlign w:val="superscript"/>
+    </w:p>
+    <w:p>
+      <w:pPr>
+        <w:bidi/>
+      </w:pPr>
+      <w:r>
+        <w:rPr>
+          <w:rtl/>
+          <w:cs/>
+          <w:lang w:val="ar_AE" w:bidi="ar_AE"/>
+        </w:rPr>
+      </w:r>
+      <w:r>
+        <w:rPr>
+          <w:vertAlign w:val="superscript"/>
+          <w:rtl/>
+          <w:cs/>
           <w:lang w:val="ar_AE" w:bidi="ar_AE"/>
         </w:rPr>
         <w:t>5</w:t>
       </w:r>
       <w:r>
         <w:rPr>
+          <w:rtl/>
+          <w:cs/>
           <w:lang w:val="ar_AE" w:bidi="ar_AE"/>
         </w:rPr>
         <w:t xml:space="preserve"> حَوِّلِي عَنِّي عَيْنَيْكِ فَإِنَّهُمَا قَدْ غَلَبَتَانِي. شَعْرُكِ كَقَطِيعِ ٱلْمَعْزِ ٱلرَّابِضِ فِي جِلْعَادَ.</w:t>
       </w:r>
-      <w:r>
-        <w:rPr>
-          <w:lang w:val="ar_AE" w:bidi="ar_AE"/>
-        </w:rPr>
-      </w:r>
-      <w:r>
-        <w:rPr>
-          <w:lang w:val="ar_AE" w:bidi="ar_AE"/>
-        </w:rPr>
-      </w:r>
-    </w:p>
-    <w:p>
-      <w:pPr>
-        <w:bidi/>
-      </w:pPr>
-      <w:r>
-        <w:rPr>
-          <w:lang w:val="ar_AE" w:bidi="ar_AE"/>
-        </w:rPr>
-      </w:r>
-    </w:p>
-    <w:p>
-      <w:pPr>
-        <w:bidi/>
-      </w:pPr>
-      <w:r>
-        <w:rPr>
-          <w:lang w:val="ar_AE" w:bidi="ar_AE"/>
-        </w:rPr>
-      </w:r>
-      <w:r>
-        <w:rPr>
-          <w:vertAlign w:val="superscript"/>
+    </w:p>
+    <w:p>
+      <w:pPr>
+        <w:bidi/>
+      </w:pPr>
+      <w:r>
+        <w:rPr>
+          <w:rtl/>
+          <w:cs/>
+          <w:lang w:val="ar_AE" w:bidi="ar_AE"/>
+        </w:rPr>
+      </w:r>
+      <w:r>
+        <w:rPr>
+          <w:vertAlign w:val="superscript"/>
+          <w:rtl/>
+          <w:cs/>
           <w:lang w:val="ar_AE" w:bidi="ar_AE"/>
         </w:rPr>
         <w:t>6</w:t>
       </w:r>
       <w:r>
         <w:rPr>
+          <w:rtl/>
+          <w:cs/>
           <w:lang w:val="ar_AE" w:bidi="ar_AE"/>
         </w:rPr>
         <w:t xml:space="preserve"> أَسْنَانُكِ كَقَطِيعِ نِعَاجٍ صَادِرةٍ مِنَ ٱلْغَسْلِ، ٱللَّوَاتِي كُلُّ وَاحِدَةٍ مُتْئِمٌ وَلَيْسَ فِيهَا عَقِيمٌ.</w:t>
       </w:r>
-      <w:r>
-        <w:rPr>
-          <w:lang w:val="ar_AE" w:bidi="ar_AE"/>
-        </w:rPr>
-      </w:r>
-      <w:r>
-        <w:rPr>
-          <w:lang w:val="ar_AE" w:bidi="ar_AE"/>
-        </w:rPr>
-      </w:r>
-    </w:p>
-    <w:p>
-      <w:pPr>
-        <w:bidi/>
-      </w:pPr>
-      <w:r>
-        <w:rPr>
-          <w:lang w:val="ar_AE" w:bidi="ar_AE"/>
-        </w:rPr>
-      </w:r>
-    </w:p>
-    <w:p>
-      <w:pPr>
-        <w:bidi/>
-      </w:pPr>
-      <w:r>
-        <w:rPr>
-          <w:lang w:val="ar_AE" w:bidi="ar_AE"/>
-        </w:rPr>
-      </w:r>
-      <w:r>
-        <w:rPr>
-          <w:vertAlign w:val="superscript"/>
+    </w:p>
+    <w:p>
+      <w:pPr>
+        <w:bidi/>
+      </w:pPr>
+      <w:r>
+        <w:rPr>
+          <w:rtl/>
+          <w:cs/>
+          <w:lang w:val="ar_AE" w:bidi="ar_AE"/>
+        </w:rPr>
+      </w:r>
+      <w:r>
+        <w:rPr>
+          <w:vertAlign w:val="superscript"/>
+          <w:rtl/>
+          <w:cs/>
           <w:lang w:val="ar_AE" w:bidi="ar_AE"/>
         </w:rPr>
         <w:t>7</w:t>
       </w:r>
       <w:r>
         <w:rPr>
+          <w:rtl/>
+          <w:cs/>
           <w:lang w:val="ar_AE" w:bidi="ar_AE"/>
         </w:rPr>
         <w:t xml:space="preserve"> كَفِلْقَةِ رُمَّانَةٍ خَدُّكِ تَحْتَ نَقَابِكِ.</w:t>
       </w:r>
-      <w:r>
-        <w:rPr>
-          <w:lang w:val="ar_AE" w:bidi="ar_AE"/>
-        </w:rPr>
-      </w:r>
-      <w:r>
-        <w:rPr>
-          <w:lang w:val="ar_AE" w:bidi="ar_AE"/>
-        </w:rPr>
-      </w:r>
-    </w:p>
-    <w:p>
-      <w:pPr>
-        <w:bidi/>
-      </w:pPr>
-      <w:r>
-        <w:rPr>
-          <w:lang w:val="ar_AE" w:bidi="ar_AE"/>
-        </w:rPr>
-      </w:r>
-    </w:p>
-    <w:p>
-      <w:pPr>
-        <w:bidi/>
-      </w:pPr>
-      <w:r>
-        <w:rPr>
-          <w:lang w:val="ar_AE" w:bidi="ar_AE"/>
-        </w:rPr>
-      </w:r>
-      <w:r>
-        <w:rPr>
-          <w:vertAlign w:val="superscript"/>
+    </w:p>
+    <w:p>
+      <w:pPr>
+        <w:bidi/>
+      </w:pPr>
+      <w:r>
+        <w:rPr>
+          <w:rtl/>
+          <w:cs/>
+          <w:lang w:val="ar_AE" w:bidi="ar_AE"/>
+        </w:rPr>
+      </w:r>
+      <w:r>
+        <w:rPr>
+          <w:vertAlign w:val="superscript"/>
+          <w:rtl/>
+          <w:cs/>
           <w:lang w:val="ar_AE" w:bidi="ar_AE"/>
         </w:rPr>
         <w:t>8</w:t>
       </w:r>
       <w:r>
         <w:rPr>
+          <w:rtl/>
+          <w:cs/>
           <w:lang w:val="ar_AE" w:bidi="ar_AE"/>
         </w:rPr>
         <w:t xml:space="preserve"> هُنَّ سِتُّونَ مَلِكَةً وَثَمَانُونَ سُرِّيَّةً وَعَذَارَى بِلَا عَدَدٍ.</w:t>
       </w:r>
-      <w:r>
-        <w:rPr>
-          <w:lang w:val="ar_AE" w:bidi="ar_AE"/>
-        </w:rPr>
-      </w:r>
-      <w:r>
-        <w:rPr>
-          <w:lang w:val="ar_AE" w:bidi="ar_AE"/>
-        </w:rPr>
-      </w:r>
-    </w:p>
-    <w:p>
-      <w:pPr>
-        <w:bidi/>
-      </w:pPr>
-      <w:r>
-        <w:rPr>
-          <w:lang w:val="ar_AE" w:bidi="ar_AE"/>
-        </w:rPr>
-      </w:r>
-    </w:p>
-    <w:p>
-      <w:pPr>
-        <w:bidi/>
-      </w:pPr>
-      <w:r>
-        <w:rPr>
-          <w:lang w:val="ar_AE" w:bidi="ar_AE"/>
-        </w:rPr>
-      </w:r>
-      <w:r>
-        <w:rPr>
-          <w:vertAlign w:val="superscript"/>
+    </w:p>
+    <w:p>
+      <w:pPr>
+        <w:bidi/>
+      </w:pPr>
+      <w:r>
+        <w:rPr>
+          <w:rtl/>
+          <w:cs/>
+          <w:lang w:val="ar_AE" w:bidi="ar_AE"/>
+        </w:rPr>
+      </w:r>
+      <w:r>
+        <w:rPr>
+          <w:vertAlign w:val="superscript"/>
+          <w:rtl/>
+          <w:cs/>
           <w:lang w:val="ar_AE" w:bidi="ar_AE"/>
         </w:rPr>
         <w:t>9</w:t>
       </w:r>
       <w:r>
         <w:rPr>
+          <w:rtl/>
+          <w:cs/>
           <w:lang w:val="ar_AE" w:bidi="ar_AE"/>
         </w:rPr>
         <w:t xml:space="preserve"> وَاحِدَةٌ هِيَ حَمَامَتِي كَامِلَتِي. ٱلْوَحِيدَةُ لِأُمِّهَا هِيَ. عَقِيلَةُ وَالِدَتِهَا هِيَ. رَأَتْهَا ٱلْبَنَاتُ فَطَوَّبْنَهَا. ٱلْمَلِكَاتُ وَٱلسَّرَارِيُّ فَمَدَحْنَهَا.</w:t>
       </w:r>
-      <w:r>
-        <w:rPr>
-          <w:lang w:val="ar_AE" w:bidi="ar_AE"/>
-        </w:rPr>
-      </w:r>
-      <w:r>
-        <w:rPr>
-          <w:lang w:val="ar_AE" w:bidi="ar_AE"/>
-        </w:rPr>
-      </w:r>
-    </w:p>
-    <w:p>
-      <w:pPr>
-        <w:bidi/>
-      </w:pPr>
-      <w:r>
-        <w:rPr>
-          <w:lang w:val="ar_AE" w:bidi="ar_AE"/>
-        </w:rPr>
-      </w:r>
-    </w:p>
-    <w:p>
-      <w:pPr>
-        <w:bidi/>
-      </w:pPr>
-      <w:r>
-        <w:rPr>
-          <w:lang w:val="ar_AE" w:bidi="ar_AE"/>
-        </w:rPr>
-      </w:r>
-      <w:r>
-        <w:rPr>
-          <w:vertAlign w:val="superscript"/>
+    </w:p>
+    <w:p>
+      <w:pPr>
+        <w:bidi/>
+      </w:pPr>
+      <w:r>
+        <w:rPr>
+          <w:rtl/>
+          <w:cs/>
+          <w:lang w:val="ar_AE" w:bidi="ar_AE"/>
+        </w:rPr>
+      </w:r>
+      <w:r>
+        <w:rPr>
+          <w:vertAlign w:val="superscript"/>
+          <w:rtl/>
+          <w:cs/>
           <w:lang w:val="ar_AE" w:bidi="ar_AE"/>
         </w:rPr>
         <w:t>10</w:t>
       </w:r>
       <w:r>
         <w:rPr>
+          <w:rtl/>
+          <w:cs/>
           <w:lang w:val="ar_AE" w:bidi="ar_AE"/>
         </w:rPr>
         <w:t xml:space="preserve"> مَنْ هِيَ ٱلْمُشْرِفَةُ مِثْلَ ٱلصَّبَاحِ، جَمِيلَةٌ كَٱلْقَمَرِ، طَاهِرَةٌ كَٱلشَّمْسِ، مُرْهِبَةٌ كَجَيْشٍ بِأَلْوِيَةٍ؟</w:t>
       </w:r>
-      <w:r>
-        <w:rPr>
-          <w:lang w:val="ar_AE" w:bidi="ar_AE"/>
-        </w:rPr>
-      </w:r>
-      <w:r>
-        <w:rPr>
-          <w:lang w:val="ar_AE" w:bidi="ar_AE"/>
-        </w:rPr>
-      </w:r>
-    </w:p>
-    <w:p>
-      <w:pPr>
-        <w:bidi/>
-      </w:pPr>
-      <w:r>
-        <w:rPr>
-          <w:lang w:val="ar_AE" w:bidi="ar_AE"/>
-        </w:rPr>
-      </w:r>
-    </w:p>
-    <w:p>
-      <w:pPr>
-        <w:bidi/>
-      </w:pPr>
-      <w:r>
-        <w:rPr>
-          <w:lang w:val="ar_AE" w:bidi="ar_AE"/>
-        </w:rPr>
-      </w:r>
-      <w:r>
-        <w:rPr>
-          <w:vertAlign w:val="superscript"/>
+    </w:p>
+    <w:p>
+      <w:pPr>
+        <w:bidi/>
+      </w:pPr>
+      <w:r>
+        <w:rPr>
+          <w:rtl/>
+          <w:cs/>
+          <w:lang w:val="ar_AE" w:bidi="ar_AE"/>
+        </w:rPr>
+      </w:r>
+      <w:r>
+        <w:rPr>
+          <w:vertAlign w:val="superscript"/>
+          <w:rtl/>
+          <w:cs/>
           <w:lang w:val="ar_AE" w:bidi="ar_AE"/>
         </w:rPr>
         <w:t>11</w:t>
       </w:r>
       <w:r>
         <w:rPr>
+          <w:rtl/>
+          <w:cs/>
           <w:lang w:val="ar_AE" w:bidi="ar_AE"/>
         </w:rPr>
         <w:t xml:space="preserve"> نَزَلْتُ إِلَى جَنَّةِ ٱلْجَوْزِ لِأَنْظُرَ إِلَى خُضَرِ ٱلْوَادِي، وَلِأَنْظُرَ: هَلْ أَقْعَلَ ٱلْكَرْمُ؟ هَلْ نَوَّرَ ٱلرُّمَّانُ؟</w:t>
       </w:r>
-      <w:r>
-        <w:rPr>
-          <w:lang w:val="ar_AE" w:bidi="ar_AE"/>
-        </w:rPr>
-      </w:r>
-      <w:r>
-        <w:rPr>
-          <w:lang w:val="ar_AE" w:bidi="ar_AE"/>
-        </w:rPr>
-      </w:r>
-    </w:p>
-    <w:p>
-      <w:pPr>
-        <w:bidi/>
-      </w:pPr>
-      <w:r>
-        <w:rPr>
-          <w:lang w:val="ar_AE" w:bidi="ar_AE"/>
-        </w:rPr>
-      </w:r>
-    </w:p>
-    <w:p>
-      <w:pPr>
-        <w:bidi/>
-      </w:pPr>
-      <w:r>
-        <w:rPr>
-          <w:lang w:val="ar_AE" w:bidi="ar_AE"/>
-        </w:rPr>
-      </w:r>
-      <w:r>
-        <w:rPr>
-          <w:vertAlign w:val="superscript"/>
+    </w:p>
+    <w:p>
+      <w:pPr>
+        <w:bidi/>
+      </w:pPr>
+      <w:r>
+        <w:rPr>
+          <w:rtl/>
+          <w:cs/>
+          <w:lang w:val="ar_AE" w:bidi="ar_AE"/>
+        </w:rPr>
+      </w:r>
+      <w:r>
+        <w:rPr>
+          <w:vertAlign w:val="superscript"/>
+          <w:rtl/>
+          <w:cs/>
           <w:lang w:val="ar_AE" w:bidi="ar_AE"/>
         </w:rPr>
         <w:t>12</w:t>
       </w:r>
       <w:r>
         <w:rPr>
+          <w:rtl/>
+          <w:cs/>
           <w:lang w:val="ar_AE" w:bidi="ar_AE"/>
         </w:rPr>
         <w:t xml:space="preserve"> فَلَمْ أَشْعُرْ إِلَّا وَقَدْ جَعَلَتْنِي نَفْسِي بَيْنَ مَرْكَبَاتِ قَوْمِ شَرِيفٍ.</w:t>
       </w:r>
-      <w:r>
-        <w:rPr>
-          <w:lang w:val="ar_AE" w:bidi="ar_AE"/>
-        </w:rPr>
-      </w:r>
-      <w:r>
-        <w:rPr>
-          <w:lang w:val="ar_AE" w:bidi="ar_AE"/>
-        </w:rPr>
-      </w:r>
-    </w:p>
-    <w:p>
-      <w:pPr>
-        <w:bidi/>
-      </w:pPr>
-      <w:r>
-        <w:rPr>
-          <w:lang w:val="ar_AE" w:bidi="ar_AE"/>
-        </w:rPr>
-      </w:r>
-    </w:p>
-    <w:p>
-      <w:pPr>
-        <w:bidi/>
-      </w:pPr>
-      <w:r>
-        <w:rPr>
-          <w:lang w:val="ar_AE" w:bidi="ar_AE"/>
-        </w:rPr>
-      </w:r>
-      <w:r>
-        <w:rPr>
-          <w:vertAlign w:val="superscript"/>
+    </w:p>
+    <w:p>
+      <w:pPr>
+        <w:bidi/>
+      </w:pPr>
+      <w:r>
+        <w:rPr>
+          <w:rtl/>
+          <w:cs/>
+          <w:lang w:val="ar_AE" w:bidi="ar_AE"/>
+        </w:rPr>
+      </w:r>
+      <w:r>
+        <w:rPr>
+          <w:vertAlign w:val="superscript"/>
+          <w:rtl/>
+          <w:cs/>
           <w:lang w:val="ar_AE" w:bidi="ar_AE"/>
         </w:rPr>
         <w:t>13</w:t>
       </w:r>
       <w:r>
         <w:rPr>
+          <w:rtl/>
+          <w:cs/>
           <w:lang w:val="ar_AE" w:bidi="ar_AE"/>
         </w:rPr>
         <w:t xml:space="preserve"> اِرْجِعِي، ٱرْجِعِي يَا شُولَمِّيثُ. ٱرْجِعِي، ٱرْجِعِي فَنَنْظُرَ إِلَيْكِ. مَاذَا تَرَوْنَ فِي شُولَمِّيثَ، مِثْلَ رَقْصِ صَفَّيْنِ؟</w:t>
       </w:r>
-      <w:r>
-        <w:rPr>
-          <w:lang w:val="ar_AE" w:bidi="ar_AE"/>
-        </w:rPr>
-      </w:r>
-      <w:r>
-        <w:rPr>
-          <w:lang w:val="ar_AE" w:bidi="ar_AE"/>
-        </w:rPr>
-      </w:r>
-    </w:p>
-    <w:p>
-      <w:pPr>
-        <w:bidi/>
-      </w:pPr>
-      <w:r>
-        <w:rPr>
-          <w:lang w:val="ar_AE" w:bidi="ar_AE"/>
-        </w:rPr>
-      </w:r>
     </w:p>
     <w:p>
       <w:pPr>
@@ -4213,574 +2972,396 @@
       </w:pPr>
       <w:r>
         <w:rPr>
+          <w:rtl/>
+          <w:cs/>
           <w:lang w:val="ar_AE" w:bidi="ar_AE"/>
         </w:rPr>
         <w:t>Song of Songs 7:1</w:t>
       </w:r>
       <w:r>
         <w:rPr>
-          <w:lang w:val="ar_AE" w:bidi="ar_AE"/>
-        </w:rPr>
-      </w:r>
-    </w:p>
-    <w:p>
-      <w:pPr>
-        <w:bidi/>
-      </w:pPr>
-      <w:r>
-        <w:rPr>
-          <w:lang w:val="ar_AE" w:bidi="ar_AE"/>
-        </w:rPr>
-      </w:r>
-      <w:r>
-        <w:rPr>
-          <w:vertAlign w:val="superscript"/>
+          <w:rtl/>
+          <w:cs/>
+          <w:lang w:val="ar_AE" w:bidi="ar_AE"/>
+        </w:rPr>
+      </w:r>
+    </w:p>
+    <w:p>
+      <w:pPr>
+        <w:bidi/>
+      </w:pPr>
+      <w:r>
+        <w:rPr>
+          <w:rtl/>
+          <w:cs/>
+          <w:lang w:val="ar_AE" w:bidi="ar_AE"/>
+        </w:rPr>
+      </w:r>
+      <w:r>
+        <w:rPr>
+          <w:vertAlign w:val="superscript"/>
+          <w:rtl/>
+          <w:cs/>
           <w:lang w:val="ar_AE" w:bidi="ar_AE"/>
         </w:rPr>
         <w:t>1</w:t>
       </w:r>
       <w:r>
         <w:rPr>
+          <w:rtl/>
+          <w:cs/>
           <w:lang w:val="ar_AE" w:bidi="ar_AE"/>
         </w:rPr>
         <w:t xml:space="preserve"> مَا أَجْمَلَ رِجْلَيْكِ بِٱلنَّعْلَيْنِ يَا بِنْتَ ٱلْكَرِيمِ! دَوَائِرُ فَخْذَيْكِ مِثْلُ ٱلْحَلِيِّ، صَنْعَةِ يَدَيْ صَنَّاعٍ.</w:t>
       </w:r>
-      <w:r>
-        <w:rPr>
-          <w:lang w:val="ar_AE" w:bidi="ar_AE"/>
-        </w:rPr>
-      </w:r>
-      <w:r>
-        <w:rPr>
-          <w:lang w:val="ar_AE" w:bidi="ar_AE"/>
-        </w:rPr>
-      </w:r>
-    </w:p>
-    <w:p>
-      <w:pPr>
-        <w:bidi/>
-      </w:pPr>
-      <w:r>
-        <w:rPr>
-          <w:lang w:val="ar_AE" w:bidi="ar_AE"/>
-        </w:rPr>
-      </w:r>
-    </w:p>
-    <w:p>
-      <w:pPr>
-        <w:bidi/>
-      </w:pPr>
-      <w:r>
-        <w:rPr>
-          <w:lang w:val="ar_AE" w:bidi="ar_AE"/>
-        </w:rPr>
-      </w:r>
-      <w:r>
-        <w:rPr>
-          <w:vertAlign w:val="superscript"/>
+    </w:p>
+    <w:p>
+      <w:pPr>
+        <w:bidi/>
+      </w:pPr>
+      <w:r>
+        <w:rPr>
+          <w:rtl/>
+          <w:cs/>
+          <w:lang w:val="ar_AE" w:bidi="ar_AE"/>
+        </w:rPr>
+      </w:r>
+      <w:r>
+        <w:rPr>
+          <w:vertAlign w:val="superscript"/>
+          <w:rtl/>
+          <w:cs/>
           <w:lang w:val="ar_AE" w:bidi="ar_AE"/>
         </w:rPr>
         <w:t>2</w:t>
       </w:r>
       <w:r>
         <w:rPr>
+          <w:rtl/>
+          <w:cs/>
           <w:lang w:val="ar_AE" w:bidi="ar_AE"/>
         </w:rPr>
         <w:t xml:space="preserve"> سُرَّتُكِ كَأْسٌ مُدَوَّرَةٌ، لَا يُعْوِزُهَا شَرَابٌ مَمْزُوجٌ. بَطْنُكِ صُبْرَةُ حِنْطَةٍ مُسَيَّجَةٌ بِٱلسَّوْسَنِ.</w:t>
       </w:r>
-      <w:r>
-        <w:rPr>
-          <w:lang w:val="ar_AE" w:bidi="ar_AE"/>
-        </w:rPr>
-      </w:r>
-      <w:r>
-        <w:rPr>
-          <w:lang w:val="ar_AE" w:bidi="ar_AE"/>
-        </w:rPr>
-      </w:r>
-    </w:p>
-    <w:p>
-      <w:pPr>
-        <w:bidi/>
-      </w:pPr>
-      <w:r>
-        <w:rPr>
-          <w:lang w:val="ar_AE" w:bidi="ar_AE"/>
-        </w:rPr>
-      </w:r>
-    </w:p>
-    <w:p>
-      <w:pPr>
-        <w:bidi/>
-      </w:pPr>
-      <w:r>
-        <w:rPr>
-          <w:lang w:val="ar_AE" w:bidi="ar_AE"/>
-        </w:rPr>
-      </w:r>
-      <w:r>
-        <w:rPr>
-          <w:vertAlign w:val="superscript"/>
+    </w:p>
+    <w:p>
+      <w:pPr>
+        <w:bidi/>
+      </w:pPr>
+      <w:r>
+        <w:rPr>
+          <w:rtl/>
+          <w:cs/>
+          <w:lang w:val="ar_AE" w:bidi="ar_AE"/>
+        </w:rPr>
+      </w:r>
+      <w:r>
+        <w:rPr>
+          <w:vertAlign w:val="superscript"/>
+          <w:rtl/>
+          <w:cs/>
           <w:lang w:val="ar_AE" w:bidi="ar_AE"/>
         </w:rPr>
         <w:t>3</w:t>
       </w:r>
       <w:r>
         <w:rPr>
+          <w:rtl/>
+          <w:cs/>
           <w:lang w:val="ar_AE" w:bidi="ar_AE"/>
         </w:rPr>
         <w:t xml:space="preserve"> ثَدْيَاكِ كَخَشْفَتَيْنِ، تَوْأَمَيْ ظَبْيَةٍ.</w:t>
       </w:r>
-      <w:r>
-        <w:rPr>
-          <w:lang w:val="ar_AE" w:bidi="ar_AE"/>
-        </w:rPr>
-      </w:r>
-      <w:r>
-        <w:rPr>
-          <w:lang w:val="ar_AE" w:bidi="ar_AE"/>
-        </w:rPr>
-      </w:r>
-    </w:p>
-    <w:p>
-      <w:pPr>
-        <w:bidi/>
-      </w:pPr>
-      <w:r>
-        <w:rPr>
-          <w:lang w:val="ar_AE" w:bidi="ar_AE"/>
-        </w:rPr>
-      </w:r>
-    </w:p>
-    <w:p>
-      <w:pPr>
-        <w:bidi/>
-      </w:pPr>
-      <w:r>
-        <w:rPr>
-          <w:lang w:val="ar_AE" w:bidi="ar_AE"/>
-        </w:rPr>
-      </w:r>
-      <w:r>
-        <w:rPr>
-          <w:vertAlign w:val="superscript"/>
+    </w:p>
+    <w:p>
+      <w:pPr>
+        <w:bidi/>
+      </w:pPr>
+      <w:r>
+        <w:rPr>
+          <w:rtl/>
+          <w:cs/>
+          <w:lang w:val="ar_AE" w:bidi="ar_AE"/>
+        </w:rPr>
+      </w:r>
+      <w:r>
+        <w:rPr>
+          <w:vertAlign w:val="superscript"/>
+          <w:rtl/>
+          <w:cs/>
           <w:lang w:val="ar_AE" w:bidi="ar_AE"/>
         </w:rPr>
         <w:t>4</w:t>
       </w:r>
       <w:r>
         <w:rPr>
+          <w:rtl/>
+          <w:cs/>
           <w:lang w:val="ar_AE" w:bidi="ar_AE"/>
         </w:rPr>
         <w:t xml:space="preserve"> عُنُقُكِ كَبُرْجٍ مِنْ عَاجٍ. عَيْنَاكِ كَٱلْبِرَكِ فِي حَشْبُونَ عِنْدَ بَابِ بَثِّ رَبِّيمَ. أَنْفُكِ كَبُرْجِ لُبْنَانَ ٱلنَّاظِرِ تُجَاهَ دِمَشْقَ.</w:t>
       </w:r>
-      <w:r>
-        <w:rPr>
-          <w:lang w:val="ar_AE" w:bidi="ar_AE"/>
-        </w:rPr>
-      </w:r>
-      <w:r>
-        <w:rPr>
-          <w:lang w:val="ar_AE" w:bidi="ar_AE"/>
-        </w:rPr>
-      </w:r>
-    </w:p>
-    <w:p>
-      <w:pPr>
-        <w:bidi/>
-      </w:pPr>
-      <w:r>
-        <w:rPr>
-          <w:lang w:val="ar_AE" w:bidi="ar_AE"/>
-        </w:rPr>
-      </w:r>
-    </w:p>
-    <w:p>
-      <w:pPr>
-        <w:bidi/>
-      </w:pPr>
-      <w:r>
-        <w:rPr>
-          <w:lang w:val="ar_AE" w:bidi="ar_AE"/>
-        </w:rPr>
-      </w:r>
-      <w:r>
-        <w:rPr>
-          <w:vertAlign w:val="superscript"/>
+    </w:p>
+    <w:p>
+      <w:pPr>
+        <w:bidi/>
+      </w:pPr>
+      <w:r>
+        <w:rPr>
+          <w:rtl/>
+          <w:cs/>
+          <w:lang w:val="ar_AE" w:bidi="ar_AE"/>
+        </w:rPr>
+      </w:r>
+      <w:r>
+        <w:rPr>
+          <w:vertAlign w:val="superscript"/>
+          <w:rtl/>
+          <w:cs/>
           <w:lang w:val="ar_AE" w:bidi="ar_AE"/>
         </w:rPr>
         <w:t>5</w:t>
       </w:r>
       <w:r>
         <w:rPr>
+          <w:rtl/>
+          <w:cs/>
           <w:lang w:val="ar_AE" w:bidi="ar_AE"/>
         </w:rPr>
         <w:t xml:space="preserve"> رَأْسُكِ عَلَيْكِ مِثْلُ ٱلْكَرْمَلِ، وَشَعْرُ رَأْسِكِ كَأُرْجُوَانٍ. مَلِكٌ قَدْ أُسِرَ بِٱلْخُصَلِ.</w:t>
       </w:r>
-      <w:r>
-        <w:rPr>
-          <w:lang w:val="ar_AE" w:bidi="ar_AE"/>
-        </w:rPr>
-      </w:r>
-      <w:r>
-        <w:rPr>
-          <w:lang w:val="ar_AE" w:bidi="ar_AE"/>
-        </w:rPr>
-      </w:r>
-    </w:p>
-    <w:p>
-      <w:pPr>
-        <w:bidi/>
-      </w:pPr>
-      <w:r>
-        <w:rPr>
-          <w:lang w:val="ar_AE" w:bidi="ar_AE"/>
-        </w:rPr>
-      </w:r>
-    </w:p>
-    <w:p>
-      <w:pPr>
-        <w:bidi/>
-      </w:pPr>
-      <w:r>
-        <w:rPr>
-          <w:lang w:val="ar_AE" w:bidi="ar_AE"/>
-        </w:rPr>
-      </w:r>
-      <w:r>
-        <w:rPr>
-          <w:vertAlign w:val="superscript"/>
+    </w:p>
+    <w:p>
+      <w:pPr>
+        <w:bidi/>
+      </w:pPr>
+      <w:r>
+        <w:rPr>
+          <w:rtl/>
+          <w:cs/>
+          <w:lang w:val="ar_AE" w:bidi="ar_AE"/>
+        </w:rPr>
+      </w:r>
+      <w:r>
+        <w:rPr>
+          <w:vertAlign w:val="superscript"/>
+          <w:rtl/>
+          <w:cs/>
           <w:lang w:val="ar_AE" w:bidi="ar_AE"/>
         </w:rPr>
         <w:t>6</w:t>
       </w:r>
       <w:r>
         <w:rPr>
+          <w:rtl/>
+          <w:cs/>
           <w:lang w:val="ar_AE" w:bidi="ar_AE"/>
         </w:rPr>
         <w:t xml:space="preserve"> مَا أَجْمَلَكِ وَمَا أَحْلَاكِ أَيَّتُهَا ٱلْحَبِيبَةُ بِٱللَّذَّاتِ!</w:t>
       </w:r>
-      <w:r>
-        <w:rPr>
-          <w:lang w:val="ar_AE" w:bidi="ar_AE"/>
-        </w:rPr>
-      </w:r>
-      <w:r>
-        <w:rPr>
-          <w:lang w:val="ar_AE" w:bidi="ar_AE"/>
-        </w:rPr>
-      </w:r>
-    </w:p>
-    <w:p>
-      <w:pPr>
-        <w:bidi/>
-      </w:pPr>
-      <w:r>
-        <w:rPr>
-          <w:lang w:val="ar_AE" w:bidi="ar_AE"/>
-        </w:rPr>
-      </w:r>
-    </w:p>
-    <w:p>
-      <w:pPr>
-        <w:bidi/>
-      </w:pPr>
-      <w:r>
-        <w:rPr>
-          <w:lang w:val="ar_AE" w:bidi="ar_AE"/>
-        </w:rPr>
-      </w:r>
-      <w:r>
-        <w:rPr>
-          <w:vertAlign w:val="superscript"/>
+    </w:p>
+    <w:p>
+      <w:pPr>
+        <w:bidi/>
+      </w:pPr>
+      <w:r>
+        <w:rPr>
+          <w:rtl/>
+          <w:cs/>
+          <w:lang w:val="ar_AE" w:bidi="ar_AE"/>
+        </w:rPr>
+      </w:r>
+      <w:r>
+        <w:rPr>
+          <w:vertAlign w:val="superscript"/>
+          <w:rtl/>
+          <w:cs/>
           <w:lang w:val="ar_AE" w:bidi="ar_AE"/>
         </w:rPr>
         <w:t>7</w:t>
       </w:r>
       <w:r>
         <w:rPr>
+          <w:rtl/>
+          <w:cs/>
           <w:lang w:val="ar_AE" w:bidi="ar_AE"/>
         </w:rPr>
         <w:t xml:space="preserve"> قَامَتُكِ هَذِهِ شَبِيهَةٌ بِٱلنَّخْلَةِ، وَثَدْيَاكِ بِٱلْعَنَاقِيدِ.</w:t>
       </w:r>
-      <w:r>
-        <w:rPr>
-          <w:lang w:val="ar_AE" w:bidi="ar_AE"/>
-        </w:rPr>
-      </w:r>
-      <w:r>
-        <w:rPr>
-          <w:lang w:val="ar_AE" w:bidi="ar_AE"/>
-        </w:rPr>
-      </w:r>
-    </w:p>
-    <w:p>
-      <w:pPr>
-        <w:bidi/>
-      </w:pPr>
-      <w:r>
-        <w:rPr>
-          <w:lang w:val="ar_AE" w:bidi="ar_AE"/>
-        </w:rPr>
-      </w:r>
-    </w:p>
-    <w:p>
-      <w:pPr>
-        <w:bidi/>
-      </w:pPr>
-      <w:r>
-        <w:rPr>
-          <w:lang w:val="ar_AE" w:bidi="ar_AE"/>
-        </w:rPr>
-      </w:r>
-      <w:r>
-        <w:rPr>
-          <w:vertAlign w:val="superscript"/>
+    </w:p>
+    <w:p>
+      <w:pPr>
+        <w:bidi/>
+      </w:pPr>
+      <w:r>
+        <w:rPr>
+          <w:rtl/>
+          <w:cs/>
+          <w:lang w:val="ar_AE" w:bidi="ar_AE"/>
+        </w:rPr>
+      </w:r>
+      <w:r>
+        <w:rPr>
+          <w:vertAlign w:val="superscript"/>
+          <w:rtl/>
+          <w:cs/>
           <w:lang w:val="ar_AE" w:bidi="ar_AE"/>
         </w:rPr>
         <w:t>8</w:t>
       </w:r>
       <w:r>
         <w:rPr>
+          <w:rtl/>
+          <w:cs/>
           <w:lang w:val="ar_AE" w:bidi="ar_AE"/>
         </w:rPr>
         <w:t xml:space="preserve"> قُلْتُ: «إِنِّي أَصْعَدُ إِلَى ٱلنَّخْلَةِ وَأُمْسِكُ بِعُذُوقِهَا». وَتَكُونُ ثَدْيَاكِ كَعَنَاقِيدِ ٱلْكَرْمِ، وَرَائِحَةُ أَنْفِكِ كَٱلتُّفَّاحِ،</w:t>
       </w:r>
-      <w:r>
-        <w:rPr>
-          <w:lang w:val="ar_AE" w:bidi="ar_AE"/>
-        </w:rPr>
-      </w:r>
-      <w:r>
-        <w:rPr>
-          <w:lang w:val="ar_AE" w:bidi="ar_AE"/>
-        </w:rPr>
-      </w:r>
-    </w:p>
-    <w:p>
-      <w:pPr>
-        <w:bidi/>
-      </w:pPr>
-      <w:r>
-        <w:rPr>
-          <w:lang w:val="ar_AE" w:bidi="ar_AE"/>
-        </w:rPr>
-      </w:r>
-    </w:p>
-    <w:p>
-      <w:pPr>
-        <w:bidi/>
-      </w:pPr>
-      <w:r>
-        <w:rPr>
-          <w:lang w:val="ar_AE" w:bidi="ar_AE"/>
-        </w:rPr>
-      </w:r>
-      <w:r>
-        <w:rPr>
-          <w:vertAlign w:val="superscript"/>
+    </w:p>
+    <w:p>
+      <w:pPr>
+        <w:bidi/>
+      </w:pPr>
+      <w:r>
+        <w:rPr>
+          <w:rtl/>
+          <w:cs/>
+          <w:lang w:val="ar_AE" w:bidi="ar_AE"/>
+        </w:rPr>
+      </w:r>
+      <w:r>
+        <w:rPr>
+          <w:vertAlign w:val="superscript"/>
+          <w:rtl/>
+          <w:cs/>
           <w:lang w:val="ar_AE" w:bidi="ar_AE"/>
         </w:rPr>
         <w:t>9</w:t>
       </w:r>
       <w:r>
         <w:rPr>
+          <w:rtl/>
+          <w:cs/>
           <w:lang w:val="ar_AE" w:bidi="ar_AE"/>
         </w:rPr>
         <w:t xml:space="preserve"> وَحَنَكُكِ كَأَجْوَدِ ٱلْخَمْرِ. لِحَبِيبِي ٱلسَّائِغَةُ ٱلْمُرَقْرِقَةُ ٱلسَّائِحَةُ عَلَى شِفَاهِ ٱلنَّائِمِينَ.</w:t>
       </w:r>
-      <w:r>
-        <w:rPr>
-          <w:lang w:val="ar_AE" w:bidi="ar_AE"/>
-        </w:rPr>
-      </w:r>
-      <w:r>
-        <w:rPr>
-          <w:lang w:val="ar_AE" w:bidi="ar_AE"/>
-        </w:rPr>
-      </w:r>
-    </w:p>
-    <w:p>
-      <w:pPr>
-        <w:bidi/>
-      </w:pPr>
-      <w:r>
-        <w:rPr>
-          <w:lang w:val="ar_AE" w:bidi="ar_AE"/>
-        </w:rPr>
-      </w:r>
-    </w:p>
-    <w:p>
-      <w:pPr>
-        <w:bidi/>
-      </w:pPr>
-      <w:r>
-        <w:rPr>
-          <w:lang w:val="ar_AE" w:bidi="ar_AE"/>
-        </w:rPr>
-      </w:r>
-      <w:r>
-        <w:rPr>
-          <w:vertAlign w:val="superscript"/>
+    </w:p>
+    <w:p>
+      <w:pPr>
+        <w:bidi/>
+      </w:pPr>
+      <w:r>
+        <w:rPr>
+          <w:rtl/>
+          <w:cs/>
+          <w:lang w:val="ar_AE" w:bidi="ar_AE"/>
+        </w:rPr>
+      </w:r>
+      <w:r>
+        <w:rPr>
+          <w:vertAlign w:val="superscript"/>
+          <w:rtl/>
+          <w:cs/>
           <w:lang w:val="ar_AE" w:bidi="ar_AE"/>
         </w:rPr>
         <w:t>10</w:t>
       </w:r>
       <w:r>
         <w:rPr>
+          <w:rtl/>
+          <w:cs/>
           <w:lang w:val="ar_AE" w:bidi="ar_AE"/>
         </w:rPr>
         <w:t xml:space="preserve"> أَنَا لِحَبِيبِي، وَإِلَيَّ ٱشْتِيَاقُهُ.</w:t>
       </w:r>
-      <w:r>
-        <w:rPr>
-          <w:lang w:val="ar_AE" w:bidi="ar_AE"/>
-        </w:rPr>
-      </w:r>
-      <w:r>
-        <w:rPr>
-          <w:lang w:val="ar_AE" w:bidi="ar_AE"/>
-        </w:rPr>
-      </w:r>
-    </w:p>
-    <w:p>
-      <w:pPr>
-        <w:bidi/>
-      </w:pPr>
-      <w:r>
-        <w:rPr>
-          <w:lang w:val="ar_AE" w:bidi="ar_AE"/>
-        </w:rPr>
-      </w:r>
-    </w:p>
-    <w:p>
-      <w:pPr>
-        <w:bidi/>
-      </w:pPr>
-      <w:r>
-        <w:rPr>
-          <w:lang w:val="ar_AE" w:bidi="ar_AE"/>
-        </w:rPr>
-      </w:r>
-      <w:r>
-        <w:rPr>
-          <w:vertAlign w:val="superscript"/>
+    </w:p>
+    <w:p>
+      <w:pPr>
+        <w:bidi/>
+      </w:pPr>
+      <w:r>
+        <w:rPr>
+          <w:rtl/>
+          <w:cs/>
+          <w:lang w:val="ar_AE" w:bidi="ar_AE"/>
+        </w:rPr>
+      </w:r>
+      <w:r>
+        <w:rPr>
+          <w:vertAlign w:val="superscript"/>
+          <w:rtl/>
+          <w:cs/>
           <w:lang w:val="ar_AE" w:bidi="ar_AE"/>
         </w:rPr>
         <w:t>11</w:t>
       </w:r>
       <w:r>
         <w:rPr>
+          <w:rtl/>
+          <w:cs/>
           <w:lang w:val="ar_AE" w:bidi="ar_AE"/>
         </w:rPr>
         <w:t xml:space="preserve"> تَعَالَ يَاحَبِيبِي لِنَخْرُجْ إِلَى ٱلْحَقْلِ، وَلْنَبِتْ فِي ٱلْقُرَى.</w:t>
       </w:r>
-      <w:r>
-        <w:rPr>
-          <w:lang w:val="ar_AE" w:bidi="ar_AE"/>
-        </w:rPr>
-      </w:r>
-      <w:r>
-        <w:rPr>
-          <w:lang w:val="ar_AE" w:bidi="ar_AE"/>
-        </w:rPr>
-      </w:r>
-    </w:p>
-    <w:p>
-      <w:pPr>
-        <w:bidi/>
-      </w:pPr>
-      <w:r>
-        <w:rPr>
-          <w:lang w:val="ar_AE" w:bidi="ar_AE"/>
-        </w:rPr>
-      </w:r>
-    </w:p>
-    <w:p>
-      <w:pPr>
-        <w:bidi/>
-      </w:pPr>
-      <w:r>
-        <w:rPr>
-          <w:lang w:val="ar_AE" w:bidi="ar_AE"/>
-        </w:rPr>
-      </w:r>
-      <w:r>
-        <w:rPr>
-          <w:vertAlign w:val="superscript"/>
+    </w:p>
+    <w:p>
+      <w:pPr>
+        <w:bidi/>
+      </w:pPr>
+      <w:r>
+        <w:rPr>
+          <w:rtl/>
+          <w:cs/>
+          <w:lang w:val="ar_AE" w:bidi="ar_AE"/>
+        </w:rPr>
+      </w:r>
+      <w:r>
+        <w:rPr>
+          <w:vertAlign w:val="superscript"/>
+          <w:rtl/>
+          <w:cs/>
           <w:lang w:val="ar_AE" w:bidi="ar_AE"/>
         </w:rPr>
         <w:t>12</w:t>
       </w:r>
       <w:r>
         <w:rPr>
+          <w:rtl/>
+          <w:cs/>
           <w:lang w:val="ar_AE" w:bidi="ar_AE"/>
         </w:rPr>
         <w:t xml:space="preserve"> لِنُبَكِّرَنَّ إِلَى ٱلْكُرُومِ، لِنَنْظُرَ: هَلْ أَزْهَرَ ٱلْكَرْمُ؟ هَلْ تَفَتَّحَ ٱلْقُعَالُ؟ هَلْ نَوَّرَ ٱلرُّمَّانُ؟ هُنَالِكَ أُعْطِيكَ حُبِّي.</w:t>
       </w:r>
-      <w:r>
-        <w:rPr>
-          <w:lang w:val="ar_AE" w:bidi="ar_AE"/>
-        </w:rPr>
-      </w:r>
-      <w:r>
-        <w:rPr>
-          <w:lang w:val="ar_AE" w:bidi="ar_AE"/>
-        </w:rPr>
-      </w:r>
-    </w:p>
-    <w:p>
-      <w:pPr>
-        <w:bidi/>
-      </w:pPr>
-      <w:r>
-        <w:rPr>
-          <w:lang w:val="ar_AE" w:bidi="ar_AE"/>
-        </w:rPr>
-      </w:r>
-    </w:p>
-    <w:p>
-      <w:pPr>
-        <w:bidi/>
-      </w:pPr>
-      <w:r>
-        <w:rPr>
-          <w:lang w:val="ar_AE" w:bidi="ar_AE"/>
-        </w:rPr>
-      </w:r>
-      <w:r>
-        <w:rPr>
-          <w:vertAlign w:val="superscript"/>
+    </w:p>
+    <w:p>
+      <w:pPr>
+        <w:bidi/>
+      </w:pPr>
+      <w:r>
+        <w:rPr>
+          <w:rtl/>
+          <w:cs/>
+          <w:lang w:val="ar_AE" w:bidi="ar_AE"/>
+        </w:rPr>
+      </w:r>
+      <w:r>
+        <w:rPr>
+          <w:vertAlign w:val="superscript"/>
+          <w:rtl/>
+          <w:cs/>
           <w:lang w:val="ar_AE" w:bidi="ar_AE"/>
         </w:rPr>
         <w:t>13</w:t>
       </w:r>
       <w:r>
         <w:rPr>
+          <w:rtl/>
+          <w:cs/>
           <w:lang w:val="ar_AE" w:bidi="ar_AE"/>
         </w:rPr>
         <w:t xml:space="preserve"> اَللُّفَّاحُ يَفُوحُ رَائِحَةً، وَعِنْدَ أَبْوَابِنَا كُلُّ ٱلنَّفَائِسِ مِنْ جَدِيدَةٍ وَقَدِيمَةٍ، ذَخَرْتُهَا لَكَ يَاحَبِيبِي.</w:t>
       </w:r>
-      <w:r>
-        <w:rPr>
-          <w:lang w:val="ar_AE" w:bidi="ar_AE"/>
-        </w:rPr>
-      </w:r>
-      <w:r>
-        <w:rPr>
-          <w:lang w:val="ar_AE" w:bidi="ar_AE"/>
-        </w:rPr>
-      </w:r>
-    </w:p>
-    <w:p>
-      <w:pPr>
-        <w:bidi/>
-      </w:pPr>
-      <w:r>
-        <w:rPr>
-          <w:lang w:val="ar_AE" w:bidi="ar_AE"/>
-        </w:rPr>
-      </w:r>
     </w:p>
     <w:p>
       <w:pPr>
@@ -4789,606 +3370,424 @@
       </w:pPr>
       <w:r>
         <w:rPr>
+          <w:rtl/>
+          <w:cs/>
           <w:lang w:val="ar_AE" w:bidi="ar_AE"/>
         </w:rPr>
         <w:t>Song of Songs 8:1</w:t>
       </w:r>
       <w:r>
         <w:rPr>
-          <w:lang w:val="ar_AE" w:bidi="ar_AE"/>
-        </w:rPr>
-      </w:r>
-    </w:p>
-    <w:p>
-      <w:pPr>
-        <w:bidi/>
-      </w:pPr>
-      <w:r>
-        <w:rPr>
-          <w:lang w:val="ar_AE" w:bidi="ar_AE"/>
-        </w:rPr>
-      </w:r>
-      <w:r>
-        <w:rPr>
-          <w:vertAlign w:val="superscript"/>
+          <w:rtl/>
+          <w:cs/>
+          <w:lang w:val="ar_AE" w:bidi="ar_AE"/>
+        </w:rPr>
+      </w:r>
+    </w:p>
+    <w:p>
+      <w:pPr>
+        <w:bidi/>
+      </w:pPr>
+      <w:r>
+        <w:rPr>
+          <w:rtl/>
+          <w:cs/>
+          <w:lang w:val="ar_AE" w:bidi="ar_AE"/>
+        </w:rPr>
+      </w:r>
+      <w:r>
+        <w:rPr>
+          <w:vertAlign w:val="superscript"/>
+          <w:rtl/>
+          <w:cs/>
           <w:lang w:val="ar_AE" w:bidi="ar_AE"/>
         </w:rPr>
         <w:t>1</w:t>
       </w:r>
       <w:r>
         <w:rPr>
+          <w:rtl/>
+          <w:cs/>
           <w:lang w:val="ar_AE" w:bidi="ar_AE"/>
         </w:rPr>
         <w:t xml:space="preserve"> لَيْتَكَ كَأَخٍ لِي ٱلرَّاضِعِ ثَدْيَيْ أُمِّي، فَأَجِدَكَ فِي ٱلْخَارِجِ وَأُقَبِّلَكَ وَلَا يُخْزُونَنِي.</w:t>
       </w:r>
-      <w:r>
-        <w:rPr>
-          <w:lang w:val="ar_AE" w:bidi="ar_AE"/>
-        </w:rPr>
-      </w:r>
-      <w:r>
-        <w:rPr>
-          <w:lang w:val="ar_AE" w:bidi="ar_AE"/>
-        </w:rPr>
-      </w:r>
-    </w:p>
-    <w:p>
-      <w:pPr>
-        <w:bidi/>
-      </w:pPr>
-      <w:r>
-        <w:rPr>
-          <w:lang w:val="ar_AE" w:bidi="ar_AE"/>
-        </w:rPr>
-      </w:r>
-    </w:p>
-    <w:p>
-      <w:pPr>
-        <w:bidi/>
-      </w:pPr>
-      <w:r>
-        <w:rPr>
-          <w:lang w:val="ar_AE" w:bidi="ar_AE"/>
-        </w:rPr>
-      </w:r>
-      <w:r>
-        <w:rPr>
-          <w:vertAlign w:val="superscript"/>
+    </w:p>
+    <w:p>
+      <w:pPr>
+        <w:bidi/>
+      </w:pPr>
+      <w:r>
+        <w:rPr>
+          <w:rtl/>
+          <w:cs/>
+          <w:lang w:val="ar_AE" w:bidi="ar_AE"/>
+        </w:rPr>
+      </w:r>
+      <w:r>
+        <w:rPr>
+          <w:vertAlign w:val="superscript"/>
+          <w:rtl/>
+          <w:cs/>
           <w:lang w:val="ar_AE" w:bidi="ar_AE"/>
         </w:rPr>
         <w:t>2</w:t>
       </w:r>
       <w:r>
         <w:rPr>
+          <w:rtl/>
+          <w:cs/>
           <w:lang w:val="ar_AE" w:bidi="ar_AE"/>
         </w:rPr>
         <w:t xml:space="preserve"> وَأَقُودُكَ وَأَدْخُلُ بِكَ بَيْتَ أُمِّي، وَهِيَ تُعَلِّمُنِي، فَأَسْقِيكَ مِنَ ٱلْخَمْرِ ٱلْمَمْزُوجَةِ مِنْ سُلَافِ رُمَّانِي.</w:t>
       </w:r>
-      <w:r>
-        <w:rPr>
-          <w:lang w:val="ar_AE" w:bidi="ar_AE"/>
-        </w:rPr>
-      </w:r>
-      <w:r>
-        <w:rPr>
-          <w:lang w:val="ar_AE" w:bidi="ar_AE"/>
-        </w:rPr>
-      </w:r>
-    </w:p>
-    <w:p>
-      <w:pPr>
-        <w:bidi/>
-      </w:pPr>
-      <w:r>
-        <w:rPr>
-          <w:lang w:val="ar_AE" w:bidi="ar_AE"/>
-        </w:rPr>
-      </w:r>
-    </w:p>
-    <w:p>
-      <w:pPr>
-        <w:bidi/>
-      </w:pPr>
-      <w:r>
-        <w:rPr>
-          <w:lang w:val="ar_AE" w:bidi="ar_AE"/>
-        </w:rPr>
-      </w:r>
-      <w:r>
-        <w:rPr>
-          <w:vertAlign w:val="superscript"/>
+    </w:p>
+    <w:p>
+      <w:pPr>
+        <w:bidi/>
+      </w:pPr>
+      <w:r>
+        <w:rPr>
+          <w:rtl/>
+          <w:cs/>
+          <w:lang w:val="ar_AE" w:bidi="ar_AE"/>
+        </w:rPr>
+      </w:r>
+      <w:r>
+        <w:rPr>
+          <w:vertAlign w:val="superscript"/>
+          <w:rtl/>
+          <w:cs/>
           <w:lang w:val="ar_AE" w:bidi="ar_AE"/>
         </w:rPr>
         <w:t>3</w:t>
       </w:r>
       <w:r>
         <w:rPr>
+          <w:rtl/>
+          <w:cs/>
           <w:lang w:val="ar_AE" w:bidi="ar_AE"/>
         </w:rPr>
         <w:t xml:space="preserve"> شِمَالُهُ تَحْتَ رَأْسِي، وَيَمِينُهُ تُعَانِقُنِي.</w:t>
       </w:r>
-      <w:r>
-        <w:rPr>
-          <w:lang w:val="ar_AE" w:bidi="ar_AE"/>
-        </w:rPr>
-      </w:r>
-      <w:r>
-        <w:rPr>
-          <w:lang w:val="ar_AE" w:bidi="ar_AE"/>
-        </w:rPr>
-      </w:r>
-    </w:p>
-    <w:p>
-      <w:pPr>
-        <w:bidi/>
-      </w:pPr>
-      <w:r>
-        <w:rPr>
-          <w:lang w:val="ar_AE" w:bidi="ar_AE"/>
-        </w:rPr>
-      </w:r>
-    </w:p>
-    <w:p>
-      <w:pPr>
-        <w:bidi/>
-      </w:pPr>
-      <w:r>
-        <w:rPr>
-          <w:lang w:val="ar_AE" w:bidi="ar_AE"/>
-        </w:rPr>
-      </w:r>
-      <w:r>
-        <w:rPr>
-          <w:vertAlign w:val="superscript"/>
+    </w:p>
+    <w:p>
+      <w:pPr>
+        <w:bidi/>
+      </w:pPr>
+      <w:r>
+        <w:rPr>
+          <w:rtl/>
+          <w:cs/>
+          <w:lang w:val="ar_AE" w:bidi="ar_AE"/>
+        </w:rPr>
+      </w:r>
+      <w:r>
+        <w:rPr>
+          <w:vertAlign w:val="superscript"/>
+          <w:rtl/>
+          <w:cs/>
           <w:lang w:val="ar_AE" w:bidi="ar_AE"/>
         </w:rPr>
         <w:t>4</w:t>
       </w:r>
       <w:r>
         <w:rPr>
+          <w:rtl/>
+          <w:cs/>
           <w:lang w:val="ar_AE" w:bidi="ar_AE"/>
         </w:rPr>
         <w:t xml:space="preserve"> أُحَلِّفُكُنَّ يَا بَنَاتِ أُورُشَلِيمَ أَلَّا تُيَقِّظْنَ وَلَا تُنَبِّهْنَ ٱلْحَبِيبَ حَتَّى يَشَاءَ.</w:t>
       </w:r>
-      <w:r>
-        <w:rPr>
-          <w:lang w:val="ar_AE" w:bidi="ar_AE"/>
-        </w:rPr>
-      </w:r>
-      <w:r>
-        <w:rPr>
-          <w:lang w:val="ar_AE" w:bidi="ar_AE"/>
-        </w:rPr>
-      </w:r>
-    </w:p>
-    <w:p>
-      <w:pPr>
-        <w:bidi/>
-      </w:pPr>
-      <w:r>
-        <w:rPr>
-          <w:lang w:val="ar_AE" w:bidi="ar_AE"/>
-        </w:rPr>
-      </w:r>
-    </w:p>
-    <w:p>
-      <w:pPr>
-        <w:bidi/>
-      </w:pPr>
-      <w:r>
-        <w:rPr>
-          <w:lang w:val="ar_AE" w:bidi="ar_AE"/>
-        </w:rPr>
-      </w:r>
-      <w:r>
-        <w:rPr>
-          <w:vertAlign w:val="superscript"/>
+    </w:p>
+    <w:p>
+      <w:pPr>
+        <w:bidi/>
+      </w:pPr>
+      <w:r>
+        <w:rPr>
+          <w:rtl/>
+          <w:cs/>
+          <w:lang w:val="ar_AE" w:bidi="ar_AE"/>
+        </w:rPr>
+      </w:r>
+      <w:r>
+        <w:rPr>
+          <w:vertAlign w:val="superscript"/>
+          <w:rtl/>
+          <w:cs/>
           <w:lang w:val="ar_AE" w:bidi="ar_AE"/>
         </w:rPr>
         <w:t>5</w:t>
       </w:r>
       <w:r>
         <w:rPr>
+          <w:rtl/>
+          <w:cs/>
           <w:lang w:val="ar_AE" w:bidi="ar_AE"/>
         </w:rPr>
         <w:t xml:space="preserve"> مَنْ هَذِهِ ٱلطَّالِعَةُ مِنَ ٱلْبَرِّيَّةِ مُسْتَنِدَةً عَلَى حَبِيبِهَا؟ تَحْتَ شَجَرَةِ ٱلتُّفَّاحِ شَوَّقْتُكَ، هُنَاكَ خَطَبَتْ لَكَ أُمُّكَ، هُنَاكَ خَطَبَتْ لَكَ وَالِدَتُكَ.</w:t>
       </w:r>
-      <w:r>
-        <w:rPr>
-          <w:lang w:val="ar_AE" w:bidi="ar_AE"/>
-        </w:rPr>
-      </w:r>
-      <w:r>
-        <w:rPr>
-          <w:lang w:val="ar_AE" w:bidi="ar_AE"/>
-        </w:rPr>
-      </w:r>
-    </w:p>
-    <w:p>
-      <w:pPr>
-        <w:bidi/>
-      </w:pPr>
-      <w:r>
-        <w:rPr>
-          <w:lang w:val="ar_AE" w:bidi="ar_AE"/>
-        </w:rPr>
-      </w:r>
-    </w:p>
-    <w:p>
-      <w:pPr>
-        <w:bidi/>
-      </w:pPr>
-      <w:r>
-        <w:rPr>
-          <w:lang w:val="ar_AE" w:bidi="ar_AE"/>
-        </w:rPr>
-      </w:r>
-      <w:r>
-        <w:rPr>
-          <w:vertAlign w:val="superscript"/>
+    </w:p>
+    <w:p>
+      <w:pPr>
+        <w:bidi/>
+      </w:pPr>
+      <w:r>
+        <w:rPr>
+          <w:rtl/>
+          <w:cs/>
+          <w:lang w:val="ar_AE" w:bidi="ar_AE"/>
+        </w:rPr>
+      </w:r>
+      <w:r>
+        <w:rPr>
+          <w:vertAlign w:val="superscript"/>
+          <w:rtl/>
+          <w:cs/>
           <w:lang w:val="ar_AE" w:bidi="ar_AE"/>
         </w:rPr>
         <w:t>6</w:t>
       </w:r>
       <w:r>
         <w:rPr>
+          <w:rtl/>
+          <w:cs/>
           <w:lang w:val="ar_AE" w:bidi="ar_AE"/>
         </w:rPr>
         <w:t xml:space="preserve"> اِجْعَلْنِي كَخَاتِمٍ عَلَى قَلْبِكَ، كَخَاتِمٍ عَلَى سَاعِدِكَ. لِأَنَّ ٱلْمَحَبَّةَ قَوِيَّةٌ كَٱلْمَوْتِ. ٱلْغَيْرَةُ قَاسِيَةٌ كَٱلْهَاوِيَةِ. لَهِيبُهَا لَهِيبُ نَارِ لَظَى ٱلرَّبِّ.</w:t>
       </w:r>
-      <w:r>
-        <w:rPr>
-          <w:lang w:val="ar_AE" w:bidi="ar_AE"/>
-        </w:rPr>
-      </w:r>
-      <w:r>
-        <w:rPr>
-          <w:lang w:val="ar_AE" w:bidi="ar_AE"/>
-        </w:rPr>
-      </w:r>
-    </w:p>
-    <w:p>
-      <w:pPr>
-        <w:bidi/>
-      </w:pPr>
-      <w:r>
-        <w:rPr>
-          <w:lang w:val="ar_AE" w:bidi="ar_AE"/>
-        </w:rPr>
-      </w:r>
-    </w:p>
-    <w:p>
-      <w:pPr>
-        <w:bidi/>
-      </w:pPr>
-      <w:r>
-        <w:rPr>
-          <w:lang w:val="ar_AE" w:bidi="ar_AE"/>
-        </w:rPr>
-      </w:r>
-      <w:r>
-        <w:rPr>
-          <w:vertAlign w:val="superscript"/>
+    </w:p>
+    <w:p>
+      <w:pPr>
+        <w:bidi/>
+      </w:pPr>
+      <w:r>
+        <w:rPr>
+          <w:rtl/>
+          <w:cs/>
+          <w:lang w:val="ar_AE" w:bidi="ar_AE"/>
+        </w:rPr>
+      </w:r>
+      <w:r>
+        <w:rPr>
+          <w:vertAlign w:val="superscript"/>
+          <w:rtl/>
+          <w:cs/>
           <w:lang w:val="ar_AE" w:bidi="ar_AE"/>
         </w:rPr>
         <w:t>7</w:t>
       </w:r>
       <w:r>
         <w:rPr>
+          <w:rtl/>
+          <w:cs/>
           <w:lang w:val="ar_AE" w:bidi="ar_AE"/>
         </w:rPr>
         <w:t xml:space="preserve"> مِيَاهٌ كَثِيرَةٌ لَا تَسْتَطِيعُ أَنْ تُطْفِئَ ٱلْمَحَبَّةَ، وَٱلسُّيُولُ لَا تَغْمُرُهَا. إِنْ أَعْطَى ٱلْإِنْسَانُ كُلَّ ثَرْوَةِ بَيْتِهِ بَدَلَ ٱلْمَحَبَّةِ، تُحْتَقَرُ ٱحْتِقَارًا.</w:t>
       </w:r>
-      <w:r>
-        <w:rPr>
-          <w:lang w:val="ar_AE" w:bidi="ar_AE"/>
-        </w:rPr>
-      </w:r>
-      <w:r>
-        <w:rPr>
-          <w:lang w:val="ar_AE" w:bidi="ar_AE"/>
-        </w:rPr>
-      </w:r>
-    </w:p>
-    <w:p>
-      <w:pPr>
-        <w:bidi/>
-      </w:pPr>
-      <w:r>
-        <w:rPr>
-          <w:lang w:val="ar_AE" w:bidi="ar_AE"/>
-        </w:rPr>
-      </w:r>
-    </w:p>
-    <w:p>
-      <w:pPr>
-        <w:bidi/>
-      </w:pPr>
-      <w:r>
-        <w:rPr>
-          <w:lang w:val="ar_AE" w:bidi="ar_AE"/>
-        </w:rPr>
-      </w:r>
-      <w:r>
-        <w:rPr>
-          <w:vertAlign w:val="superscript"/>
+    </w:p>
+    <w:p>
+      <w:pPr>
+        <w:bidi/>
+      </w:pPr>
+      <w:r>
+        <w:rPr>
+          <w:rtl/>
+          <w:cs/>
+          <w:lang w:val="ar_AE" w:bidi="ar_AE"/>
+        </w:rPr>
+      </w:r>
+      <w:r>
+        <w:rPr>
+          <w:vertAlign w:val="superscript"/>
+          <w:rtl/>
+          <w:cs/>
           <w:lang w:val="ar_AE" w:bidi="ar_AE"/>
         </w:rPr>
         <w:t>8</w:t>
       </w:r>
       <w:r>
         <w:rPr>
+          <w:rtl/>
+          <w:cs/>
           <w:lang w:val="ar_AE" w:bidi="ar_AE"/>
         </w:rPr>
         <w:t xml:space="preserve"> لَنَا أُخْتٌ صَغِيرَةٌ لَيْسَ لَهَا ثَدْيَانِ. فَمَاذَا نَصْنَعُ لِأُخْتِنَا فِي يَوْمٍ تُخْطَبُ؟</w:t>
       </w:r>
-      <w:r>
-        <w:rPr>
-          <w:lang w:val="ar_AE" w:bidi="ar_AE"/>
-        </w:rPr>
-      </w:r>
-      <w:r>
-        <w:rPr>
-          <w:lang w:val="ar_AE" w:bidi="ar_AE"/>
-        </w:rPr>
-      </w:r>
-    </w:p>
-    <w:p>
-      <w:pPr>
-        <w:bidi/>
-      </w:pPr>
-      <w:r>
-        <w:rPr>
-          <w:lang w:val="ar_AE" w:bidi="ar_AE"/>
-        </w:rPr>
-      </w:r>
-    </w:p>
-    <w:p>
-      <w:pPr>
-        <w:bidi/>
-      </w:pPr>
-      <w:r>
-        <w:rPr>
-          <w:lang w:val="ar_AE" w:bidi="ar_AE"/>
-        </w:rPr>
-      </w:r>
-      <w:r>
-        <w:rPr>
-          <w:vertAlign w:val="superscript"/>
+    </w:p>
+    <w:p>
+      <w:pPr>
+        <w:bidi/>
+      </w:pPr>
+      <w:r>
+        <w:rPr>
+          <w:rtl/>
+          <w:cs/>
+          <w:lang w:val="ar_AE" w:bidi="ar_AE"/>
+        </w:rPr>
+      </w:r>
+      <w:r>
+        <w:rPr>
+          <w:vertAlign w:val="superscript"/>
+          <w:rtl/>
+          <w:cs/>
           <w:lang w:val="ar_AE" w:bidi="ar_AE"/>
         </w:rPr>
         <w:t>9</w:t>
       </w:r>
       <w:r>
         <w:rPr>
+          <w:rtl/>
+          <w:cs/>
           <w:lang w:val="ar_AE" w:bidi="ar_AE"/>
         </w:rPr>
         <w:t xml:space="preserve"> إِنْ تَكُنْ سُورًا فَنَبْنِي عَلَيْهَا بُرْجَ فِضَّةٍ. وَإِنْ تَكُنْ بَابًا فَنَحْصُرُهَا بِأَلْوَاحِ أَرْزٍ.</w:t>
       </w:r>
-      <w:r>
-        <w:rPr>
-          <w:lang w:val="ar_AE" w:bidi="ar_AE"/>
-        </w:rPr>
-      </w:r>
-      <w:r>
-        <w:rPr>
-          <w:lang w:val="ar_AE" w:bidi="ar_AE"/>
-        </w:rPr>
-      </w:r>
-    </w:p>
-    <w:p>
-      <w:pPr>
-        <w:bidi/>
-      </w:pPr>
-      <w:r>
-        <w:rPr>
-          <w:lang w:val="ar_AE" w:bidi="ar_AE"/>
-        </w:rPr>
-      </w:r>
-    </w:p>
-    <w:p>
-      <w:pPr>
-        <w:bidi/>
-      </w:pPr>
-      <w:r>
-        <w:rPr>
-          <w:lang w:val="ar_AE" w:bidi="ar_AE"/>
-        </w:rPr>
-      </w:r>
-      <w:r>
-        <w:rPr>
-          <w:vertAlign w:val="superscript"/>
+    </w:p>
+    <w:p>
+      <w:pPr>
+        <w:bidi/>
+      </w:pPr>
+      <w:r>
+        <w:rPr>
+          <w:rtl/>
+          <w:cs/>
+          <w:lang w:val="ar_AE" w:bidi="ar_AE"/>
+        </w:rPr>
+      </w:r>
+      <w:r>
+        <w:rPr>
+          <w:vertAlign w:val="superscript"/>
+          <w:rtl/>
+          <w:cs/>
           <w:lang w:val="ar_AE" w:bidi="ar_AE"/>
         </w:rPr>
         <w:t>10</w:t>
       </w:r>
       <w:r>
         <w:rPr>
+          <w:rtl/>
+          <w:cs/>
           <w:lang w:val="ar_AE" w:bidi="ar_AE"/>
         </w:rPr>
         <w:t xml:space="preserve"> أَنَا سُورٌ وَثَدْيَايَ كَبُرْجَيْنِ. حِينَئِذٍ كُنْتُ فِي عَيْنَيْهِ كَوَاجِدَةٍ سَلَامَةً.</w:t>
       </w:r>
-      <w:r>
-        <w:rPr>
-          <w:lang w:val="ar_AE" w:bidi="ar_AE"/>
-        </w:rPr>
-      </w:r>
-      <w:r>
-        <w:rPr>
-          <w:lang w:val="ar_AE" w:bidi="ar_AE"/>
-        </w:rPr>
-      </w:r>
-    </w:p>
-    <w:p>
-      <w:pPr>
-        <w:bidi/>
-      </w:pPr>
-      <w:r>
-        <w:rPr>
-          <w:lang w:val="ar_AE" w:bidi="ar_AE"/>
-        </w:rPr>
-      </w:r>
-    </w:p>
-    <w:p>
-      <w:pPr>
-        <w:bidi/>
-      </w:pPr>
-      <w:r>
-        <w:rPr>
-          <w:lang w:val="ar_AE" w:bidi="ar_AE"/>
-        </w:rPr>
-      </w:r>
-      <w:r>
-        <w:rPr>
-          <w:vertAlign w:val="superscript"/>
+    </w:p>
+    <w:p>
+      <w:pPr>
+        <w:bidi/>
+      </w:pPr>
+      <w:r>
+        <w:rPr>
+          <w:rtl/>
+          <w:cs/>
+          <w:lang w:val="ar_AE" w:bidi="ar_AE"/>
+        </w:rPr>
+      </w:r>
+      <w:r>
+        <w:rPr>
+          <w:vertAlign w:val="superscript"/>
+          <w:rtl/>
+          <w:cs/>
           <w:lang w:val="ar_AE" w:bidi="ar_AE"/>
         </w:rPr>
         <w:t>11</w:t>
       </w:r>
       <w:r>
         <w:rPr>
+          <w:rtl/>
+          <w:cs/>
           <w:lang w:val="ar_AE" w:bidi="ar_AE"/>
         </w:rPr>
         <w:t xml:space="preserve"> كَانَ لِسُلَيْمَانَ كَرْمٌ فِي بَعْلَ هَامُونَ. دَفَعَ ٱلْكَرْمَ إِلَى نَوَاطِيرَ، كُلُّ وَاحِدٍ يُؤَدِّي عَنْ ثَمَرِهِ أَلْفًا مِنَ ٱلْفِضَّةِ.</w:t>
       </w:r>
-      <w:r>
-        <w:rPr>
-          <w:lang w:val="ar_AE" w:bidi="ar_AE"/>
-        </w:rPr>
-      </w:r>
-      <w:r>
-        <w:rPr>
-          <w:lang w:val="ar_AE" w:bidi="ar_AE"/>
-        </w:rPr>
-      </w:r>
-    </w:p>
-    <w:p>
-      <w:pPr>
-        <w:bidi/>
-      </w:pPr>
-      <w:r>
-        <w:rPr>
-          <w:lang w:val="ar_AE" w:bidi="ar_AE"/>
-        </w:rPr>
-      </w:r>
-    </w:p>
-    <w:p>
-      <w:pPr>
-        <w:bidi/>
-      </w:pPr>
-      <w:r>
-        <w:rPr>
-          <w:lang w:val="ar_AE" w:bidi="ar_AE"/>
-        </w:rPr>
-      </w:r>
-      <w:r>
-        <w:rPr>
-          <w:vertAlign w:val="superscript"/>
+    </w:p>
+    <w:p>
+      <w:pPr>
+        <w:bidi/>
+      </w:pPr>
+      <w:r>
+        <w:rPr>
+          <w:rtl/>
+          <w:cs/>
+          <w:lang w:val="ar_AE" w:bidi="ar_AE"/>
+        </w:rPr>
+      </w:r>
+      <w:r>
+        <w:rPr>
+          <w:vertAlign w:val="superscript"/>
+          <w:rtl/>
+          <w:cs/>
           <w:lang w:val="ar_AE" w:bidi="ar_AE"/>
         </w:rPr>
         <w:t>12</w:t>
       </w:r>
       <w:r>
         <w:rPr>
+          <w:rtl/>
+          <w:cs/>
           <w:lang w:val="ar_AE" w:bidi="ar_AE"/>
         </w:rPr>
         <w:t xml:space="preserve"> كَرْمِي ٱلَّذِي لِي هُوَ أَمَامِي. ٱلْأَلْفُ لَكَ يَا سُلَيْمَانُ، وَمِئَتَانِ لِنَوَاطِيرِ ٱلثَّمَرِ.</w:t>
       </w:r>
-      <w:r>
-        <w:rPr>
-          <w:lang w:val="ar_AE" w:bidi="ar_AE"/>
-        </w:rPr>
-      </w:r>
-      <w:r>
-        <w:rPr>
-          <w:lang w:val="ar_AE" w:bidi="ar_AE"/>
-        </w:rPr>
-      </w:r>
-    </w:p>
-    <w:p>
-      <w:pPr>
-        <w:bidi/>
-      </w:pPr>
-      <w:r>
-        <w:rPr>
-          <w:lang w:val="ar_AE" w:bidi="ar_AE"/>
-        </w:rPr>
-      </w:r>
-    </w:p>
-    <w:p>
-      <w:pPr>
-        <w:bidi/>
-      </w:pPr>
-      <w:r>
-        <w:rPr>
-          <w:lang w:val="ar_AE" w:bidi="ar_AE"/>
-        </w:rPr>
-      </w:r>
-      <w:r>
-        <w:rPr>
-          <w:vertAlign w:val="superscript"/>
+    </w:p>
+    <w:p>
+      <w:pPr>
+        <w:bidi/>
+      </w:pPr>
+      <w:r>
+        <w:rPr>
+          <w:rtl/>
+          <w:cs/>
+          <w:lang w:val="ar_AE" w:bidi="ar_AE"/>
+        </w:rPr>
+      </w:r>
+      <w:r>
+        <w:rPr>
+          <w:vertAlign w:val="superscript"/>
+          <w:rtl/>
+          <w:cs/>
           <w:lang w:val="ar_AE" w:bidi="ar_AE"/>
         </w:rPr>
         <w:t>13</w:t>
       </w:r>
       <w:r>
         <w:rPr>
+          <w:rtl/>
+          <w:cs/>
           <w:lang w:val="ar_AE" w:bidi="ar_AE"/>
         </w:rPr>
         <w:t xml:space="preserve"> أَيَّتُهَا ٱلْجَالِسَةُ فِي ٱلْجَنَّاتِ، ٱلْأَصْحَابُ يَسْمَعُونَ صَوْتَكِ، فَأَسْمِعِينِي.</w:t>
       </w:r>
-      <w:r>
-        <w:rPr>
-          <w:lang w:val="ar_AE" w:bidi="ar_AE"/>
-        </w:rPr>
-      </w:r>
-      <w:r>
-        <w:rPr>
-          <w:lang w:val="ar_AE" w:bidi="ar_AE"/>
-        </w:rPr>
-      </w:r>
-    </w:p>
-    <w:p>
-      <w:pPr>
-        <w:bidi/>
-      </w:pPr>
-      <w:r>
-        <w:rPr>
-          <w:lang w:val="ar_AE" w:bidi="ar_AE"/>
-        </w:rPr>
-      </w:r>
-    </w:p>
-    <w:p>
-      <w:pPr>
-        <w:bidi/>
-      </w:pPr>
-      <w:r>
-        <w:rPr>
-          <w:lang w:val="ar_AE" w:bidi="ar_AE"/>
-        </w:rPr>
-      </w:r>
-      <w:r>
-        <w:rPr>
-          <w:vertAlign w:val="superscript"/>
+    </w:p>
+    <w:p>
+      <w:pPr>
+        <w:bidi/>
+      </w:pPr>
+      <w:r>
+        <w:rPr>
+          <w:rtl/>
+          <w:cs/>
+          <w:lang w:val="ar_AE" w:bidi="ar_AE"/>
+        </w:rPr>
+      </w:r>
+      <w:r>
+        <w:rPr>
+          <w:vertAlign w:val="superscript"/>
+          <w:rtl/>
+          <w:cs/>
           <w:lang w:val="ar_AE" w:bidi="ar_AE"/>
         </w:rPr>
         <w:t>14</w:t>
       </w:r>
       <w:r>
         <w:rPr>
+          <w:rtl/>
+          <w:cs/>
           <w:lang w:val="ar_AE" w:bidi="ar_AE"/>
         </w:rPr>
         <w:t xml:space="preserve"> اُهْرُبْ يَا حَبِيبِي، وَكُنْ كَٱلظَّبْيِ أَوْ كَغُفْرِ ٱلْأَيَائِلِ عَلَى جِبَالِ ٱلْأَطْيَابِ.</w:t>
-      </w:r>
-      <w:r>
-        <w:rPr>
-          <w:lang w:val="ar_AE" w:bidi="ar_AE"/>
-        </w:rPr>
-      </w:r>
-      <w:r>
-        <w:rPr>
-          <w:lang w:val="ar_AE" w:bidi="ar_AE"/>
-        </w:rPr>
       </w:r>
     </w:p>
     <w:sectPr>
